--- a/Tests_Hasanova.docx
+++ b/Tests_Hasanova.docx
@@ -343,6 +343,8 @@
               </w:rPr>
               <w:t>»</w:t>
             </w:r>
+            <w:bookmarkStart w:id="0" w:name="_GoBack"/>
+            <w:bookmarkEnd w:id="0"/>
           </w:p>
         </w:tc>
       </w:tr>
@@ -2307,15 +2309,7 @@
                 <w:sz w:val="28"/>
                 <w:szCs w:val="28"/>
               </w:rPr>
-              <w:t>Открыт</w:t>
-            </w:r>
-            <w:r>
-              <w:rPr>
-                <w:rFonts w:ascii="Times New Roman" w:hAnsi="Times New Roman"/>
-                <w:sz w:val="28"/>
-                <w:szCs w:val="28"/>
-              </w:rPr>
-              <w:t>а</w:t>
+              <w:t>Открыта</w:t>
             </w:r>
             <w:r>
               <w:rPr>
@@ -4084,15 +4078,7 @@
                 <w:sz w:val="28"/>
                 <w:szCs w:val="28"/>
               </w:rPr>
-              <w:t xml:space="preserve"> </w:t>
-            </w:r>
-            <w:r>
-              <w:rPr>
-                <w:rFonts w:ascii="Times New Roman" w:hAnsi="Times New Roman"/>
-                <w:sz w:val="28"/>
-                <w:szCs w:val="28"/>
-              </w:rPr>
-              <w:t>Открыта страница https://service.nalog.ru/payment/#fl</w:t>
+              <w:t xml:space="preserve"> Открыта страница https://service.nalog.ru/payment/#fl</w:t>
             </w:r>
           </w:p>
           <w:p>
@@ -5171,13 +5157,6 @@
             </w:r>
           </w:p>
           <w:p>
-            <w:pPr>
-              <w:rPr>
-                <w:rFonts w:ascii="Times New Roman" w:hAnsi="Times New Roman"/>
-                <w:sz w:val="28"/>
-                <w:szCs w:val="28"/>
-              </w:rPr>
-            </w:pPr>
             <w:r>
               <w:rPr>
                 <w:rFonts w:ascii="Times New Roman" w:hAnsi="Times New Roman"/>
@@ -5206,6 +5185,33 @@
               <w:t xml:space="preserve"> </w:t>
             </w:r>
             <w:r>
+              <w:t xml:space="preserve"> </w:t>
+            </w:r>
+            <w:r>
+              <w:rPr>
+                <w:rFonts w:ascii="Times New Roman" w:hAnsi="Times New Roman"/>
+                <w:sz w:val="28"/>
+              </w:rPr>
+              <w:t>Кликнуть Плата за предоставление информации из реестра дисквалифицированных лиц</w:t>
+            </w:r>
+          </w:p>
+          <w:p>
+            <w:pPr>
+              <w:rPr>
+                <w:rFonts w:ascii="Times New Roman" w:hAnsi="Times New Roman"/>
+                <w:sz w:val="28"/>
+                <w:szCs w:val="28"/>
+              </w:rPr>
+            </w:pPr>
+            <w:r>
+              <w:rPr>
+                <w:rFonts w:ascii="Times New Roman" w:hAnsi="Times New Roman"/>
+                <w:sz w:val="28"/>
+                <w:szCs w:val="28"/>
+              </w:rPr>
+              <w:t xml:space="preserve">8. </w:t>
+            </w:r>
+            <w:r>
               <w:rPr>
                 <w:rFonts w:ascii="Times New Roman" w:hAnsi="Times New Roman"/>
                 <w:sz w:val="28"/>
@@ -5282,7 +5288,15 @@
                 <w:sz w:val="28"/>
                 <w:szCs w:val="28"/>
               </w:rPr>
-              <w:t>8.</w:t>
+              <w:t>9</w:t>
+            </w:r>
+            <w:r>
+              <w:rPr>
+                <w:rFonts w:ascii="Times New Roman" w:hAnsi="Times New Roman"/>
+                <w:sz w:val="28"/>
+                <w:szCs w:val="28"/>
+              </w:rPr>
+              <w:t>.</w:t>
             </w:r>
             <w:r>
               <w:t xml:space="preserve"> </w:t>
@@ -5310,7 +5324,7 @@
                 <w:sz w:val="28"/>
                 <w:szCs w:val="28"/>
               </w:rPr>
-              <w:t>9</w:t>
+              <w:t>10</w:t>
             </w:r>
             <w:r>
               <w:rPr>
@@ -5321,6 +5335,100 @@
               <w:t xml:space="preserve">. </w:t>
             </w:r>
             <w:r>
+              <w:rPr>
+                <w:rFonts w:ascii="Times New Roman" w:hAnsi="Times New Roman"/>
+                <w:sz w:val="28"/>
+                <w:szCs w:val="28"/>
+              </w:rPr>
+              <w:t>Кликнуть Платеж</w:t>
+            </w:r>
+          </w:p>
+          <w:p>
+            <w:pPr>
+              <w:rPr>
+                <w:rFonts w:ascii="Times New Roman" w:hAnsi="Times New Roman"/>
+                <w:sz w:val="28"/>
+                <w:szCs w:val="28"/>
+              </w:rPr>
+            </w:pPr>
+            <w:r>
+              <w:rPr>
+                <w:rFonts w:ascii="Times New Roman" w:hAnsi="Times New Roman"/>
+                <w:sz w:val="28"/>
+                <w:szCs w:val="28"/>
+              </w:rPr>
+              <w:t>11. Н</w:t>
+            </w:r>
+            <w:r>
+              <w:rPr>
+                <w:rFonts w:ascii="Times New Roman" w:hAnsi="Times New Roman"/>
+                <w:sz w:val="28"/>
+                <w:szCs w:val="28"/>
+              </w:rPr>
+              <w:t xml:space="preserve">ажать кнопку </w:t>
+            </w:r>
+            <w:proofErr w:type="gramStart"/>
+            <w:r>
+              <w:rPr>
+                <w:rFonts w:ascii="Times New Roman" w:hAnsi="Times New Roman"/>
+                <w:sz w:val="28"/>
+                <w:szCs w:val="28"/>
+              </w:rPr>
+              <w:t>« Далее</w:t>
+            </w:r>
+            <w:proofErr w:type="gramEnd"/>
+            <w:r>
+              <w:rPr>
+                <w:rFonts w:ascii="Times New Roman" w:hAnsi="Times New Roman"/>
+                <w:sz w:val="28"/>
+                <w:szCs w:val="28"/>
+              </w:rPr>
+              <w:t>»</w:t>
+            </w:r>
+          </w:p>
+          <w:p>
+            <w:pPr>
+              <w:rPr>
+                <w:rFonts w:ascii="Times New Roman" w:hAnsi="Times New Roman"/>
+                <w:sz w:val="28"/>
+                <w:szCs w:val="28"/>
+              </w:rPr>
+            </w:pPr>
+          </w:p>
+          <w:p>
+            <w:pPr>
+              <w:rPr>
+                <w:rFonts w:ascii="Times New Roman" w:hAnsi="Times New Roman"/>
+                <w:sz w:val="28"/>
+                <w:szCs w:val="28"/>
+              </w:rPr>
+            </w:pPr>
+          </w:p>
+          <w:p>
+            <w:pPr>
+              <w:rPr>
+                <w:rFonts w:ascii="Times New Roman" w:hAnsi="Times New Roman"/>
+                <w:sz w:val="28"/>
+                <w:szCs w:val="28"/>
+              </w:rPr>
+            </w:pPr>
+            <w:r>
+              <w:rPr>
+                <w:rFonts w:ascii="Times New Roman" w:hAnsi="Times New Roman"/>
+                <w:sz w:val="28"/>
+                <w:szCs w:val="28"/>
+              </w:rPr>
+              <w:t>12</w:t>
+            </w:r>
+            <w:r>
+              <w:rPr>
+                <w:rFonts w:ascii="Times New Roman" w:hAnsi="Times New Roman"/>
+                <w:sz w:val="28"/>
+                <w:szCs w:val="28"/>
+              </w:rPr>
+              <w:t xml:space="preserve">. </w:t>
+            </w:r>
+            <w:r>
               <w:t xml:space="preserve"> </w:t>
             </w:r>
             <w:r>
@@ -5329,6 +5437,183 @@
                 <w:sz w:val="28"/>
                 <w:szCs w:val="28"/>
               </w:rPr>
+              <w:t xml:space="preserve">Нажать кнопку </w:t>
+            </w:r>
+            <w:r>
+              <w:rPr>
+                <w:rFonts w:ascii="Times New Roman" w:hAnsi="Times New Roman"/>
+                <w:sz w:val="28"/>
+                <w:szCs w:val="28"/>
+                <w:lang w:val="en-US"/>
+              </w:rPr>
+              <w:t>Dropdown</w:t>
+            </w:r>
+            <w:r>
+              <w:rPr>
+                <w:rFonts w:ascii="Times New Roman" w:hAnsi="Times New Roman"/>
+                <w:sz w:val="28"/>
+                <w:szCs w:val="28"/>
+              </w:rPr>
+              <w:t xml:space="preserve"> </w:t>
+            </w:r>
+            <w:r>
+              <w:rPr>
+                <w:rFonts w:ascii="Times New Roman" w:hAnsi="Times New Roman"/>
+                <w:sz w:val="28"/>
+                <w:szCs w:val="28"/>
+                <w:lang w:val="en-US"/>
+              </w:rPr>
+              <w:t>arrow</w:t>
+            </w:r>
+            <w:r>
+              <w:rPr>
+                <w:rFonts w:ascii="Times New Roman" w:hAnsi="Times New Roman"/>
+                <w:sz w:val="28"/>
+                <w:szCs w:val="28"/>
+              </w:rPr>
+              <w:t xml:space="preserve"> (</w:t>
+            </w:r>
+            <w:proofErr w:type="gramStart"/>
+            <w:r>
+              <w:rPr>
+                <w:rFonts w:ascii="Times New Roman" w:hAnsi="Times New Roman"/>
+                <w:sz w:val="28"/>
+                <w:szCs w:val="28"/>
+              </w:rPr>
+              <w:t>стрелка</w:t>
+            </w:r>
+            <w:proofErr w:type="gramEnd"/>
+            <w:r>
+              <w:rPr>
+                <w:rFonts w:ascii="Times New Roman" w:hAnsi="Times New Roman"/>
+                <w:sz w:val="28"/>
+                <w:szCs w:val="28"/>
+              </w:rPr>
+              <w:t xml:space="preserve"> раскрывающегося меню) поля Регион</w:t>
+            </w:r>
+          </w:p>
+          <w:p>
+            <w:pPr>
+              <w:rPr>
+                <w:rFonts w:ascii="Times New Roman" w:hAnsi="Times New Roman"/>
+                <w:sz w:val="28"/>
+                <w:szCs w:val="28"/>
+              </w:rPr>
+            </w:pPr>
+            <w:r>
+              <w:rPr>
+                <w:rFonts w:ascii="Times New Roman" w:hAnsi="Times New Roman"/>
+                <w:sz w:val="28"/>
+                <w:szCs w:val="28"/>
+              </w:rPr>
+              <w:t>1</w:t>
+            </w:r>
+            <w:r>
+              <w:rPr>
+                <w:rFonts w:ascii="Times New Roman" w:hAnsi="Times New Roman"/>
+                <w:sz w:val="28"/>
+                <w:szCs w:val="28"/>
+              </w:rPr>
+              <w:t>3</w:t>
+            </w:r>
+            <w:r>
+              <w:rPr>
+                <w:rFonts w:ascii="Times New Roman" w:hAnsi="Times New Roman"/>
+                <w:sz w:val="28"/>
+                <w:szCs w:val="28"/>
+              </w:rPr>
+              <w:t xml:space="preserve">. </w:t>
+            </w:r>
+            <w:r>
+              <w:t xml:space="preserve"> </w:t>
+            </w:r>
+            <w:r>
+              <w:rPr>
+                <w:rFonts w:ascii="Times New Roman" w:hAnsi="Times New Roman"/>
+                <w:sz w:val="28"/>
+                <w:szCs w:val="28"/>
+              </w:rPr>
+              <w:t>Выбрать 02 из всплывающего меню</w:t>
+            </w:r>
+          </w:p>
+          <w:p>
+            <w:pPr>
+              <w:rPr>
+                <w:rFonts w:ascii="Times New Roman" w:hAnsi="Times New Roman"/>
+                <w:sz w:val="28"/>
+                <w:szCs w:val="28"/>
+              </w:rPr>
+            </w:pPr>
+          </w:p>
+          <w:p>
+            <w:pPr>
+              <w:rPr>
+                <w:rFonts w:ascii="Times New Roman" w:hAnsi="Times New Roman"/>
+                <w:sz w:val="28"/>
+                <w:szCs w:val="28"/>
+              </w:rPr>
+            </w:pPr>
+            <w:r>
+              <w:rPr>
+                <w:rFonts w:ascii="Times New Roman" w:hAnsi="Times New Roman"/>
+                <w:sz w:val="28"/>
+                <w:szCs w:val="28"/>
+              </w:rPr>
+              <w:t xml:space="preserve">14. </w:t>
+            </w:r>
+            <w:r>
+              <w:t xml:space="preserve"> </w:t>
+            </w:r>
+            <w:r>
+              <w:rPr>
+                <w:rFonts w:ascii="Times New Roman" w:hAnsi="Times New Roman"/>
+                <w:sz w:val="28"/>
+                <w:szCs w:val="28"/>
+              </w:rPr>
+              <w:t>Кликнуть 02 - БАШКОРТОСТАН РЕСП</w:t>
+            </w:r>
+          </w:p>
+          <w:p>
+            <w:pPr>
+              <w:rPr>
+                <w:rFonts w:ascii="Times New Roman" w:hAnsi="Times New Roman"/>
+                <w:sz w:val="28"/>
+                <w:szCs w:val="28"/>
+              </w:rPr>
+            </w:pPr>
+            <w:r>
+              <w:rPr>
+                <w:rFonts w:ascii="Times New Roman" w:hAnsi="Times New Roman"/>
+                <w:sz w:val="28"/>
+                <w:szCs w:val="28"/>
+              </w:rPr>
+              <w:t>1</w:t>
+            </w:r>
+            <w:r>
+              <w:rPr>
+                <w:rFonts w:ascii="Times New Roman" w:hAnsi="Times New Roman"/>
+                <w:sz w:val="28"/>
+                <w:szCs w:val="28"/>
+              </w:rPr>
+              <w:t>5</w:t>
+            </w:r>
+            <w:r>
+              <w:rPr>
+                <w:rFonts w:ascii="Times New Roman" w:hAnsi="Times New Roman"/>
+                <w:sz w:val="28"/>
+                <w:szCs w:val="28"/>
+              </w:rPr>
+              <w:t xml:space="preserve">. </w:t>
+            </w:r>
+            <w:r>
+              <w:t xml:space="preserve"> </w:t>
+            </w:r>
+            <w:r>
+              <w:rPr>
+                <w:rFonts w:ascii="Times New Roman" w:hAnsi="Times New Roman"/>
+                <w:sz w:val="28"/>
+                <w:szCs w:val="28"/>
+              </w:rPr>
               <w:t xml:space="preserve">нажать кнопку </w:t>
             </w:r>
             <w:proofErr w:type="gramStart"/>
@@ -5367,22 +5652,29 @@
                 <w:szCs w:val="28"/>
               </w:rPr>
             </w:pPr>
-          </w:p>
-          <w:p>
-            <w:pPr>
-              <w:rPr>
-                <w:rFonts w:ascii="Times New Roman" w:hAnsi="Times New Roman"/>
-                <w:sz w:val="28"/>
-                <w:szCs w:val="28"/>
-              </w:rPr>
-            </w:pPr>
-            <w:r>
-              <w:rPr>
-                <w:rFonts w:ascii="Times New Roman" w:hAnsi="Times New Roman"/>
-                <w:sz w:val="28"/>
-                <w:szCs w:val="28"/>
-              </w:rPr>
-              <w:t xml:space="preserve">10. </w:t>
+            <w:r>
+              <w:rPr>
+                <w:rFonts w:ascii="Times New Roman" w:hAnsi="Times New Roman"/>
+                <w:sz w:val="28"/>
+                <w:szCs w:val="28"/>
+              </w:rPr>
+              <w:t>1</w:t>
+            </w:r>
+            <w:r>
+              <w:rPr>
+                <w:rFonts w:ascii="Times New Roman" w:hAnsi="Times New Roman"/>
+                <w:sz w:val="28"/>
+                <w:szCs w:val="28"/>
+              </w:rPr>
+              <w:t>6</w:t>
+            </w:r>
+            <w:r>
+              <w:rPr>
+                <w:rFonts w:ascii="Times New Roman" w:hAnsi="Times New Roman"/>
+                <w:sz w:val="28"/>
+                <w:szCs w:val="28"/>
+              </w:rPr>
+              <w:t>.</w:t>
             </w:r>
             <w:r>
               <w:t xml:space="preserve"> </w:t>
@@ -5393,23 +5685,27 @@
                 <w:sz w:val="28"/>
                 <w:szCs w:val="28"/>
               </w:rPr>
-              <w:t xml:space="preserve">Нажать кнопку </w:t>
-            </w:r>
-            <w:r>
-              <w:rPr>
-                <w:rFonts w:ascii="Times New Roman" w:hAnsi="Times New Roman"/>
-                <w:sz w:val="28"/>
-                <w:szCs w:val="28"/>
-                <w:lang w:val="en-US"/>
-              </w:rPr>
-              <w:t>Dropdown</w:t>
-            </w:r>
-            <w:r>
-              <w:rPr>
-                <w:rFonts w:ascii="Times New Roman" w:hAnsi="Times New Roman"/>
-                <w:sz w:val="28"/>
-                <w:szCs w:val="28"/>
-              </w:rPr>
+              <w:t>Заполнить форму данными</w:t>
+            </w:r>
+          </w:p>
+          <w:p>
+            <w:pPr>
+              <w:rPr>
+                <w:rFonts w:ascii="Times New Roman" w:hAnsi="Times New Roman"/>
+                <w:sz w:val="28"/>
+                <w:szCs w:val="28"/>
+              </w:rPr>
+            </w:pPr>
+            <w:proofErr w:type="gramStart"/>
+            <w:r>
+              <w:rPr>
+                <w:rFonts w:ascii="Times New Roman" w:hAnsi="Times New Roman"/>
+                <w:sz w:val="28"/>
+                <w:szCs w:val="28"/>
+              </w:rPr>
+              <w:t xml:space="preserve">ФИО </w:t>
+            </w:r>
+            <w:r>
               <w:t xml:space="preserve"> </w:t>
             </w:r>
             <w:r>
@@ -5417,18 +5713,46 @@
                 <w:rFonts w:ascii="Times New Roman" w:hAnsi="Times New Roman"/>
                 <w:sz w:val="28"/>
                 <w:szCs w:val="28"/>
-                <w:lang w:val="en-US"/>
-              </w:rPr>
-              <w:t>arrow</w:t>
-            </w:r>
-            <w:r>
-              <w:rPr>
-                <w:rFonts w:ascii="Times New Roman" w:hAnsi="Times New Roman"/>
-                <w:sz w:val="28"/>
-                <w:szCs w:val="28"/>
-              </w:rPr>
-              <w:t xml:space="preserve"> (</w:t>
-            </w:r>
+              </w:rPr>
+              <w:t>Хасанова</w:t>
+            </w:r>
+            <w:proofErr w:type="gramEnd"/>
+            <w:r>
+              <w:rPr>
+                <w:rFonts w:ascii="Times New Roman" w:hAnsi="Times New Roman"/>
+                <w:sz w:val="28"/>
+                <w:szCs w:val="28"/>
+              </w:rPr>
+              <w:t xml:space="preserve"> </w:t>
+            </w:r>
+            <w:proofErr w:type="spellStart"/>
+            <w:r>
+              <w:rPr>
+                <w:rFonts w:ascii="Times New Roman" w:hAnsi="Times New Roman"/>
+                <w:sz w:val="28"/>
+                <w:szCs w:val="28"/>
+              </w:rPr>
+              <w:t>Гульчачак</w:t>
+            </w:r>
+            <w:proofErr w:type="spellEnd"/>
+            <w:r>
+              <w:rPr>
+                <w:rFonts w:ascii="Times New Roman" w:hAnsi="Times New Roman"/>
+                <w:sz w:val="28"/>
+                <w:szCs w:val="28"/>
+              </w:rPr>
+              <w:t xml:space="preserve"> Валериевна</w:t>
+            </w:r>
+          </w:p>
+          <w:p>
+            <w:pPr>
+              <w:rPr>
+                <w:rFonts w:ascii="Times New Roman" w:hAnsi="Times New Roman"/>
+                <w:b/>
+                <w:sz w:val="28"/>
+                <w:szCs w:val="28"/>
+              </w:rPr>
+            </w:pPr>
             <w:proofErr w:type="gramStart"/>
             <w:r>
               <w:rPr>
@@ -5436,33 +5760,52 @@
                 <w:sz w:val="28"/>
                 <w:szCs w:val="28"/>
               </w:rPr>
-              <w:t>стрелка</w:t>
+              <w:t xml:space="preserve">ИНН </w:t>
+            </w:r>
+            <w:r>
+              <w:t xml:space="preserve"> </w:t>
+            </w:r>
+            <w:r>
+              <w:rPr>
+                <w:rFonts w:ascii="Times New Roman" w:hAnsi="Times New Roman"/>
+                <w:sz w:val="28"/>
+                <w:szCs w:val="28"/>
+              </w:rPr>
+              <w:t>026006198150</w:t>
             </w:r>
             <w:proofErr w:type="gramEnd"/>
-            <w:r>
-              <w:rPr>
-                <w:rFonts w:ascii="Times New Roman" w:hAnsi="Times New Roman"/>
-                <w:sz w:val="28"/>
-                <w:szCs w:val="28"/>
-              </w:rPr>
-              <w:t xml:space="preserve"> раскрывающегося меню) поля Регион</w:t>
-            </w:r>
-          </w:p>
-          <w:p>
-            <w:pPr>
-              <w:rPr>
-                <w:rFonts w:ascii="Times New Roman" w:hAnsi="Times New Roman"/>
-                <w:sz w:val="28"/>
-                <w:szCs w:val="28"/>
-              </w:rPr>
-            </w:pPr>
-            <w:r>
-              <w:rPr>
-                <w:rFonts w:ascii="Times New Roman" w:hAnsi="Times New Roman"/>
-                <w:sz w:val="28"/>
-                <w:szCs w:val="28"/>
-              </w:rPr>
-              <w:t xml:space="preserve">11. </w:t>
+          </w:p>
+          <w:p>
+            <w:pPr>
+              <w:rPr>
+                <w:rFonts w:ascii="Times New Roman" w:hAnsi="Times New Roman"/>
+                <w:sz w:val="28"/>
+                <w:szCs w:val="28"/>
+              </w:rPr>
+            </w:pPr>
+            <w:r>
+              <w:rPr>
+                <w:rFonts w:ascii="Times New Roman" w:hAnsi="Times New Roman"/>
+                <w:sz w:val="28"/>
+                <w:szCs w:val="28"/>
+              </w:rPr>
+              <w:t>1</w:t>
+            </w:r>
+            <w:r>
+              <w:rPr>
+                <w:rFonts w:ascii="Times New Roman" w:hAnsi="Times New Roman"/>
+                <w:sz w:val="28"/>
+                <w:szCs w:val="28"/>
+              </w:rPr>
+              <w:t>7</w:t>
+            </w:r>
+            <w:r>
+              <w:rPr>
+                <w:rFonts w:ascii="Times New Roman" w:hAnsi="Times New Roman"/>
+                <w:sz w:val="28"/>
+                <w:szCs w:val="28"/>
+              </w:rPr>
+              <w:t>.</w:t>
             </w:r>
             <w:r>
               <w:t xml:space="preserve"> </w:t>
@@ -5473,369 +5816,87 @@
                 <w:sz w:val="28"/>
                 <w:szCs w:val="28"/>
               </w:rPr>
-              <w:t>Выбрать 02 из всплывающего меню</w:t>
-            </w:r>
-          </w:p>
-          <w:p>
-            <w:pPr>
-              <w:rPr>
-                <w:rFonts w:ascii="Times New Roman" w:hAnsi="Times New Roman"/>
-                <w:sz w:val="28"/>
-                <w:szCs w:val="28"/>
-              </w:rPr>
-            </w:pPr>
-            <w:r>
-              <w:rPr>
-                <w:rFonts w:ascii="Times New Roman" w:hAnsi="Times New Roman"/>
-                <w:sz w:val="28"/>
-                <w:szCs w:val="28"/>
-                <w:lang w:val="en-US"/>
-              </w:rPr>
-              <w:t xml:space="preserve">12. </w:t>
+              <w:t xml:space="preserve">нажать кнопку </w:t>
+            </w:r>
+            <w:proofErr w:type="gramStart"/>
+            <w:r>
+              <w:rPr>
+                <w:rFonts w:ascii="Times New Roman" w:hAnsi="Times New Roman"/>
+                <w:sz w:val="28"/>
+                <w:szCs w:val="28"/>
+              </w:rPr>
+              <w:t>« Далее</w:t>
+            </w:r>
+            <w:proofErr w:type="gramEnd"/>
+            <w:r>
+              <w:rPr>
+                <w:rFonts w:ascii="Times New Roman" w:hAnsi="Times New Roman"/>
+                <w:sz w:val="28"/>
+                <w:szCs w:val="28"/>
+              </w:rPr>
+              <w:t>»</w:t>
+            </w:r>
+          </w:p>
+          <w:p>
+            <w:pPr>
+              <w:rPr>
+                <w:rFonts w:ascii="Times New Roman" w:hAnsi="Times New Roman"/>
+                <w:sz w:val="28"/>
+                <w:szCs w:val="28"/>
+              </w:rPr>
+            </w:pPr>
+            <w:r>
+              <w:rPr>
+                <w:rFonts w:ascii="Times New Roman" w:hAnsi="Times New Roman"/>
+                <w:sz w:val="28"/>
+                <w:szCs w:val="28"/>
+              </w:rPr>
+              <w:t>1</w:t>
+            </w:r>
+            <w:r>
+              <w:rPr>
+                <w:rFonts w:ascii="Times New Roman" w:hAnsi="Times New Roman"/>
+                <w:sz w:val="28"/>
+                <w:szCs w:val="28"/>
+              </w:rPr>
+              <w:t>8</w:t>
+            </w:r>
+            <w:r>
+              <w:rPr>
+                <w:rFonts w:ascii="Times New Roman" w:hAnsi="Times New Roman"/>
+                <w:sz w:val="28"/>
+                <w:szCs w:val="28"/>
+              </w:rPr>
+              <w:t>.</w:t>
             </w:r>
             <w:r>
               <w:t xml:space="preserve"> </w:t>
             </w:r>
-            <w:proofErr w:type="spellStart"/>
-            <w:r>
-              <w:rPr>
-                <w:rFonts w:ascii="Times New Roman" w:hAnsi="Times New Roman"/>
-                <w:sz w:val="28"/>
-                <w:szCs w:val="28"/>
-                <w:lang w:val="en-US"/>
-              </w:rPr>
-              <w:t>нажать</w:t>
-            </w:r>
-            <w:proofErr w:type="spellEnd"/>
-            <w:r>
-              <w:rPr>
-                <w:rFonts w:ascii="Times New Roman" w:hAnsi="Times New Roman"/>
-                <w:sz w:val="28"/>
-                <w:szCs w:val="28"/>
-                <w:lang w:val="en-US"/>
-              </w:rPr>
-              <w:t xml:space="preserve"> </w:t>
-            </w:r>
-            <w:proofErr w:type="spellStart"/>
-            <w:r>
-              <w:rPr>
-                <w:rFonts w:ascii="Times New Roman" w:hAnsi="Times New Roman"/>
-                <w:sz w:val="28"/>
-                <w:szCs w:val="28"/>
-                <w:lang w:val="en-US"/>
-              </w:rPr>
-              <w:t>кнопку</w:t>
-            </w:r>
-            <w:proofErr w:type="spellEnd"/>
-            <w:r>
-              <w:rPr>
-                <w:rFonts w:ascii="Times New Roman" w:hAnsi="Times New Roman"/>
-                <w:sz w:val="28"/>
-                <w:szCs w:val="28"/>
-                <w:lang w:val="en-US"/>
-              </w:rPr>
-              <w:t xml:space="preserve"> « </w:t>
-            </w:r>
-            <w:proofErr w:type="spellStart"/>
-            <w:r>
-              <w:rPr>
-                <w:rFonts w:ascii="Times New Roman" w:hAnsi="Times New Roman"/>
-                <w:sz w:val="28"/>
-                <w:szCs w:val="28"/>
-                <w:lang w:val="en-US"/>
-              </w:rPr>
-              <w:t>Далее</w:t>
-            </w:r>
-            <w:proofErr w:type="spellEnd"/>
-            <w:r>
-              <w:rPr>
-                <w:rFonts w:ascii="Times New Roman" w:hAnsi="Times New Roman"/>
-                <w:sz w:val="28"/>
-                <w:szCs w:val="28"/>
-                <w:lang w:val="en-US"/>
+            <w:r>
+              <w:rPr>
+                <w:rFonts w:ascii="Times New Roman" w:hAnsi="Times New Roman"/>
+                <w:sz w:val="28"/>
+                <w:szCs w:val="28"/>
+              </w:rPr>
+              <w:t xml:space="preserve">нажать кнопку </w:t>
+            </w:r>
+            <w:proofErr w:type="gramStart"/>
+            <w:r>
+              <w:rPr>
+                <w:rFonts w:ascii="Times New Roman" w:hAnsi="Times New Roman"/>
+                <w:sz w:val="28"/>
+                <w:szCs w:val="28"/>
+              </w:rPr>
+              <w:t>« Уплатить</w:t>
+            </w:r>
+            <w:proofErr w:type="gramEnd"/>
+            <w:r>
+              <w:rPr>
+                <w:rFonts w:ascii="Times New Roman" w:hAnsi="Times New Roman"/>
+                <w:sz w:val="28"/>
+                <w:szCs w:val="28"/>
               </w:rPr>
               <w:t>»</w:t>
-            </w:r>
-          </w:p>
-          <w:p>
-            <w:pPr>
-              <w:rPr>
-                <w:rFonts w:ascii="Times New Roman" w:hAnsi="Times New Roman"/>
-                <w:sz w:val="28"/>
-                <w:szCs w:val="28"/>
-                <w:lang w:val="en-US"/>
-              </w:rPr>
-            </w:pPr>
-          </w:p>
-          <w:p>
-            <w:pPr>
-              <w:rPr>
-                <w:rFonts w:ascii="Times New Roman" w:hAnsi="Times New Roman"/>
-                <w:sz w:val="28"/>
-                <w:szCs w:val="28"/>
-                <w:lang w:val="en-US"/>
-              </w:rPr>
-            </w:pPr>
-          </w:p>
-          <w:p>
-            <w:pPr>
-              <w:rPr>
-                <w:rFonts w:ascii="Times New Roman" w:hAnsi="Times New Roman"/>
-                <w:sz w:val="28"/>
-                <w:szCs w:val="28"/>
-                <w:lang w:val="en-US"/>
-              </w:rPr>
-            </w:pPr>
-            <w:r>
-              <w:rPr>
-                <w:rFonts w:ascii="Times New Roman" w:hAnsi="Times New Roman"/>
-                <w:sz w:val="28"/>
-                <w:szCs w:val="28"/>
-                <w:lang w:val="en-US"/>
-              </w:rPr>
-              <w:t>13</w:t>
-            </w:r>
-            <w:r>
-              <w:rPr>
-                <w:rFonts w:ascii="Times New Roman" w:hAnsi="Times New Roman"/>
-                <w:sz w:val="28"/>
-                <w:szCs w:val="28"/>
-                <w:lang w:val="en-US"/>
-              </w:rPr>
-              <w:t>.</w:t>
-            </w:r>
-            <w:r>
-              <w:t xml:space="preserve"> </w:t>
-            </w:r>
-            <w:proofErr w:type="spellStart"/>
-            <w:r>
-              <w:rPr>
-                <w:rFonts w:ascii="Times New Roman" w:hAnsi="Times New Roman"/>
-                <w:sz w:val="28"/>
-                <w:szCs w:val="28"/>
-                <w:lang w:val="en-US"/>
-              </w:rPr>
-              <w:t>Заполнить</w:t>
-            </w:r>
-            <w:proofErr w:type="spellEnd"/>
-            <w:r>
-              <w:rPr>
-                <w:rFonts w:ascii="Times New Roman" w:hAnsi="Times New Roman"/>
-                <w:sz w:val="28"/>
-                <w:szCs w:val="28"/>
-                <w:lang w:val="en-US"/>
-              </w:rPr>
-              <w:t xml:space="preserve"> </w:t>
-            </w:r>
-            <w:proofErr w:type="spellStart"/>
-            <w:r>
-              <w:rPr>
-                <w:rFonts w:ascii="Times New Roman" w:hAnsi="Times New Roman"/>
-                <w:sz w:val="28"/>
-                <w:szCs w:val="28"/>
-                <w:lang w:val="en-US"/>
-              </w:rPr>
-              <w:t>форму</w:t>
-            </w:r>
-            <w:proofErr w:type="spellEnd"/>
-            <w:r>
-              <w:rPr>
-                <w:rFonts w:ascii="Times New Roman" w:hAnsi="Times New Roman"/>
-                <w:sz w:val="28"/>
-                <w:szCs w:val="28"/>
-                <w:lang w:val="en-US"/>
-              </w:rPr>
-              <w:t xml:space="preserve"> </w:t>
-            </w:r>
-            <w:proofErr w:type="spellStart"/>
-            <w:r>
-              <w:rPr>
-                <w:rFonts w:ascii="Times New Roman" w:hAnsi="Times New Roman"/>
-                <w:sz w:val="28"/>
-                <w:szCs w:val="28"/>
-                <w:lang w:val="en-US"/>
-              </w:rPr>
-              <w:t>данными</w:t>
-            </w:r>
-            <w:proofErr w:type="spellEnd"/>
-          </w:p>
-          <w:p>
-            <w:pPr>
-              <w:rPr>
-                <w:rFonts w:ascii="Times New Roman" w:hAnsi="Times New Roman"/>
-                <w:sz w:val="28"/>
-                <w:szCs w:val="28"/>
-              </w:rPr>
-            </w:pPr>
-            <w:proofErr w:type="gramStart"/>
-            <w:r>
-              <w:rPr>
-                <w:rFonts w:ascii="Times New Roman" w:hAnsi="Times New Roman"/>
-                <w:sz w:val="28"/>
-                <w:szCs w:val="28"/>
-              </w:rPr>
-              <w:t xml:space="preserve">ФИО </w:t>
-            </w:r>
-            <w:r>
-              <w:t xml:space="preserve"> </w:t>
-            </w:r>
-            <w:r>
-              <w:rPr>
-                <w:rFonts w:ascii="Times New Roman" w:hAnsi="Times New Roman"/>
-                <w:sz w:val="28"/>
-                <w:szCs w:val="28"/>
-              </w:rPr>
-              <w:t>Хасанова</w:t>
-            </w:r>
-            <w:proofErr w:type="gramEnd"/>
-            <w:r>
-              <w:rPr>
-                <w:rFonts w:ascii="Times New Roman" w:hAnsi="Times New Roman"/>
-                <w:sz w:val="28"/>
-                <w:szCs w:val="28"/>
-              </w:rPr>
-              <w:t xml:space="preserve"> </w:t>
-            </w:r>
-            <w:proofErr w:type="spellStart"/>
-            <w:r>
-              <w:rPr>
-                <w:rFonts w:ascii="Times New Roman" w:hAnsi="Times New Roman"/>
-                <w:sz w:val="28"/>
-                <w:szCs w:val="28"/>
-              </w:rPr>
-              <w:t>Гульчачак</w:t>
-            </w:r>
-            <w:proofErr w:type="spellEnd"/>
-            <w:r>
-              <w:rPr>
-                <w:rFonts w:ascii="Times New Roman" w:hAnsi="Times New Roman"/>
-                <w:sz w:val="28"/>
-                <w:szCs w:val="28"/>
-              </w:rPr>
-              <w:t xml:space="preserve"> Валериевна</w:t>
-            </w:r>
-          </w:p>
-          <w:p>
-            <w:pPr>
-              <w:rPr>
-                <w:rFonts w:ascii="Times New Roman" w:hAnsi="Times New Roman"/>
-                <w:b/>
-                <w:sz w:val="28"/>
-                <w:szCs w:val="28"/>
-              </w:rPr>
-            </w:pPr>
-            <w:proofErr w:type="gramStart"/>
-            <w:r>
-              <w:rPr>
-                <w:rFonts w:ascii="Times New Roman" w:hAnsi="Times New Roman"/>
-                <w:sz w:val="28"/>
-                <w:szCs w:val="28"/>
-              </w:rPr>
-              <w:t xml:space="preserve">ИНН </w:t>
-            </w:r>
-            <w:r>
-              <w:t xml:space="preserve"> </w:t>
-            </w:r>
-            <w:r>
-              <w:rPr>
-                <w:rFonts w:ascii="Times New Roman" w:hAnsi="Times New Roman"/>
-                <w:sz w:val="28"/>
-                <w:szCs w:val="28"/>
-              </w:rPr>
-              <w:t>026006198150</w:t>
-            </w:r>
-            <w:proofErr w:type="gramEnd"/>
-          </w:p>
-          <w:p>
-            <w:pPr>
-              <w:rPr>
-                <w:rFonts w:ascii="Times New Roman" w:hAnsi="Times New Roman"/>
-                <w:sz w:val="28"/>
-                <w:szCs w:val="28"/>
-              </w:rPr>
-            </w:pPr>
-            <w:r>
-              <w:rPr>
-                <w:rFonts w:ascii="Times New Roman" w:hAnsi="Times New Roman"/>
-                <w:sz w:val="28"/>
-                <w:szCs w:val="28"/>
-              </w:rPr>
-              <w:t>14</w:t>
-            </w:r>
-            <w:r>
-              <w:rPr>
-                <w:rFonts w:ascii="Times New Roman" w:hAnsi="Times New Roman"/>
-                <w:sz w:val="28"/>
-                <w:szCs w:val="28"/>
-              </w:rPr>
-              <w:t>.</w:t>
-            </w:r>
-            <w:r>
-              <w:t xml:space="preserve"> </w:t>
-            </w:r>
-            <w:r>
-              <w:rPr>
-                <w:rFonts w:ascii="Times New Roman" w:hAnsi="Times New Roman"/>
-                <w:sz w:val="28"/>
-                <w:szCs w:val="28"/>
-              </w:rPr>
-              <w:t xml:space="preserve">нажать кнопку </w:t>
-            </w:r>
-            <w:proofErr w:type="gramStart"/>
-            <w:r>
-              <w:rPr>
-                <w:rFonts w:ascii="Times New Roman" w:hAnsi="Times New Roman"/>
-                <w:sz w:val="28"/>
-                <w:szCs w:val="28"/>
-              </w:rPr>
-              <w:t>« Далее</w:t>
-            </w:r>
-            <w:proofErr w:type="gramEnd"/>
-            <w:r>
-              <w:rPr>
-                <w:rFonts w:ascii="Times New Roman" w:hAnsi="Times New Roman"/>
-                <w:sz w:val="28"/>
-                <w:szCs w:val="28"/>
-              </w:rPr>
-              <w:t>»</w:t>
-            </w:r>
-          </w:p>
-          <w:p>
-            <w:pPr>
-              <w:rPr>
-                <w:rFonts w:ascii="Times New Roman" w:hAnsi="Times New Roman"/>
-                <w:sz w:val="28"/>
-                <w:szCs w:val="28"/>
-                <w:lang w:val="en-US"/>
-              </w:rPr>
-            </w:pPr>
-            <w:r>
-              <w:rPr>
-                <w:rFonts w:ascii="Times New Roman" w:hAnsi="Times New Roman"/>
-                <w:sz w:val="28"/>
-                <w:szCs w:val="28"/>
-                <w:lang w:val="en-US"/>
-              </w:rPr>
-              <w:t>15</w:t>
-            </w:r>
-            <w:r>
-              <w:rPr>
-                <w:rFonts w:ascii="Times New Roman" w:hAnsi="Times New Roman"/>
-                <w:sz w:val="28"/>
-                <w:szCs w:val="28"/>
-              </w:rPr>
-              <w:t>.</w:t>
-            </w:r>
-            <w:r>
-              <w:t xml:space="preserve"> </w:t>
-            </w:r>
-            <w:r>
-              <w:rPr>
-                <w:rFonts w:ascii="Times New Roman" w:hAnsi="Times New Roman"/>
-                <w:sz w:val="28"/>
-                <w:szCs w:val="28"/>
-              </w:rPr>
-              <w:t>нажать кнопку « Уплатить»</w:t>
             </w:r>
           </w:p>
           <w:p>
@@ -6054,15 +6115,13 @@
                 <w:rFonts w:ascii="Times New Roman" w:hAnsi="Times New Roman"/>
                 <w:sz w:val="28"/>
                 <w:szCs w:val="28"/>
-                <w:lang w:val="en-US"/>
-              </w:rPr>
-            </w:pPr>
-            <w:r>
-              <w:rPr>
-                <w:rFonts w:ascii="Times New Roman" w:hAnsi="Times New Roman"/>
-                <w:sz w:val="28"/>
-                <w:szCs w:val="28"/>
-                <w:lang w:val="en-US"/>
+              </w:rPr>
+            </w:pPr>
+            <w:r>
+              <w:rPr>
+                <w:rFonts w:ascii="Times New Roman" w:hAnsi="Times New Roman"/>
+                <w:sz w:val="28"/>
+                <w:szCs w:val="28"/>
               </w:rPr>
               <w:t>4.</w:t>
             </w:r>
@@ -6080,7 +6139,6 @@
                 <w:rFonts w:ascii="Times New Roman" w:hAnsi="Times New Roman"/>
                 <w:sz w:val="28"/>
                 <w:szCs w:val="28"/>
-                <w:lang w:val="en-US"/>
               </w:rPr>
               <w:t>5.</w:t>
             </w:r>
@@ -6127,33 +6185,51 @@
               </w:rPr>
               <w:t xml:space="preserve">6. </w:t>
             </w:r>
-          </w:p>
-          <w:p>
-            <w:pPr>
-              <w:rPr>
-                <w:rFonts w:ascii="Times New Roman" w:hAnsi="Times New Roman"/>
-                <w:sz w:val="28"/>
-                <w:szCs w:val="28"/>
-              </w:rPr>
-            </w:pPr>
-          </w:p>
-          <w:p>
-            <w:pPr>
-              <w:rPr>
-                <w:rFonts w:ascii="Times New Roman" w:hAnsi="Times New Roman"/>
-                <w:sz w:val="28"/>
-                <w:szCs w:val="28"/>
-              </w:rPr>
-            </w:pPr>
-          </w:p>
-          <w:p>
-            <w:pPr>
-              <w:rPr>
-                <w:rFonts w:ascii="Times New Roman" w:hAnsi="Times New Roman"/>
-                <w:sz w:val="28"/>
-                <w:szCs w:val="28"/>
-              </w:rPr>
-            </w:pPr>
+            <w:r>
+              <w:rPr>
+                <w:rFonts w:ascii="Times New Roman" w:hAnsi="Times New Roman"/>
+                <w:sz w:val="28"/>
+                <w:szCs w:val="28"/>
+              </w:rPr>
+              <w:t xml:space="preserve">Отображается всплывающее меню, который </w:t>
+            </w:r>
+            <w:proofErr w:type="gramStart"/>
+            <w:r>
+              <w:rPr>
+                <w:rFonts w:ascii="Times New Roman" w:hAnsi="Times New Roman"/>
+                <w:sz w:val="28"/>
+                <w:szCs w:val="28"/>
+              </w:rPr>
+              <w:t xml:space="preserve">содержит </w:t>
+            </w:r>
+            <w:r>
+              <w:rPr>
+                <w:rFonts w:ascii="Times New Roman" w:hAnsi="Times New Roman"/>
+                <w:color w:val="000000" w:themeColor="text1"/>
+                <w:sz w:val="28"/>
+                <w:szCs w:val="28"/>
+              </w:rPr>
+              <w:t xml:space="preserve"> Плата</w:t>
+            </w:r>
+            <w:proofErr w:type="gramEnd"/>
+            <w:r>
+              <w:rPr>
+                <w:rFonts w:ascii="Times New Roman" w:hAnsi="Times New Roman"/>
+                <w:color w:val="000000" w:themeColor="text1"/>
+                <w:sz w:val="28"/>
+                <w:szCs w:val="28"/>
+              </w:rPr>
+              <w:t xml:space="preserve"> за предоставление информации из рее</w:t>
+            </w:r>
+            <w:r>
+              <w:rPr>
+                <w:rFonts w:ascii="Times New Roman" w:hAnsi="Times New Roman"/>
+                <w:color w:val="000000" w:themeColor="text1"/>
+                <w:sz w:val="28"/>
+                <w:szCs w:val="28"/>
+              </w:rPr>
+              <w:t xml:space="preserve">стра дисквалифицированных лиц </w:t>
+            </w:r>
           </w:p>
           <w:p>
             <w:r>
@@ -6216,13 +6292,14 @@
                 <w:szCs w:val="28"/>
               </w:rPr>
             </w:pPr>
-            <w:r>
-              <w:rPr>
-                <w:rFonts w:ascii="Times New Roman" w:hAnsi="Times New Roman"/>
-                <w:color w:val="000000" w:themeColor="text1"/>
-                <w:sz w:val="28"/>
-                <w:szCs w:val="28"/>
-                <w:lang w:val="en-US"/>
+          </w:p>
+          <w:p>
+            <w:r>
+              <w:rPr>
+                <w:rFonts w:ascii="Times New Roman" w:hAnsi="Times New Roman"/>
+                <w:color w:val="000000" w:themeColor="text1"/>
+                <w:sz w:val="28"/>
+                <w:szCs w:val="28"/>
               </w:rPr>
               <w:t>9</w:t>
             </w:r>
@@ -6241,86 +6318,75 @@
             <w:r>
               <w:rPr>
                 <w:rFonts w:ascii="Times New Roman" w:hAnsi="Times New Roman"/>
-                <w:color w:val="000000" w:themeColor="text1"/>
-                <w:sz w:val="28"/>
-                <w:szCs w:val="28"/>
-              </w:rPr>
-              <w:t>На странице присутствует заголовок ОКТМО получателя платежа</w:t>
-            </w:r>
-          </w:p>
-          <w:p>
-            <w:pPr>
-              <w:rPr>
-                <w:rFonts w:ascii="Times New Roman" w:hAnsi="Times New Roman"/>
-                <w:color w:val="000000" w:themeColor="text1"/>
-                <w:sz w:val="28"/>
-                <w:szCs w:val="28"/>
-                <w:lang w:val="en-US"/>
-              </w:rPr>
-            </w:pPr>
-            <w:r>
-              <w:rPr>
-                <w:rFonts w:ascii="Times New Roman" w:hAnsi="Times New Roman"/>
-                <w:color w:val="000000" w:themeColor="text1"/>
-                <w:sz w:val="28"/>
-                <w:szCs w:val="28"/>
-                <w:lang w:val="en-US"/>
+                <w:sz w:val="28"/>
+                <w:szCs w:val="28"/>
+              </w:rPr>
+              <w:t xml:space="preserve"> Отображается всплывающее меню, который содержит Платеж</w:t>
+            </w:r>
+          </w:p>
+          <w:p/>
+          <w:p>
+            <w:pPr>
+              <w:rPr>
+                <w:rFonts w:ascii="Times New Roman" w:hAnsi="Times New Roman"/>
+                <w:color w:val="000000" w:themeColor="text1"/>
+                <w:sz w:val="28"/>
+                <w:szCs w:val="28"/>
+              </w:rPr>
+            </w:pPr>
+            <w:r>
+              <w:rPr>
+                <w:rFonts w:ascii="Times New Roman" w:hAnsi="Times New Roman"/>
+                <w:color w:val="000000" w:themeColor="text1"/>
+                <w:sz w:val="28"/>
+                <w:szCs w:val="28"/>
               </w:rPr>
               <w:t>10.</w:t>
             </w:r>
-          </w:p>
-          <w:p>
-            <w:pPr>
-              <w:rPr>
-                <w:rFonts w:ascii="Times New Roman" w:hAnsi="Times New Roman"/>
-                <w:color w:val="000000" w:themeColor="text1"/>
-                <w:sz w:val="28"/>
-                <w:szCs w:val="28"/>
-                <w:lang w:val="en-US"/>
-              </w:rPr>
-            </w:pPr>
-          </w:p>
-          <w:p>
-            <w:pPr>
-              <w:rPr>
-                <w:rFonts w:ascii="Times New Roman" w:hAnsi="Times New Roman"/>
-                <w:color w:val="000000" w:themeColor="text1"/>
-                <w:sz w:val="28"/>
-                <w:szCs w:val="28"/>
-                <w:lang w:val="en-US"/>
-              </w:rPr>
-            </w:pPr>
-          </w:p>
-          <w:p>
-            <w:pPr>
-              <w:rPr>
-                <w:rFonts w:ascii="Times New Roman" w:hAnsi="Times New Roman"/>
-                <w:color w:val="000000" w:themeColor="text1"/>
-                <w:sz w:val="28"/>
-                <w:szCs w:val="28"/>
-                <w:lang w:val="en-US"/>
-              </w:rPr>
-            </w:pPr>
-            <w:r>
-              <w:rPr>
-                <w:rFonts w:ascii="Times New Roman" w:hAnsi="Times New Roman"/>
-                <w:color w:val="000000" w:themeColor="text1"/>
-                <w:sz w:val="28"/>
-                <w:szCs w:val="28"/>
-                <w:lang w:val="en-US"/>
+            <w:r>
+              <w:rPr>
+                <w:rFonts w:ascii="Times New Roman" w:hAnsi="Times New Roman"/>
+                <w:sz w:val="28"/>
+                <w:szCs w:val="28"/>
+              </w:rPr>
+              <w:t xml:space="preserve"> </w:t>
+            </w:r>
+          </w:p>
+          <w:p>
+            <w:pPr>
+              <w:rPr>
+                <w:rFonts w:ascii="Times New Roman" w:hAnsi="Times New Roman"/>
+                <w:color w:val="000000" w:themeColor="text1"/>
+                <w:sz w:val="28"/>
+                <w:szCs w:val="28"/>
+              </w:rPr>
+            </w:pPr>
+            <w:r>
+              <w:rPr>
+                <w:rFonts w:ascii="Times New Roman" w:hAnsi="Times New Roman"/>
+                <w:color w:val="000000" w:themeColor="text1"/>
+                <w:sz w:val="28"/>
+                <w:szCs w:val="28"/>
               </w:rPr>
               <w:t>11.</w:t>
             </w:r>
-          </w:p>
-          <w:p>
-            <w:pPr>
-              <w:rPr>
-                <w:rFonts w:ascii="Times New Roman" w:hAnsi="Times New Roman"/>
-                <w:color w:val="000000" w:themeColor="text1"/>
-                <w:sz w:val="28"/>
-                <w:szCs w:val="28"/>
-              </w:rPr>
-            </w:pPr>
+            <w:r>
+              <w:rPr>
+                <w:rFonts w:ascii="Times New Roman" w:hAnsi="Times New Roman"/>
+                <w:sz w:val="28"/>
+                <w:szCs w:val="28"/>
+              </w:rPr>
+              <w:t xml:space="preserve"> На странице присутствует заголовок </w:t>
+            </w:r>
+            <w:r>
+              <w:rPr>
+                <w:rFonts w:ascii="Times New Roman" w:hAnsi="Times New Roman"/>
+                <w:color w:val="000000" w:themeColor="text1"/>
+                <w:sz w:val="28"/>
+                <w:szCs w:val="28"/>
+              </w:rPr>
+              <w:t>ОКТМО получателя платежа</w:t>
+            </w:r>
           </w:p>
           <w:p>
             <w:pPr>
@@ -6360,7 +6426,6 @@
                 <w:color w:val="000000" w:themeColor="text1"/>
                 <w:sz w:val="28"/>
                 <w:szCs w:val="28"/>
-                <w:lang w:val="en-US"/>
               </w:rPr>
             </w:pPr>
             <w:r>
@@ -6375,183 +6440,220 @@
             <w:r>
               <w:rPr>
                 <w:rFonts w:ascii="Times New Roman" w:hAnsi="Times New Roman"/>
-                <w:color w:val="000000" w:themeColor="text1"/>
-                <w:sz w:val="28"/>
-                <w:szCs w:val="28"/>
-                <w:lang w:val="en-US"/>
-              </w:rPr>
+                <w:sz w:val="28"/>
+                <w:szCs w:val="28"/>
+              </w:rPr>
+              <w:t xml:space="preserve">Отображается всплывающее меню, который </w:t>
+            </w:r>
+            <w:proofErr w:type="gramStart"/>
+            <w:r>
+              <w:rPr>
+                <w:rFonts w:ascii="Times New Roman" w:hAnsi="Times New Roman"/>
+                <w:sz w:val="28"/>
+                <w:szCs w:val="28"/>
+              </w:rPr>
+              <w:t xml:space="preserve">содержит </w:t>
+            </w:r>
+            <w:r>
               <w:t xml:space="preserve"> </w:t>
             </w:r>
             <w:r>
+              <w:rPr>
+                <w:rFonts w:ascii="Times New Roman" w:hAnsi="Times New Roman"/>
+                <w:sz w:val="28"/>
+                <w:szCs w:val="28"/>
+              </w:rPr>
+              <w:t>02</w:t>
+            </w:r>
+            <w:proofErr w:type="gramEnd"/>
+            <w:r>
+              <w:rPr>
+                <w:rFonts w:ascii="Times New Roman" w:hAnsi="Times New Roman"/>
+                <w:sz w:val="28"/>
+                <w:szCs w:val="28"/>
+              </w:rPr>
+              <w:t xml:space="preserve"> - БАШКОРТОСТАН РЕСП </w:t>
+            </w:r>
+          </w:p>
+          <w:p>
+            <w:pPr>
+              <w:rPr>
+                <w:rFonts w:ascii="Times New Roman" w:hAnsi="Times New Roman"/>
+                <w:color w:val="000000" w:themeColor="text1"/>
+                <w:sz w:val="28"/>
+                <w:szCs w:val="28"/>
+              </w:rPr>
+            </w:pPr>
+            <w:r>
+              <w:rPr>
+                <w:rFonts w:ascii="Times New Roman" w:hAnsi="Times New Roman"/>
+                <w:color w:val="000000" w:themeColor="text1"/>
+                <w:sz w:val="28"/>
+                <w:szCs w:val="28"/>
+              </w:rPr>
+              <w:t>14.</w:t>
+            </w:r>
+          </w:p>
+          <w:p>
+            <w:pPr>
+              <w:rPr>
+                <w:rFonts w:ascii="Times New Roman" w:hAnsi="Times New Roman"/>
+                <w:color w:val="000000" w:themeColor="text1"/>
+                <w:sz w:val="28"/>
+                <w:szCs w:val="28"/>
+              </w:rPr>
+            </w:pPr>
+            <w:r>
+              <w:rPr>
+                <w:rFonts w:ascii="Times New Roman" w:hAnsi="Times New Roman"/>
+                <w:color w:val="000000" w:themeColor="text1"/>
+                <w:sz w:val="28"/>
+                <w:szCs w:val="28"/>
+              </w:rPr>
+              <w:t>15.</w:t>
+            </w:r>
+            <w:r>
+              <w:rPr>
+                <w:rFonts w:ascii="Times New Roman" w:hAnsi="Times New Roman"/>
+                <w:sz w:val="28"/>
+                <w:szCs w:val="28"/>
+              </w:rPr>
+              <w:t xml:space="preserve"> На странице присутствует </w:t>
+            </w:r>
+            <w:proofErr w:type="gramStart"/>
+            <w:r>
+              <w:rPr>
+                <w:rFonts w:ascii="Times New Roman" w:hAnsi="Times New Roman"/>
+                <w:sz w:val="28"/>
+                <w:szCs w:val="28"/>
+              </w:rPr>
+              <w:t xml:space="preserve">заголовок </w:t>
+            </w:r>
+            <w:r>
               <w:t xml:space="preserve"> </w:t>
             </w:r>
-            <w:proofErr w:type="spellStart"/>
-            <w:r>
-              <w:rPr>
-                <w:rFonts w:ascii="Times New Roman" w:hAnsi="Times New Roman"/>
-                <w:color w:val="000000" w:themeColor="text1"/>
-                <w:sz w:val="28"/>
-                <w:szCs w:val="28"/>
-                <w:lang w:val="en-US"/>
-              </w:rPr>
-              <w:t>поля</w:t>
-            </w:r>
-            <w:proofErr w:type="spellEnd"/>
-            <w:r>
-              <w:rPr>
-                <w:rFonts w:ascii="Times New Roman" w:hAnsi="Times New Roman"/>
-                <w:color w:val="000000" w:themeColor="text1"/>
-                <w:sz w:val="28"/>
-                <w:szCs w:val="28"/>
-                <w:lang w:val="en-US"/>
-              </w:rPr>
-              <w:t xml:space="preserve"> </w:t>
-            </w:r>
-            <w:proofErr w:type="spellStart"/>
-            <w:r>
-              <w:rPr>
-                <w:rFonts w:ascii="Times New Roman" w:hAnsi="Times New Roman"/>
-                <w:color w:val="000000" w:themeColor="text1"/>
-                <w:sz w:val="28"/>
-                <w:szCs w:val="28"/>
-                <w:lang w:val="en-US"/>
-              </w:rPr>
-              <w:t>формы</w:t>
-            </w:r>
-            <w:proofErr w:type="spellEnd"/>
-            <w:r>
-              <w:rPr>
-                <w:rFonts w:ascii="Times New Roman" w:hAnsi="Times New Roman"/>
-                <w:color w:val="000000" w:themeColor="text1"/>
-                <w:sz w:val="28"/>
-                <w:szCs w:val="28"/>
-                <w:lang w:val="en-US"/>
-              </w:rPr>
-              <w:t xml:space="preserve"> </w:t>
-            </w:r>
-            <w:proofErr w:type="spellStart"/>
-            <w:r>
-              <w:rPr>
-                <w:rFonts w:ascii="Times New Roman" w:hAnsi="Times New Roman"/>
-                <w:color w:val="000000" w:themeColor="text1"/>
-                <w:sz w:val="28"/>
-                <w:szCs w:val="28"/>
-                <w:lang w:val="en-US"/>
-              </w:rPr>
-              <w:t>заполнены</w:t>
-            </w:r>
-            <w:proofErr w:type="spellEnd"/>
-            <w:r>
-              <w:rPr>
-                <w:rFonts w:ascii="Times New Roman" w:hAnsi="Times New Roman"/>
-                <w:color w:val="000000" w:themeColor="text1"/>
-                <w:sz w:val="28"/>
-                <w:szCs w:val="28"/>
-                <w:lang w:val="en-US"/>
-              </w:rPr>
-              <w:t xml:space="preserve"> </w:t>
-            </w:r>
-            <w:proofErr w:type="spellStart"/>
-            <w:r>
-              <w:rPr>
-                <w:rFonts w:ascii="Times New Roman" w:hAnsi="Times New Roman"/>
-                <w:color w:val="000000" w:themeColor="text1"/>
-                <w:sz w:val="28"/>
-                <w:szCs w:val="28"/>
-                <w:lang w:val="en-US"/>
-              </w:rPr>
-              <w:t>тестовыми</w:t>
-            </w:r>
-            <w:proofErr w:type="spellEnd"/>
-            <w:r>
-              <w:rPr>
-                <w:rFonts w:ascii="Times New Roman" w:hAnsi="Times New Roman"/>
-                <w:color w:val="000000" w:themeColor="text1"/>
-                <w:sz w:val="28"/>
-                <w:szCs w:val="28"/>
-                <w:lang w:val="en-US"/>
-              </w:rPr>
-              <w:t xml:space="preserve"> </w:t>
-            </w:r>
-            <w:proofErr w:type="spellStart"/>
-            <w:r>
-              <w:rPr>
-                <w:rFonts w:ascii="Times New Roman" w:hAnsi="Times New Roman"/>
-                <w:color w:val="000000" w:themeColor="text1"/>
-                <w:sz w:val="28"/>
-                <w:szCs w:val="28"/>
-                <w:lang w:val="en-US"/>
-              </w:rPr>
-              <w:t>данными</w:t>
-            </w:r>
-            <w:proofErr w:type="spellEnd"/>
-          </w:p>
-          <w:p>
-            <w:pPr>
-              <w:rPr>
-                <w:rFonts w:ascii="Times New Roman" w:hAnsi="Times New Roman"/>
-                <w:color w:val="000000" w:themeColor="text1"/>
-                <w:sz w:val="28"/>
-                <w:szCs w:val="28"/>
-              </w:rPr>
-            </w:pPr>
-          </w:p>
-          <w:p>
-            <w:pPr>
-              <w:rPr>
-                <w:rFonts w:ascii="Times New Roman" w:hAnsi="Times New Roman"/>
-                <w:color w:val="000000" w:themeColor="text1"/>
-                <w:sz w:val="28"/>
-                <w:szCs w:val="28"/>
-              </w:rPr>
-            </w:pPr>
-          </w:p>
-          <w:p>
-            <w:pPr>
-              <w:rPr>
-                <w:rFonts w:ascii="Times New Roman" w:hAnsi="Times New Roman"/>
-                <w:color w:val="000000" w:themeColor="text1"/>
-                <w:sz w:val="28"/>
-                <w:szCs w:val="28"/>
-              </w:rPr>
-            </w:pPr>
-          </w:p>
-          <w:p>
-            <w:pPr>
-              <w:rPr>
-                <w:rFonts w:ascii="Times New Roman" w:hAnsi="Times New Roman"/>
-                <w:color w:val="000000" w:themeColor="text1"/>
-                <w:sz w:val="28"/>
-                <w:szCs w:val="28"/>
-              </w:rPr>
-            </w:pPr>
-            <w:r>
-              <w:rPr>
-                <w:rFonts w:ascii="Times New Roman" w:hAnsi="Times New Roman"/>
-                <w:color w:val="000000" w:themeColor="text1"/>
-                <w:sz w:val="28"/>
-                <w:szCs w:val="28"/>
-              </w:rPr>
-              <w:t>14.</w:t>
-            </w:r>
-          </w:p>
-          <w:p>
-            <w:pPr>
-              <w:rPr>
-                <w:rFonts w:ascii="Times New Roman" w:hAnsi="Times New Roman"/>
-                <w:color w:val="000000" w:themeColor="text1"/>
-                <w:sz w:val="28"/>
-                <w:szCs w:val="28"/>
-              </w:rPr>
-            </w:pPr>
-            <w:r>
-              <w:rPr>
-                <w:rFonts w:ascii="Times New Roman" w:hAnsi="Times New Roman"/>
-                <w:color w:val="000000" w:themeColor="text1"/>
-                <w:sz w:val="28"/>
-                <w:szCs w:val="28"/>
-              </w:rPr>
-              <w:t>15.</w:t>
+            <w:r>
+              <w:rPr>
+                <w:rFonts w:ascii="Times New Roman" w:hAnsi="Times New Roman"/>
+                <w:color w:val="000000" w:themeColor="text1"/>
+                <w:sz w:val="28"/>
+                <w:szCs w:val="28"/>
+              </w:rPr>
+              <w:t>Сведения</w:t>
+            </w:r>
+            <w:proofErr w:type="gramEnd"/>
+            <w:r>
+              <w:rPr>
+                <w:rFonts w:ascii="Times New Roman" w:hAnsi="Times New Roman"/>
+                <w:color w:val="000000" w:themeColor="text1"/>
+                <w:sz w:val="28"/>
+                <w:szCs w:val="28"/>
+              </w:rPr>
+              <w:t xml:space="preserve"> о лице, осуществляющем платеж</w:t>
+            </w:r>
+          </w:p>
+          <w:p>
+            <w:pPr>
+              <w:rPr>
+                <w:rFonts w:ascii="Times New Roman" w:hAnsi="Times New Roman"/>
+                <w:color w:val="000000" w:themeColor="text1"/>
+                <w:sz w:val="28"/>
+                <w:szCs w:val="28"/>
+              </w:rPr>
+            </w:pPr>
+            <w:r>
+              <w:rPr>
+                <w:rFonts w:ascii="Times New Roman" w:hAnsi="Times New Roman"/>
+                <w:color w:val="000000" w:themeColor="text1"/>
+                <w:sz w:val="28"/>
+                <w:szCs w:val="28"/>
+              </w:rPr>
+              <w:t>16.</w:t>
+            </w:r>
+            <w:r>
+              <w:rPr>
+                <w:rFonts w:ascii="Times New Roman" w:hAnsi="Times New Roman"/>
+                <w:color w:val="000000" w:themeColor="text1"/>
+                <w:sz w:val="28"/>
+                <w:szCs w:val="28"/>
+              </w:rPr>
+              <w:t>поля формы заполнены тестовыми данными</w:t>
+            </w:r>
+          </w:p>
+          <w:p>
+            <w:pPr>
+              <w:rPr>
+                <w:rFonts w:ascii="Times New Roman" w:hAnsi="Times New Roman"/>
+                <w:color w:val="000000" w:themeColor="text1"/>
+                <w:sz w:val="28"/>
+                <w:szCs w:val="28"/>
+              </w:rPr>
+            </w:pPr>
+          </w:p>
+          <w:p>
+            <w:pPr>
+              <w:rPr>
+                <w:rFonts w:ascii="Times New Roman" w:hAnsi="Times New Roman"/>
+                <w:color w:val="000000" w:themeColor="text1"/>
+                <w:sz w:val="28"/>
+                <w:szCs w:val="28"/>
+              </w:rPr>
+            </w:pPr>
+          </w:p>
+          <w:p>
+            <w:pPr>
+              <w:rPr>
+                <w:rFonts w:ascii="Times New Roman" w:hAnsi="Times New Roman"/>
+                <w:color w:val="000000" w:themeColor="text1"/>
+                <w:sz w:val="28"/>
+                <w:szCs w:val="28"/>
+              </w:rPr>
+            </w:pPr>
+            <w:r>
+              <w:rPr>
+                <w:rFonts w:ascii="Times New Roman" w:hAnsi="Times New Roman"/>
+                <w:color w:val="000000" w:themeColor="text1"/>
+                <w:sz w:val="28"/>
+                <w:szCs w:val="28"/>
+              </w:rPr>
+              <w:t>1</w:t>
+            </w:r>
+            <w:r>
+              <w:rPr>
+                <w:rFonts w:ascii="Times New Roman" w:hAnsi="Times New Roman"/>
+                <w:color w:val="000000" w:themeColor="text1"/>
+                <w:sz w:val="28"/>
+                <w:szCs w:val="28"/>
+              </w:rPr>
+              <w:t>7</w:t>
+            </w:r>
+            <w:r>
+              <w:rPr>
+                <w:rFonts w:ascii="Times New Roman" w:hAnsi="Times New Roman"/>
+                <w:color w:val="000000" w:themeColor="text1"/>
+                <w:sz w:val="28"/>
+                <w:szCs w:val="28"/>
+              </w:rPr>
+              <w:t>.</w:t>
+            </w:r>
+          </w:p>
+          <w:p>
+            <w:pPr>
+              <w:rPr>
+                <w:rFonts w:ascii="Times New Roman" w:hAnsi="Times New Roman"/>
+                <w:color w:val="000000" w:themeColor="text1"/>
+                <w:sz w:val="28"/>
+                <w:szCs w:val="28"/>
+              </w:rPr>
+            </w:pPr>
+            <w:r>
+              <w:rPr>
+                <w:rFonts w:ascii="Times New Roman" w:hAnsi="Times New Roman"/>
+                <w:color w:val="000000" w:themeColor="text1"/>
+                <w:sz w:val="28"/>
+                <w:szCs w:val="28"/>
+              </w:rPr>
+              <w:t>18.</w:t>
             </w:r>
             <w:r>
               <w:t xml:space="preserve"> </w:t>
@@ -6631,6 +6733,7 @@
                 <w:sz w:val="28"/>
                 <w:szCs w:val="28"/>
               </w:rPr>
+              <w:lastRenderedPageBreak/>
               <w:t>Статус теста (пройден/не пройден)</w:t>
             </w:r>
           </w:p>
@@ -6807,7 +6910,6 @@
                 <w:sz w:val="28"/>
                 <w:szCs w:val="28"/>
               </w:rPr>
-              <w:lastRenderedPageBreak/>
               <w:t>Название модуля</w:t>
             </w:r>
           </w:p>
@@ -7341,31 +7443,124 @@
               </w:rPr>
               <w:t xml:space="preserve"> </w:t>
             </w:r>
-            <w:r>
-              <w:rPr>
-                <w:rFonts w:ascii="Times New Roman" w:hAnsi="Times New Roman"/>
-                <w:color w:val="000000" w:themeColor="text1"/>
-                <w:sz w:val="28"/>
-                <w:szCs w:val="28"/>
-              </w:rPr>
-              <w:t>Выбрать 02 из всплывающего меню</w:t>
-            </w:r>
-          </w:p>
-          <w:p>
-            <w:pPr>
-              <w:rPr>
-                <w:rFonts w:ascii="Times New Roman" w:hAnsi="Times New Roman"/>
-                <w:sz w:val="28"/>
-                <w:szCs w:val="28"/>
-              </w:rPr>
-            </w:pPr>
-            <w:r>
-              <w:rPr>
-                <w:rFonts w:ascii="Times New Roman" w:hAnsi="Times New Roman"/>
-                <w:sz w:val="28"/>
-                <w:szCs w:val="28"/>
-              </w:rPr>
-              <w:t>7</w:t>
+            <w:proofErr w:type="gramStart"/>
+            <w:r>
+              <w:rPr>
+                <w:rFonts w:ascii="Times New Roman" w:hAnsi="Times New Roman"/>
+                <w:color w:val="000000" w:themeColor="text1"/>
+                <w:sz w:val="28"/>
+                <w:szCs w:val="28"/>
+              </w:rPr>
+              <w:t xml:space="preserve">Выбрать </w:t>
+            </w:r>
+            <w:r>
+              <w:t xml:space="preserve"> </w:t>
+            </w:r>
+            <w:r>
+              <w:rPr>
+                <w:rFonts w:ascii="Times New Roman" w:hAnsi="Times New Roman"/>
+                <w:color w:val="000000" w:themeColor="text1"/>
+                <w:sz w:val="28"/>
+                <w:szCs w:val="28"/>
+              </w:rPr>
+              <w:t>02</w:t>
+            </w:r>
+            <w:proofErr w:type="gramEnd"/>
+            <w:r>
+              <w:rPr>
+                <w:rFonts w:ascii="Times New Roman" w:hAnsi="Times New Roman"/>
+                <w:color w:val="000000" w:themeColor="text1"/>
+                <w:sz w:val="28"/>
+                <w:szCs w:val="28"/>
+              </w:rPr>
+              <w:t xml:space="preserve"> - БАШКОРТОСТАН РЕСП </w:t>
+            </w:r>
+            <w:r>
+              <w:rPr>
+                <w:rFonts w:ascii="Times New Roman" w:hAnsi="Times New Roman"/>
+                <w:color w:val="000000" w:themeColor="text1"/>
+                <w:sz w:val="28"/>
+                <w:szCs w:val="28"/>
+              </w:rPr>
+              <w:t xml:space="preserve"> из всплывающего меню</w:t>
+            </w:r>
+          </w:p>
+          <w:p>
+            <w:pPr>
+              <w:rPr>
+                <w:rFonts w:ascii="Times New Roman" w:hAnsi="Times New Roman"/>
+                <w:color w:val="000000" w:themeColor="text1"/>
+                <w:sz w:val="28"/>
+                <w:szCs w:val="28"/>
+              </w:rPr>
+            </w:pPr>
+            <w:r>
+              <w:rPr>
+                <w:rFonts w:ascii="Times New Roman" w:hAnsi="Times New Roman"/>
+                <w:color w:val="000000" w:themeColor="text1"/>
+                <w:sz w:val="28"/>
+                <w:szCs w:val="28"/>
+              </w:rPr>
+              <w:t xml:space="preserve">7. </w:t>
+            </w:r>
+            <w:proofErr w:type="gramStart"/>
+            <w:r>
+              <w:rPr>
+                <w:rFonts w:ascii="Times New Roman" w:hAnsi="Times New Roman"/>
+                <w:color w:val="000000" w:themeColor="text1"/>
+                <w:sz w:val="28"/>
+                <w:szCs w:val="28"/>
+              </w:rPr>
+              <w:t xml:space="preserve">Кликнуть </w:t>
+            </w:r>
+            <w:r>
+              <w:t xml:space="preserve"> </w:t>
+            </w:r>
+            <w:r>
+              <w:rPr>
+                <w:rFonts w:ascii="Times New Roman" w:hAnsi="Times New Roman"/>
+                <w:color w:val="000000" w:themeColor="text1"/>
+                <w:sz w:val="28"/>
+                <w:szCs w:val="28"/>
+              </w:rPr>
+              <w:t>02</w:t>
+            </w:r>
+            <w:proofErr w:type="gramEnd"/>
+            <w:r>
+              <w:rPr>
+                <w:rFonts w:ascii="Times New Roman" w:hAnsi="Times New Roman"/>
+                <w:color w:val="000000" w:themeColor="text1"/>
+                <w:sz w:val="28"/>
+                <w:szCs w:val="28"/>
+              </w:rPr>
+              <w:t xml:space="preserve"> - БАШКОРТОСТАН РЕСП</w:t>
+            </w:r>
+          </w:p>
+          <w:p>
+            <w:pPr>
+              <w:rPr>
+                <w:rFonts w:ascii="Times New Roman" w:hAnsi="Times New Roman"/>
+                <w:color w:val="000000" w:themeColor="text1"/>
+                <w:sz w:val="28"/>
+                <w:szCs w:val="28"/>
+              </w:rPr>
+            </w:pPr>
+          </w:p>
+          <w:p>
+            <w:pPr>
+              <w:rPr>
+                <w:rFonts w:ascii="Times New Roman" w:hAnsi="Times New Roman"/>
+                <w:sz w:val="28"/>
+                <w:szCs w:val="28"/>
+              </w:rPr>
+            </w:pPr>
+            <w:r>
+              <w:rPr>
+                <w:rFonts w:ascii="Times New Roman" w:hAnsi="Times New Roman"/>
+                <w:sz w:val="28"/>
+                <w:szCs w:val="28"/>
+              </w:rPr>
+              <w:t>8</w:t>
             </w:r>
             <w:r>
               <w:rPr>
@@ -7466,7 +7661,15 @@
                 <w:sz w:val="28"/>
                 <w:szCs w:val="28"/>
               </w:rPr>
-              <w:t>8.</w:t>
+              <w:t>9</w:t>
+            </w:r>
+            <w:r>
+              <w:rPr>
+                <w:rFonts w:ascii="Times New Roman" w:hAnsi="Times New Roman"/>
+                <w:sz w:val="28"/>
+                <w:szCs w:val="28"/>
+              </w:rPr>
+              <w:t>.</w:t>
             </w:r>
             <w:r>
               <w:t xml:space="preserve"> </w:t>
@@ -7497,7 +7700,16 @@
                 <w:sz w:val="28"/>
                 <w:szCs w:val="28"/>
               </w:rPr>
-              <w:t xml:space="preserve">9. </w:t>
+              <w:t xml:space="preserve">10. </w:t>
+            </w:r>
+            <w:proofErr w:type="gramStart"/>
+            <w:r>
+              <w:rPr>
+                <w:rFonts w:ascii="Times New Roman" w:hAnsi="Times New Roman"/>
+                <w:sz w:val="28"/>
+                <w:szCs w:val="28"/>
+              </w:rPr>
+              <w:t xml:space="preserve">Кликнуть </w:t>
             </w:r>
             <w:r>
               <w:t xml:space="preserve"> </w:t>
@@ -7508,6 +7720,68 @@
                 <w:sz w:val="28"/>
                 <w:szCs w:val="28"/>
               </w:rPr>
+              <w:t>80701000</w:t>
+            </w:r>
+            <w:proofErr w:type="gramEnd"/>
+            <w:r>
+              <w:rPr>
+                <w:rFonts w:ascii="Times New Roman" w:hAnsi="Times New Roman"/>
+                <w:sz w:val="28"/>
+                <w:szCs w:val="28"/>
+              </w:rPr>
+              <w:t xml:space="preserve"> - город Уф</w:t>
+            </w:r>
+            <w:r>
+              <w:rPr>
+                <w:rFonts w:ascii="Times New Roman" w:hAnsi="Times New Roman"/>
+                <w:sz w:val="28"/>
+                <w:szCs w:val="28"/>
+              </w:rPr>
+              <w:t>а</w:t>
+            </w:r>
+          </w:p>
+          <w:p>
+            <w:pPr>
+              <w:rPr>
+                <w:rFonts w:ascii="Times New Roman" w:hAnsi="Times New Roman"/>
+                <w:sz w:val="28"/>
+                <w:szCs w:val="28"/>
+              </w:rPr>
+            </w:pPr>
+          </w:p>
+          <w:p>
+            <w:pPr>
+              <w:rPr>
+                <w:rFonts w:ascii="Times New Roman" w:hAnsi="Times New Roman"/>
+                <w:sz w:val="28"/>
+                <w:szCs w:val="28"/>
+              </w:rPr>
+            </w:pPr>
+            <w:r>
+              <w:rPr>
+                <w:rFonts w:ascii="Times New Roman" w:hAnsi="Times New Roman"/>
+                <w:sz w:val="28"/>
+                <w:szCs w:val="28"/>
+              </w:rPr>
+              <w:t>11</w:t>
+            </w:r>
+            <w:r>
+              <w:rPr>
+                <w:rFonts w:ascii="Times New Roman" w:hAnsi="Times New Roman"/>
+                <w:sz w:val="28"/>
+                <w:szCs w:val="28"/>
+              </w:rPr>
+              <w:t xml:space="preserve">. </w:t>
+            </w:r>
+            <w:r>
+              <w:t xml:space="preserve"> </w:t>
+            </w:r>
+            <w:r>
+              <w:rPr>
+                <w:rFonts w:ascii="Times New Roman" w:hAnsi="Times New Roman"/>
+                <w:sz w:val="28"/>
+                <w:szCs w:val="28"/>
+              </w:rPr>
               <w:t xml:space="preserve">нажать кнопку </w:t>
             </w:r>
             <w:proofErr w:type="gramStart"/>
@@ -7543,7 +7817,23 @@
                 <w:sz w:val="28"/>
                 <w:szCs w:val="28"/>
               </w:rPr>
-              <w:t xml:space="preserve">10. </w:t>
+              <w:t>1</w:t>
+            </w:r>
+            <w:r>
+              <w:rPr>
+                <w:rFonts w:ascii="Times New Roman" w:hAnsi="Times New Roman"/>
+                <w:sz w:val="28"/>
+                <w:szCs w:val="28"/>
+              </w:rPr>
+              <w:t>2</w:t>
+            </w:r>
+            <w:r>
+              <w:rPr>
+                <w:rFonts w:ascii="Times New Roman" w:hAnsi="Times New Roman"/>
+                <w:sz w:val="28"/>
+                <w:szCs w:val="28"/>
+              </w:rPr>
+              <w:t xml:space="preserve">. </w:t>
             </w:r>
             <w:r>
               <w:t xml:space="preserve"> </w:t>
@@ -7636,7 +7926,23 @@
                 <w:sz w:val="28"/>
                 <w:szCs w:val="28"/>
               </w:rPr>
-              <w:t xml:space="preserve">11. </w:t>
+              <w:t>1</w:t>
+            </w:r>
+            <w:r>
+              <w:rPr>
+                <w:rFonts w:ascii="Times New Roman" w:hAnsi="Times New Roman"/>
+                <w:sz w:val="28"/>
+                <w:szCs w:val="28"/>
+              </w:rPr>
+              <w:t>3</w:t>
+            </w:r>
+            <w:r>
+              <w:rPr>
+                <w:rFonts w:ascii="Times New Roman" w:hAnsi="Times New Roman"/>
+                <w:sz w:val="28"/>
+                <w:szCs w:val="28"/>
+              </w:rPr>
+              <w:t xml:space="preserve">. </w:t>
             </w:r>
             <w:r>
               <w:t xml:space="preserve"> </w:t>
@@ -7644,30 +7950,131 @@
             <w:r>
               <w:t xml:space="preserve"> </w:t>
             </w:r>
-            <w:r>
-              <w:rPr>
-                <w:rFonts w:ascii="Times New Roman" w:hAnsi="Times New Roman"/>
-                <w:sz w:val="28"/>
-                <w:szCs w:val="28"/>
-              </w:rPr>
-              <w:t>Выбрать Налоги на имущество из всплывающего меню</w:t>
-            </w:r>
-          </w:p>
-          <w:p>
-            <w:pPr>
-              <w:rPr>
-                <w:rFonts w:ascii="Times New Roman" w:hAnsi="Times New Roman"/>
-                <w:sz w:val="28"/>
-                <w:szCs w:val="28"/>
-              </w:rPr>
-            </w:pPr>
-            <w:r>
-              <w:rPr>
-                <w:rFonts w:ascii="Times New Roman" w:hAnsi="Times New Roman"/>
-                <w:sz w:val="28"/>
-                <w:szCs w:val="28"/>
-              </w:rPr>
-              <w:t xml:space="preserve">12. </w:t>
+            <w:proofErr w:type="gramStart"/>
+            <w:r>
+              <w:rPr>
+                <w:rFonts w:ascii="Times New Roman" w:hAnsi="Times New Roman"/>
+                <w:sz w:val="28"/>
+                <w:szCs w:val="28"/>
+              </w:rPr>
+              <w:t xml:space="preserve">Выбрать </w:t>
+            </w:r>
+            <w:r>
+              <w:t xml:space="preserve"> </w:t>
+            </w:r>
+            <w:r>
+              <w:rPr>
+                <w:rFonts w:ascii="Times New Roman" w:hAnsi="Times New Roman"/>
+                <w:sz w:val="28"/>
+                <w:szCs w:val="28"/>
+              </w:rPr>
+              <w:t>Налоги</w:t>
+            </w:r>
+            <w:proofErr w:type="gramEnd"/>
+            <w:r>
+              <w:rPr>
+                <w:rFonts w:ascii="Times New Roman" w:hAnsi="Times New Roman"/>
+                <w:sz w:val="28"/>
+                <w:szCs w:val="28"/>
+              </w:rPr>
+              <w:t xml:space="preserve">, сборы и регулярные платежи за пользование </w:t>
+            </w:r>
+            <w:r>
+              <w:rPr>
+                <w:rFonts w:ascii="Times New Roman" w:hAnsi="Times New Roman"/>
+                <w:sz w:val="28"/>
+                <w:szCs w:val="28"/>
+              </w:rPr>
+              <w:t>из всплывающего меню</w:t>
+            </w:r>
+          </w:p>
+          <w:p>
+            <w:pPr>
+              <w:rPr>
+                <w:rFonts w:ascii="Times New Roman" w:hAnsi="Times New Roman"/>
+                <w:sz w:val="28"/>
+                <w:szCs w:val="28"/>
+              </w:rPr>
+            </w:pPr>
+            <w:r>
+              <w:rPr>
+                <w:rFonts w:ascii="Times New Roman" w:hAnsi="Times New Roman"/>
+                <w:sz w:val="28"/>
+                <w:szCs w:val="28"/>
+              </w:rPr>
+              <w:t xml:space="preserve">14. Кликнуть </w:t>
+            </w:r>
+            <w:r>
+              <w:rPr>
+                <w:rFonts w:ascii="Times New Roman" w:hAnsi="Times New Roman"/>
+                <w:sz w:val="28"/>
+                <w:szCs w:val="28"/>
+              </w:rPr>
+              <w:t xml:space="preserve"> </w:t>
+            </w:r>
+            <w:r>
+              <w:t xml:space="preserve"> </w:t>
+            </w:r>
+            <w:r>
+              <w:rPr>
+                <w:rFonts w:ascii="Times New Roman" w:hAnsi="Times New Roman"/>
+                <w:sz w:val="28"/>
+                <w:szCs w:val="28"/>
+              </w:rPr>
+              <w:t>Налоги, сборы и регулярные платежи за пользование</w:t>
+            </w:r>
+          </w:p>
+          <w:p>
+            <w:pPr>
+              <w:rPr>
+                <w:rFonts w:ascii="Times New Roman" w:hAnsi="Times New Roman"/>
+                <w:sz w:val="28"/>
+                <w:szCs w:val="28"/>
+              </w:rPr>
+            </w:pPr>
+          </w:p>
+          <w:p>
+            <w:pPr>
+              <w:rPr>
+                <w:rFonts w:ascii="Times New Roman" w:hAnsi="Times New Roman"/>
+                <w:sz w:val="28"/>
+                <w:szCs w:val="28"/>
+              </w:rPr>
+            </w:pPr>
+          </w:p>
+          <w:p>
+            <w:pPr>
+              <w:rPr>
+                <w:rFonts w:ascii="Times New Roman" w:hAnsi="Times New Roman"/>
+                <w:sz w:val="28"/>
+                <w:szCs w:val="28"/>
+                <w:lang w:val="en-US"/>
+              </w:rPr>
+            </w:pPr>
+            <w:r>
+              <w:rPr>
+                <w:rFonts w:ascii="Times New Roman" w:hAnsi="Times New Roman"/>
+                <w:sz w:val="28"/>
+                <w:szCs w:val="28"/>
+              </w:rPr>
+              <w:lastRenderedPageBreak/>
+              <w:t>1</w:t>
+            </w:r>
+            <w:r>
+              <w:rPr>
+                <w:rFonts w:ascii="Times New Roman" w:hAnsi="Times New Roman"/>
+                <w:sz w:val="28"/>
+                <w:szCs w:val="28"/>
+              </w:rPr>
+              <w:t>5</w:t>
+            </w:r>
+            <w:r>
+              <w:rPr>
+                <w:rFonts w:ascii="Times New Roman" w:hAnsi="Times New Roman"/>
+                <w:sz w:val="28"/>
+                <w:szCs w:val="28"/>
+              </w:rPr>
+              <w:t xml:space="preserve">. </w:t>
             </w:r>
             <w:r>
               <w:rPr>
@@ -7703,6 +8110,15 @@
               </w:rPr>
               <w:t>arrow</w:t>
             </w:r>
+          </w:p>
+          <w:p>
+            <w:pPr>
+              <w:rPr>
+                <w:rFonts w:ascii="Times New Roman" w:hAnsi="Times New Roman"/>
+                <w:sz w:val="28"/>
+                <w:szCs w:val="28"/>
+              </w:rPr>
+            </w:pPr>
             <w:r>
               <w:rPr>
                 <w:rFonts w:ascii="Times New Roman" w:hAnsi="Times New Roman"/>
@@ -7727,27 +8143,227 @@
                 <w:sz w:val="28"/>
                 <w:szCs w:val="28"/>
               </w:rPr>
-              <w:t xml:space="preserve"> раскрывающегося меню) поля Наименование платежа</w:t>
-            </w:r>
-          </w:p>
-          <w:p>
-            <w:pPr>
+              <w:t xml:space="preserve"> раскрывающегося меню) </w:t>
+            </w:r>
+          </w:p>
+          <w:p>
+            <w:pPr>
+              <w:rPr>
+                <w:rFonts w:ascii="Times New Roman" w:hAnsi="Times New Roman"/>
+                <w:sz w:val="28"/>
+                <w:szCs w:val="28"/>
+              </w:rPr>
+            </w:pPr>
+            <w:r>
+              <w:rPr>
+                <w:rFonts w:ascii="Times New Roman" w:hAnsi="Times New Roman"/>
+                <w:sz w:val="28"/>
+                <w:szCs w:val="28"/>
+              </w:rPr>
+              <w:t>поля Наименование платежа</w:t>
+            </w:r>
+          </w:p>
+          <w:p>
+            <w:pPr>
+              <w:rPr>
+                <w:rFonts w:ascii="Times New Roman" w:hAnsi="Times New Roman"/>
+                <w:sz w:val="28"/>
+                <w:szCs w:val="28"/>
+              </w:rPr>
+            </w:pPr>
+            <w:r>
+              <w:rPr>
+                <w:rFonts w:ascii="Times New Roman" w:hAnsi="Times New Roman"/>
+                <w:sz w:val="28"/>
+                <w:szCs w:val="28"/>
+              </w:rPr>
+              <w:t>1</w:t>
+            </w:r>
+            <w:r>
+              <w:rPr>
+                <w:rFonts w:ascii="Times New Roman" w:hAnsi="Times New Roman"/>
+                <w:sz w:val="28"/>
+                <w:szCs w:val="28"/>
+              </w:rPr>
+              <w:t>6</w:t>
+            </w:r>
+            <w:r>
+              <w:rPr>
+                <w:rFonts w:ascii="Times New Roman" w:hAnsi="Times New Roman"/>
+                <w:sz w:val="28"/>
+                <w:szCs w:val="28"/>
+              </w:rPr>
+              <w:t xml:space="preserve">. </w:t>
+            </w:r>
+            <w:r>
+              <w:t xml:space="preserve"> </w:t>
+            </w:r>
+            <w:r>
+              <w:rPr>
+                <w:rFonts w:ascii="Times New Roman" w:hAnsi="Times New Roman"/>
+                <w:sz w:val="28"/>
+                <w:szCs w:val="28"/>
+              </w:rPr>
+              <w:t>Выбрать Т</w:t>
+            </w:r>
+            <w:r>
+              <w:t xml:space="preserve"> </w:t>
+            </w:r>
+            <w:r>
+              <w:rPr>
+                <w:rFonts w:ascii="Times New Roman" w:hAnsi="Times New Roman"/>
+                <w:sz w:val="28"/>
+                <w:szCs w:val="28"/>
+              </w:rPr>
+              <w:t xml:space="preserve">Сбор за пользование объектами животного </w:t>
+            </w:r>
+            <w:proofErr w:type="gramStart"/>
+            <w:r>
+              <w:rPr>
+                <w:rFonts w:ascii="Times New Roman" w:hAnsi="Times New Roman"/>
+                <w:sz w:val="28"/>
+                <w:szCs w:val="28"/>
+              </w:rPr>
+              <w:t xml:space="preserve">мира </w:t>
+            </w:r>
+            <w:r>
+              <w:rPr>
+                <w:rFonts w:ascii="Times New Roman" w:hAnsi="Times New Roman"/>
+                <w:sz w:val="28"/>
+                <w:szCs w:val="28"/>
+              </w:rPr>
+              <w:t xml:space="preserve"> из</w:t>
+            </w:r>
+            <w:proofErr w:type="gramEnd"/>
+            <w:r>
+              <w:rPr>
+                <w:rFonts w:ascii="Times New Roman" w:hAnsi="Times New Roman"/>
+                <w:sz w:val="28"/>
+                <w:szCs w:val="28"/>
+              </w:rPr>
+              <w:t xml:space="preserve"> всплывающего мен</w:t>
+            </w:r>
+            <w:r>
+              <w:rPr>
+                <w:rFonts w:ascii="Times New Roman" w:hAnsi="Times New Roman"/>
+                <w:sz w:val="28"/>
+                <w:szCs w:val="28"/>
+              </w:rPr>
+              <w:t>ю</w:t>
+            </w:r>
+          </w:p>
+          <w:p>
+            <w:pPr>
+              <w:rPr>
+                <w:rFonts w:ascii="Times New Roman" w:hAnsi="Times New Roman"/>
+                <w:sz w:val="28"/>
+                <w:szCs w:val="28"/>
+              </w:rPr>
+            </w:pPr>
+            <w:r>
+              <w:rPr>
+                <w:rFonts w:ascii="Times New Roman" w:hAnsi="Times New Roman"/>
+                <w:sz w:val="28"/>
+                <w:szCs w:val="28"/>
+              </w:rPr>
+              <w:t xml:space="preserve">17. Кликнуть </w:t>
+            </w:r>
+            <w:r>
+              <w:rPr>
+                <w:rFonts w:ascii="Times New Roman" w:hAnsi="Times New Roman"/>
+                <w:sz w:val="28"/>
+                <w:szCs w:val="28"/>
+              </w:rPr>
+              <w:t xml:space="preserve"> </w:t>
+            </w:r>
+            <w:r>
+              <w:t xml:space="preserve"> </w:t>
+            </w:r>
+            <w:r>
+              <w:rPr>
+                <w:rFonts w:ascii="Times New Roman" w:hAnsi="Times New Roman"/>
+                <w:sz w:val="28"/>
+                <w:szCs w:val="28"/>
+              </w:rPr>
+              <w:t>Сбор за пользование объектами животного мира</w:t>
+            </w:r>
+          </w:p>
+          <w:p>
+            <w:pPr>
+              <w:rPr>
+                <w:rFonts w:ascii="Times New Roman" w:hAnsi="Times New Roman"/>
+                <w:sz w:val="28"/>
+                <w:szCs w:val="28"/>
+              </w:rPr>
+            </w:pPr>
+          </w:p>
+          <w:p>
+            <w:pPr>
+              <w:rPr>
+                <w:rFonts w:ascii="Times New Roman" w:hAnsi="Times New Roman"/>
+                <w:sz w:val="28"/>
+                <w:szCs w:val="28"/>
+              </w:rPr>
+            </w:pPr>
+          </w:p>
+          <w:p>
+            <w:pPr>
+              <w:rPr>
+                <w:rFonts w:ascii="Times New Roman" w:hAnsi="Times New Roman"/>
+                <w:sz w:val="28"/>
+                <w:szCs w:val="28"/>
+              </w:rPr>
+            </w:pPr>
+            <w:r>
+              <w:rPr>
+                <w:rFonts w:ascii="Times New Roman" w:hAnsi="Times New Roman"/>
+                <w:sz w:val="28"/>
+                <w:szCs w:val="28"/>
+              </w:rPr>
+              <w:t>1</w:t>
+            </w:r>
+            <w:r>
+              <w:rPr>
+                <w:rFonts w:ascii="Times New Roman" w:hAnsi="Times New Roman"/>
+                <w:sz w:val="28"/>
+                <w:szCs w:val="28"/>
+              </w:rPr>
+              <w:t>8</w:t>
+            </w:r>
+            <w:r>
+              <w:rPr>
+                <w:rFonts w:ascii="Times New Roman" w:hAnsi="Times New Roman"/>
+                <w:sz w:val="28"/>
+                <w:szCs w:val="28"/>
+              </w:rPr>
+              <w:t xml:space="preserve">. </w:t>
+            </w:r>
+            <w:r>
+              <w:t xml:space="preserve"> </w:t>
+            </w:r>
+            <w:r>
+              <w:rPr>
+                <w:rFonts w:ascii="Times New Roman" w:hAnsi="Times New Roman"/>
+                <w:sz w:val="28"/>
+                <w:szCs w:val="28"/>
+              </w:rPr>
+              <w:t xml:space="preserve">Нажать кнопку </w:t>
+            </w:r>
+            <w:r>
               <w:rPr>
                 <w:rFonts w:ascii="Times New Roman" w:hAnsi="Times New Roman"/>
                 <w:sz w:val="28"/>
                 <w:szCs w:val="28"/>
                 <w:lang w:val="en-US"/>
               </w:rPr>
-            </w:pPr>
-            <w:r>
-              <w:rPr>
-                <w:rFonts w:ascii="Times New Roman" w:hAnsi="Times New Roman"/>
-                <w:sz w:val="28"/>
-                <w:szCs w:val="28"/>
-              </w:rPr>
-              <w:t xml:space="preserve">13. </w:t>
-            </w:r>
-            <w:r>
+              <w:t>Dropdown</w:t>
+            </w:r>
+            <w:r>
+              <w:rPr>
+                <w:rFonts w:ascii="Times New Roman" w:hAnsi="Times New Roman"/>
+                <w:sz w:val="28"/>
+                <w:szCs w:val="28"/>
+              </w:rPr>
               <w:t xml:space="preserve"> </w:t>
             </w:r>
             <w:r>
@@ -7755,33 +8371,68 @@
                 <w:rFonts w:ascii="Times New Roman" w:hAnsi="Times New Roman"/>
                 <w:sz w:val="28"/>
                 <w:szCs w:val="28"/>
-              </w:rPr>
-              <w:t>Выбрать Транспортный налог с физических лиц из всплывающего мен</w:t>
-            </w:r>
-            <w:r>
-              <w:rPr>
-                <w:rFonts w:ascii="Times New Roman" w:hAnsi="Times New Roman"/>
-                <w:sz w:val="28"/>
-                <w:szCs w:val="28"/>
-              </w:rPr>
-              <w:t>ю</w:t>
-            </w:r>
-          </w:p>
-          <w:p>
-            <w:pPr>
-              <w:rPr>
-                <w:rFonts w:ascii="Times New Roman" w:hAnsi="Times New Roman"/>
-                <w:sz w:val="28"/>
-                <w:szCs w:val="28"/>
-              </w:rPr>
-            </w:pPr>
-            <w:r>
-              <w:rPr>
-                <w:rFonts w:ascii="Times New Roman" w:hAnsi="Times New Roman"/>
-                <w:sz w:val="28"/>
-                <w:szCs w:val="28"/>
-              </w:rPr>
-              <w:t xml:space="preserve">14. </w:t>
+                <w:lang w:val="en-US"/>
+              </w:rPr>
+              <w:t>arrow</w:t>
+            </w:r>
+            <w:r>
+              <w:rPr>
+                <w:rFonts w:ascii="Times New Roman" w:hAnsi="Times New Roman"/>
+                <w:sz w:val="28"/>
+                <w:szCs w:val="28"/>
+              </w:rPr>
+              <w:t xml:space="preserve"> (</w:t>
+            </w:r>
+            <w:proofErr w:type="gramStart"/>
+            <w:r>
+              <w:rPr>
+                <w:rFonts w:ascii="Times New Roman" w:hAnsi="Times New Roman"/>
+                <w:sz w:val="28"/>
+                <w:szCs w:val="28"/>
+              </w:rPr>
+              <w:t>стрелка</w:t>
+            </w:r>
+            <w:proofErr w:type="gramEnd"/>
+            <w:r>
+              <w:rPr>
+                <w:rFonts w:ascii="Times New Roman" w:hAnsi="Times New Roman"/>
+                <w:sz w:val="28"/>
+                <w:szCs w:val="28"/>
+              </w:rPr>
+              <w:t xml:space="preserve"> раскрывающегося меню) поля Тип платежа</w:t>
+            </w:r>
+          </w:p>
+          <w:p>
+            <w:pPr>
+              <w:rPr>
+                <w:rFonts w:ascii="Times New Roman" w:hAnsi="Times New Roman"/>
+                <w:sz w:val="28"/>
+                <w:szCs w:val="28"/>
+              </w:rPr>
+            </w:pPr>
+            <w:r>
+              <w:rPr>
+                <w:rFonts w:ascii="Times New Roman" w:hAnsi="Times New Roman"/>
+                <w:sz w:val="28"/>
+                <w:szCs w:val="28"/>
+              </w:rPr>
+              <w:t>1</w:t>
+            </w:r>
+            <w:r>
+              <w:rPr>
+                <w:rFonts w:ascii="Times New Roman" w:hAnsi="Times New Roman"/>
+                <w:sz w:val="28"/>
+                <w:szCs w:val="28"/>
+              </w:rPr>
+              <w:t>9</w:t>
+            </w:r>
+            <w:r>
+              <w:rPr>
+                <w:rFonts w:ascii="Times New Roman" w:hAnsi="Times New Roman"/>
+                <w:sz w:val="28"/>
+                <w:szCs w:val="28"/>
+              </w:rPr>
+              <w:t xml:space="preserve">. </w:t>
             </w:r>
             <w:r>
               <w:t xml:space="preserve"> </w:t>
@@ -7792,23 +8443,110 @@
                 <w:sz w:val="28"/>
                 <w:szCs w:val="28"/>
               </w:rPr>
-              <w:t xml:space="preserve">Нажать кнопку </w:t>
-            </w:r>
-            <w:r>
-              <w:rPr>
-                <w:rFonts w:ascii="Times New Roman" w:hAnsi="Times New Roman"/>
-                <w:sz w:val="28"/>
-                <w:szCs w:val="28"/>
-                <w:lang w:val="en-US"/>
-              </w:rPr>
-              <w:t>Dropdown</w:t>
-            </w:r>
-            <w:r>
-              <w:rPr>
-                <w:rFonts w:ascii="Times New Roman" w:hAnsi="Times New Roman"/>
-                <w:sz w:val="28"/>
-                <w:szCs w:val="28"/>
-              </w:rPr>
+              <w:t>Выбрать Платёж из всплывающего меню</w:t>
+            </w:r>
+          </w:p>
+          <w:p>
+            <w:pPr>
+              <w:rPr>
+                <w:rFonts w:ascii="Times New Roman" w:hAnsi="Times New Roman"/>
+                <w:sz w:val="28"/>
+                <w:szCs w:val="28"/>
+              </w:rPr>
+            </w:pPr>
+            <w:r>
+              <w:rPr>
+                <w:rFonts w:ascii="Times New Roman" w:hAnsi="Times New Roman"/>
+                <w:sz w:val="28"/>
+                <w:szCs w:val="28"/>
+              </w:rPr>
+              <w:t>20.</w:t>
+            </w:r>
+            <w:r>
+              <w:rPr>
+                <w:rFonts w:ascii="Times New Roman" w:hAnsi="Times New Roman"/>
+                <w:sz w:val="28"/>
+                <w:szCs w:val="28"/>
+              </w:rPr>
+              <w:t xml:space="preserve"> Кликнуть Платеж</w:t>
+            </w:r>
+          </w:p>
+          <w:p>
+            <w:pPr>
+              <w:rPr>
+                <w:rFonts w:ascii="Times New Roman" w:hAnsi="Times New Roman"/>
+                <w:sz w:val="28"/>
+                <w:szCs w:val="28"/>
+              </w:rPr>
+            </w:pPr>
+            <w:r>
+              <w:rPr>
+                <w:rFonts w:ascii="Times New Roman" w:hAnsi="Times New Roman"/>
+                <w:sz w:val="28"/>
+                <w:szCs w:val="28"/>
+              </w:rPr>
+              <w:t>21</w:t>
+            </w:r>
+            <w:r>
+              <w:rPr>
+                <w:rFonts w:ascii="Times New Roman" w:hAnsi="Times New Roman"/>
+                <w:sz w:val="28"/>
+                <w:szCs w:val="28"/>
+              </w:rPr>
+              <w:t xml:space="preserve">. </w:t>
+            </w:r>
+            <w:r>
+              <w:rPr>
+                <w:rFonts w:ascii="Times New Roman" w:hAnsi="Times New Roman"/>
+                <w:sz w:val="28"/>
+                <w:szCs w:val="28"/>
+              </w:rPr>
+              <w:t xml:space="preserve">нажать кнопку </w:t>
+            </w:r>
+            <w:proofErr w:type="gramStart"/>
+            <w:r>
+              <w:rPr>
+                <w:rFonts w:ascii="Times New Roman" w:hAnsi="Times New Roman"/>
+                <w:sz w:val="28"/>
+                <w:szCs w:val="28"/>
+              </w:rPr>
+              <w:t>« Далее</w:t>
+            </w:r>
+            <w:proofErr w:type="gramEnd"/>
+            <w:r>
+              <w:rPr>
+                <w:rFonts w:ascii="Times New Roman" w:hAnsi="Times New Roman"/>
+                <w:sz w:val="28"/>
+                <w:szCs w:val="28"/>
+              </w:rPr>
+              <w:t>»</w:t>
+            </w:r>
+          </w:p>
+          <w:p>
+            <w:pPr>
+              <w:rPr>
+                <w:rFonts w:ascii="Times New Roman" w:hAnsi="Times New Roman"/>
+                <w:sz w:val="28"/>
+                <w:szCs w:val="28"/>
+              </w:rPr>
+            </w:pPr>
+            <w:r>
+              <w:rPr>
+                <w:rFonts w:ascii="Times New Roman" w:hAnsi="Times New Roman"/>
+                <w:sz w:val="28"/>
+                <w:szCs w:val="28"/>
+              </w:rPr>
+              <w:t>22</w:t>
+            </w:r>
+            <w:r>
+              <w:rPr>
+                <w:rFonts w:ascii="Times New Roman" w:hAnsi="Times New Roman"/>
+                <w:sz w:val="28"/>
+                <w:szCs w:val="28"/>
+              </w:rPr>
+              <w:t>.</w:t>
+            </w:r>
+            <w:r>
               <w:t xml:space="preserve"> </w:t>
             </w:r>
             <w:r>
@@ -7816,18 +8554,18 @@
                 <w:rFonts w:ascii="Times New Roman" w:hAnsi="Times New Roman"/>
                 <w:sz w:val="28"/>
                 <w:szCs w:val="28"/>
-                <w:lang w:val="en-US"/>
-              </w:rPr>
-              <w:t>arrow</w:t>
-            </w:r>
-            <w:r>
-              <w:rPr>
-                <w:rFonts w:ascii="Times New Roman" w:hAnsi="Times New Roman"/>
-                <w:sz w:val="28"/>
-                <w:szCs w:val="28"/>
-              </w:rPr>
-              <w:t xml:space="preserve"> (</w:t>
-            </w:r>
+              </w:rPr>
+              <w:t>Заполнить форму данными</w:t>
+            </w:r>
+          </w:p>
+          <w:p>
+            <w:pPr>
+              <w:rPr>
+                <w:rFonts w:ascii="Times New Roman" w:hAnsi="Times New Roman"/>
+                <w:sz w:val="28"/>
+                <w:szCs w:val="28"/>
+              </w:rPr>
+            </w:pPr>
             <w:proofErr w:type="gramStart"/>
             <w:r>
               <w:rPr>
@@ -7835,7 +8573,18 @@
                 <w:sz w:val="28"/>
                 <w:szCs w:val="28"/>
               </w:rPr>
-              <w:t>стрелка</w:t>
+              <w:t xml:space="preserve">ФИО </w:t>
+            </w:r>
+            <w:r>
+              <w:t xml:space="preserve"> </w:t>
+            </w:r>
+            <w:r>
+              <w:rPr>
+                <w:rFonts w:ascii="Times New Roman" w:hAnsi="Times New Roman"/>
+                <w:sz w:val="28"/>
+                <w:szCs w:val="28"/>
+              </w:rPr>
+              <w:t>Хасанова</w:t>
             </w:r>
             <w:proofErr w:type="gramEnd"/>
             <w:r>
@@ -7844,52 +8593,112 @@
                 <w:sz w:val="28"/>
                 <w:szCs w:val="28"/>
               </w:rPr>
-              <w:t xml:space="preserve"> раскрывающегося меню) поля Тип платежа</w:t>
-            </w:r>
-          </w:p>
-          <w:p>
-            <w:pPr>
-              <w:rPr>
-                <w:rFonts w:ascii="Times New Roman" w:hAnsi="Times New Roman"/>
-                <w:sz w:val="28"/>
-                <w:szCs w:val="28"/>
-              </w:rPr>
-            </w:pPr>
-            <w:r>
-              <w:rPr>
-                <w:rFonts w:ascii="Times New Roman" w:hAnsi="Times New Roman"/>
-                <w:sz w:val="28"/>
-                <w:szCs w:val="28"/>
-              </w:rPr>
-              <w:t xml:space="preserve">15. </w:t>
-            </w:r>
-            <w:r>
               <w:t xml:space="preserve"> </w:t>
             </w:r>
-            <w:r>
-              <w:rPr>
-                <w:rFonts w:ascii="Times New Roman" w:hAnsi="Times New Roman"/>
-                <w:sz w:val="28"/>
-                <w:szCs w:val="28"/>
-              </w:rPr>
-              <w:t>Выбрать Платёж из всплывающего меню</w:t>
-            </w:r>
-          </w:p>
-          <w:p>
-            <w:pPr>
-              <w:rPr>
-                <w:rFonts w:ascii="Times New Roman" w:hAnsi="Times New Roman"/>
-                <w:sz w:val="28"/>
-                <w:szCs w:val="28"/>
-              </w:rPr>
-            </w:pPr>
-            <w:r>
-              <w:rPr>
-                <w:rFonts w:ascii="Times New Roman" w:hAnsi="Times New Roman"/>
-                <w:sz w:val="28"/>
-                <w:szCs w:val="28"/>
-              </w:rPr>
-              <w:t xml:space="preserve">16. </w:t>
+            <w:proofErr w:type="spellStart"/>
+            <w:r>
+              <w:rPr>
+                <w:rFonts w:ascii="Times New Roman" w:hAnsi="Times New Roman"/>
+                <w:sz w:val="28"/>
+                <w:szCs w:val="28"/>
+              </w:rPr>
+              <w:t>Гульчачак</w:t>
+            </w:r>
+            <w:proofErr w:type="spellEnd"/>
+            <w:r>
+              <w:rPr>
+                <w:rFonts w:ascii="Times New Roman" w:hAnsi="Times New Roman"/>
+                <w:sz w:val="28"/>
+                <w:szCs w:val="28"/>
+              </w:rPr>
+              <w:t xml:space="preserve"> Валериевна</w:t>
+            </w:r>
+          </w:p>
+          <w:p>
+            <w:pPr>
+              <w:rPr>
+                <w:rFonts w:ascii="Times New Roman" w:hAnsi="Times New Roman"/>
+                <w:sz w:val="28"/>
+                <w:szCs w:val="28"/>
+              </w:rPr>
+            </w:pPr>
+            <w:proofErr w:type="gramStart"/>
+            <w:r>
+              <w:rPr>
+                <w:rFonts w:ascii="Times New Roman" w:hAnsi="Times New Roman"/>
+                <w:sz w:val="28"/>
+                <w:szCs w:val="28"/>
+              </w:rPr>
+              <w:t xml:space="preserve">ИНН </w:t>
+            </w:r>
+            <w:r>
+              <w:t xml:space="preserve"> </w:t>
+            </w:r>
+            <w:r>
+              <w:rPr>
+                <w:rFonts w:ascii="Times New Roman" w:hAnsi="Times New Roman"/>
+                <w:sz w:val="28"/>
+                <w:szCs w:val="28"/>
+              </w:rPr>
+              <w:t>026006198150</w:t>
+            </w:r>
+            <w:proofErr w:type="gramEnd"/>
+          </w:p>
+          <w:p>
+            <w:pPr>
+              <w:rPr>
+                <w:rFonts w:ascii="Times New Roman" w:hAnsi="Times New Roman"/>
+                <w:b/>
+                <w:sz w:val="28"/>
+                <w:szCs w:val="28"/>
+              </w:rPr>
+            </w:pPr>
+            <w:r>
+              <w:rPr>
+                <w:rFonts w:ascii="Times New Roman" w:hAnsi="Times New Roman"/>
+                <w:sz w:val="28"/>
+                <w:szCs w:val="28"/>
+              </w:rPr>
+              <w:t>Сумма</w:t>
+            </w:r>
+            <w:r>
+              <w:t xml:space="preserve"> </w:t>
+            </w:r>
+            <w:r>
+              <w:rPr>
+                <w:rFonts w:ascii="Times New Roman" w:hAnsi="Times New Roman"/>
+                <w:sz w:val="28"/>
+                <w:szCs w:val="28"/>
+              </w:rPr>
+              <w:t>100</w:t>
+            </w:r>
+          </w:p>
+          <w:p>
+            <w:pPr>
+              <w:rPr>
+                <w:rFonts w:ascii="Times New Roman" w:hAnsi="Times New Roman"/>
+                <w:sz w:val="28"/>
+                <w:szCs w:val="28"/>
+              </w:rPr>
+            </w:pPr>
+            <w:r>
+              <w:rPr>
+                <w:rFonts w:ascii="Times New Roman" w:hAnsi="Times New Roman"/>
+                <w:sz w:val="28"/>
+                <w:szCs w:val="28"/>
+              </w:rPr>
+              <w:t>23</w:t>
+            </w:r>
+            <w:r>
+              <w:rPr>
+                <w:rFonts w:ascii="Times New Roman" w:hAnsi="Times New Roman"/>
+                <w:sz w:val="28"/>
+                <w:szCs w:val="28"/>
+              </w:rPr>
+              <w:t>.</w:t>
+            </w:r>
+            <w:r>
+              <w:t xml:space="preserve"> </w:t>
             </w:r>
             <w:r>
               <w:rPr>
@@ -7932,7 +8741,7 @@
                 <w:sz w:val="28"/>
                 <w:szCs w:val="28"/>
               </w:rPr>
-              <w:t>17</w:t>
+              <w:t>24</w:t>
             </w:r>
             <w:r>
               <w:rPr>
@@ -7951,239 +8760,7 @@
                 <w:sz w:val="28"/>
                 <w:szCs w:val="28"/>
               </w:rPr>
-              <w:t>Заполнить форму данными</w:t>
-            </w:r>
-          </w:p>
-          <w:p>
-            <w:pPr>
-              <w:rPr>
-                <w:rFonts w:ascii="Times New Roman" w:hAnsi="Times New Roman"/>
-                <w:sz w:val="28"/>
-                <w:szCs w:val="28"/>
-              </w:rPr>
-            </w:pPr>
-            <w:proofErr w:type="gramStart"/>
-            <w:r>
-              <w:rPr>
-                <w:rFonts w:ascii="Times New Roman" w:hAnsi="Times New Roman"/>
-                <w:sz w:val="28"/>
-                <w:szCs w:val="28"/>
-              </w:rPr>
-              <w:t xml:space="preserve">ФИО </w:t>
-            </w:r>
-            <w:r>
-              <w:t xml:space="preserve"> </w:t>
-            </w:r>
-            <w:r>
-              <w:rPr>
-                <w:rFonts w:ascii="Times New Roman" w:hAnsi="Times New Roman"/>
-                <w:sz w:val="28"/>
-                <w:szCs w:val="28"/>
-              </w:rPr>
-              <w:t>Хасанова</w:t>
-            </w:r>
-            <w:proofErr w:type="gramEnd"/>
-            <w:r>
-              <w:rPr>
-                <w:rFonts w:ascii="Times New Roman" w:hAnsi="Times New Roman"/>
-                <w:sz w:val="28"/>
-                <w:szCs w:val="28"/>
-              </w:rPr>
-              <w:t xml:space="preserve"> </w:t>
-            </w:r>
-            <w:proofErr w:type="spellStart"/>
-            <w:r>
-              <w:rPr>
-                <w:rFonts w:ascii="Times New Roman" w:hAnsi="Times New Roman"/>
-                <w:sz w:val="28"/>
-                <w:szCs w:val="28"/>
-              </w:rPr>
-              <w:t>Гульчачак</w:t>
-            </w:r>
-            <w:proofErr w:type="spellEnd"/>
-            <w:r>
-              <w:rPr>
-                <w:rFonts w:ascii="Times New Roman" w:hAnsi="Times New Roman"/>
-                <w:sz w:val="28"/>
-                <w:szCs w:val="28"/>
-              </w:rPr>
-              <w:t xml:space="preserve"> Валериевна</w:t>
-            </w:r>
-          </w:p>
-          <w:p>
-            <w:pPr>
-              <w:rPr>
-                <w:rFonts w:ascii="Times New Roman" w:hAnsi="Times New Roman"/>
-                <w:sz w:val="28"/>
-                <w:szCs w:val="28"/>
-              </w:rPr>
-            </w:pPr>
-            <w:proofErr w:type="gramStart"/>
-            <w:r>
-              <w:rPr>
-                <w:rFonts w:ascii="Times New Roman" w:hAnsi="Times New Roman"/>
-                <w:sz w:val="28"/>
-                <w:szCs w:val="28"/>
-              </w:rPr>
-              <w:t xml:space="preserve">ИНН </w:t>
-            </w:r>
-            <w:r>
-              <w:t xml:space="preserve"> </w:t>
-            </w:r>
-            <w:r>
-              <w:rPr>
-                <w:rFonts w:ascii="Times New Roman" w:hAnsi="Times New Roman"/>
-                <w:sz w:val="28"/>
-                <w:szCs w:val="28"/>
-              </w:rPr>
-              <w:t>026006198150</w:t>
-            </w:r>
-            <w:proofErr w:type="gramEnd"/>
-          </w:p>
-          <w:p>
-            <w:pPr>
-              <w:rPr>
-                <w:rFonts w:ascii="Times New Roman" w:hAnsi="Times New Roman"/>
-                <w:b/>
-                <w:sz w:val="28"/>
-                <w:szCs w:val="28"/>
-              </w:rPr>
-            </w:pPr>
-            <w:r>
-              <w:rPr>
-                <w:rFonts w:ascii="Times New Roman" w:hAnsi="Times New Roman"/>
-                <w:sz w:val="28"/>
-                <w:szCs w:val="28"/>
-              </w:rPr>
-              <w:lastRenderedPageBreak/>
-              <w:t>Сумма</w:t>
-            </w:r>
-            <w:r>
-              <w:t xml:space="preserve"> </w:t>
-            </w:r>
-            <w:r>
-              <w:rPr>
-                <w:rFonts w:ascii="Times New Roman" w:hAnsi="Times New Roman"/>
-                <w:sz w:val="28"/>
-                <w:szCs w:val="28"/>
-              </w:rPr>
-              <w:t>100</w:t>
-            </w:r>
-          </w:p>
-          <w:p>
-            <w:pPr>
-              <w:rPr>
-                <w:rFonts w:ascii="Times New Roman" w:hAnsi="Times New Roman"/>
-                <w:sz w:val="28"/>
-                <w:szCs w:val="28"/>
-              </w:rPr>
-            </w:pPr>
-            <w:r>
-              <w:rPr>
-                <w:rFonts w:ascii="Times New Roman" w:hAnsi="Times New Roman"/>
-                <w:sz w:val="28"/>
-                <w:szCs w:val="28"/>
-              </w:rPr>
-              <w:t>1</w:t>
-            </w:r>
-            <w:r>
-              <w:rPr>
-                <w:rFonts w:ascii="Times New Roman" w:hAnsi="Times New Roman"/>
-                <w:sz w:val="28"/>
-                <w:szCs w:val="28"/>
-              </w:rPr>
-              <w:t>8</w:t>
-            </w:r>
-            <w:r>
-              <w:rPr>
-                <w:rFonts w:ascii="Times New Roman" w:hAnsi="Times New Roman"/>
-                <w:sz w:val="28"/>
-                <w:szCs w:val="28"/>
-              </w:rPr>
-              <w:t>.</w:t>
-            </w:r>
-            <w:r>
-              <w:t xml:space="preserve"> </w:t>
-            </w:r>
-            <w:r>
-              <w:rPr>
-                <w:rFonts w:ascii="Times New Roman" w:hAnsi="Times New Roman"/>
-                <w:sz w:val="28"/>
-                <w:szCs w:val="28"/>
-              </w:rPr>
               <w:t xml:space="preserve">нажать кнопку </w:t>
-            </w:r>
-            <w:proofErr w:type="gramStart"/>
-            <w:r>
-              <w:rPr>
-                <w:rFonts w:ascii="Times New Roman" w:hAnsi="Times New Roman"/>
-                <w:sz w:val="28"/>
-                <w:szCs w:val="28"/>
-              </w:rPr>
-              <w:t>« Далее</w:t>
-            </w:r>
-            <w:proofErr w:type="gramEnd"/>
-            <w:r>
-              <w:rPr>
-                <w:rFonts w:ascii="Times New Roman" w:hAnsi="Times New Roman"/>
-                <w:sz w:val="28"/>
-                <w:szCs w:val="28"/>
-              </w:rPr>
-              <w:t>»</w:t>
-            </w:r>
-          </w:p>
-          <w:p>
-            <w:pPr>
-              <w:rPr>
-                <w:rFonts w:ascii="Times New Roman" w:hAnsi="Times New Roman"/>
-                <w:sz w:val="28"/>
-                <w:szCs w:val="28"/>
-              </w:rPr>
-            </w:pPr>
-            <w:r>
-              <w:rPr>
-                <w:rFonts w:ascii="Times New Roman" w:hAnsi="Times New Roman"/>
-                <w:sz w:val="28"/>
-                <w:szCs w:val="28"/>
-              </w:rPr>
-              <w:t>1</w:t>
-            </w:r>
-            <w:r>
-              <w:rPr>
-                <w:rFonts w:ascii="Times New Roman" w:hAnsi="Times New Roman"/>
-                <w:sz w:val="28"/>
-                <w:szCs w:val="28"/>
-              </w:rPr>
-              <w:t>9</w:t>
-            </w:r>
-            <w:r>
-              <w:rPr>
-                <w:rFonts w:ascii="Times New Roman" w:hAnsi="Times New Roman"/>
-                <w:sz w:val="28"/>
-                <w:szCs w:val="28"/>
-              </w:rPr>
-              <w:t>.</w:t>
-            </w:r>
-            <w:r>
-              <w:t xml:space="preserve"> </w:t>
-            </w:r>
-            <w:r>
-              <w:rPr>
-                <w:rFonts w:ascii="Times New Roman" w:hAnsi="Times New Roman"/>
-                <w:sz w:val="28"/>
-                <w:szCs w:val="28"/>
-              </w:rPr>
-              <w:t>нажа</w:t>
-            </w:r>
-            <w:bookmarkStart w:id="0" w:name="_GoBack"/>
-            <w:bookmarkEnd w:id="0"/>
-            <w:r>
-              <w:rPr>
-                <w:rFonts w:ascii="Times New Roman" w:hAnsi="Times New Roman"/>
-                <w:sz w:val="28"/>
-                <w:szCs w:val="28"/>
-              </w:rPr>
-              <w:t xml:space="preserve">ть кнопку </w:t>
             </w:r>
             <w:proofErr w:type="gramStart"/>
             <w:r>
@@ -8492,6 +9069,175 @@
             <w:r>
               <w:t xml:space="preserve"> </w:t>
             </w:r>
+            <w:r>
+              <w:t xml:space="preserve"> </w:t>
+            </w:r>
+            <w:r>
+              <w:rPr>
+                <w:rFonts w:ascii="Times New Roman" w:hAnsi="Times New Roman"/>
+                <w:sz w:val="28"/>
+                <w:szCs w:val="28"/>
+              </w:rPr>
+              <w:t xml:space="preserve"> </w:t>
+            </w:r>
+            <w:r>
+              <w:rPr>
+                <w:rFonts w:ascii="Times New Roman" w:hAnsi="Times New Roman"/>
+                <w:sz w:val="28"/>
+                <w:szCs w:val="28"/>
+              </w:rPr>
+              <w:t xml:space="preserve">Отображается всплывающее меню, который содержит </w:t>
+            </w:r>
+            <w:r>
+              <w:rPr>
+                <w:rFonts w:ascii="Times New Roman" w:hAnsi="Times New Roman"/>
+              </w:rPr>
+              <w:t xml:space="preserve">  02 - БАШКОРТОСТАН РЕСП</w:t>
+            </w:r>
+          </w:p>
+          <w:p>
+            <w:pPr>
+              <w:rPr>
+                <w:rFonts w:ascii="Times New Roman" w:hAnsi="Times New Roman"/>
+                <w:color w:val="000000" w:themeColor="text1"/>
+                <w:sz w:val="28"/>
+                <w:szCs w:val="28"/>
+              </w:rPr>
+            </w:pPr>
+            <w:r>
+              <w:rPr>
+                <w:rFonts w:ascii="Times New Roman" w:hAnsi="Times New Roman"/>
+                <w:color w:val="000000" w:themeColor="text1"/>
+                <w:sz w:val="28"/>
+                <w:szCs w:val="28"/>
+              </w:rPr>
+              <w:t>8.</w:t>
+            </w:r>
+          </w:p>
+          <w:p>
+            <w:pPr>
+              <w:rPr>
+                <w:rFonts w:ascii="Times New Roman" w:hAnsi="Times New Roman"/>
+                <w:color w:val="000000" w:themeColor="text1"/>
+                <w:sz w:val="28"/>
+                <w:szCs w:val="28"/>
+              </w:rPr>
+            </w:pPr>
+          </w:p>
+          <w:p>
+            <w:pPr>
+              <w:rPr>
+                <w:rFonts w:ascii="Times New Roman" w:hAnsi="Times New Roman"/>
+                <w:color w:val="000000" w:themeColor="text1"/>
+                <w:sz w:val="28"/>
+                <w:szCs w:val="28"/>
+              </w:rPr>
+            </w:pPr>
+          </w:p>
+          <w:p>
+            <w:pPr>
+              <w:rPr>
+                <w:rFonts w:ascii="Times New Roman" w:hAnsi="Times New Roman"/>
+                <w:sz w:val="28"/>
+                <w:szCs w:val="28"/>
+              </w:rPr>
+            </w:pPr>
+            <w:r>
+              <w:rPr>
+                <w:rFonts w:ascii="Times New Roman" w:hAnsi="Times New Roman"/>
+                <w:color w:val="000000" w:themeColor="text1"/>
+                <w:sz w:val="28"/>
+                <w:szCs w:val="28"/>
+              </w:rPr>
+              <w:t>9</w:t>
+            </w:r>
+            <w:r>
+              <w:rPr>
+                <w:rFonts w:ascii="Times New Roman" w:hAnsi="Times New Roman"/>
+                <w:color w:val="000000" w:themeColor="text1"/>
+                <w:sz w:val="28"/>
+                <w:szCs w:val="28"/>
+              </w:rPr>
+              <w:t xml:space="preserve">. </w:t>
+            </w:r>
+            <w:r>
+              <w:rPr>
+                <w:rFonts w:ascii="Times New Roman" w:hAnsi="Times New Roman"/>
+                <w:sz w:val="28"/>
+                <w:szCs w:val="28"/>
+              </w:rPr>
+              <w:t xml:space="preserve"> </w:t>
+            </w:r>
+          </w:p>
+          <w:p/>
+          <w:p>
+            <w:pPr>
+              <w:rPr>
+                <w:rFonts w:ascii="Times New Roman" w:hAnsi="Times New Roman"/>
+                <w:color w:val="000000" w:themeColor="text1"/>
+                <w:sz w:val="28"/>
+                <w:szCs w:val="28"/>
+              </w:rPr>
+            </w:pPr>
+            <w:r>
+              <w:rPr>
+                <w:rFonts w:ascii="Times New Roman" w:hAnsi="Times New Roman"/>
+                <w:color w:val="000000" w:themeColor="text1"/>
+                <w:sz w:val="28"/>
+                <w:szCs w:val="28"/>
+              </w:rPr>
+              <w:t>10.</w:t>
+            </w:r>
+            <w:r>
+              <w:rPr>
+                <w:rFonts w:ascii="Times New Roman" w:hAnsi="Times New Roman"/>
+                <w:sz w:val="28"/>
+                <w:szCs w:val="28"/>
+              </w:rPr>
+              <w:t xml:space="preserve"> Отображается всплывающее меню, который содержит </w:t>
+            </w:r>
+            <w:r>
+              <w:rPr>
+                <w:rFonts w:ascii="Times New Roman" w:hAnsi="Times New Roman"/>
+              </w:rPr>
+              <w:t xml:space="preserve">  02 - БАШКОРТОСТАН РЕСП</w:t>
+            </w:r>
+            <w:r>
+              <w:t xml:space="preserve">  </w:t>
+            </w:r>
+          </w:p>
+          <w:p>
+            <w:pPr>
+              <w:rPr>
+                <w:rFonts w:ascii="Times New Roman" w:hAnsi="Times New Roman"/>
+                <w:color w:val="000000" w:themeColor="text1"/>
+                <w:sz w:val="28"/>
+                <w:szCs w:val="28"/>
+              </w:rPr>
+            </w:pPr>
+            <w:r>
+              <w:rPr>
+                <w:rFonts w:ascii="Times New Roman" w:hAnsi="Times New Roman"/>
+                <w:color w:val="000000" w:themeColor="text1"/>
+                <w:sz w:val="28"/>
+                <w:szCs w:val="28"/>
+              </w:rPr>
+              <w:t>11.</w:t>
+            </w:r>
+          </w:p>
+          <w:p>
+            <w:r>
+              <w:rPr>
+                <w:rFonts w:ascii="Times New Roman" w:hAnsi="Times New Roman"/>
+                <w:color w:val="000000" w:themeColor="text1"/>
+                <w:sz w:val="28"/>
+                <w:szCs w:val="28"/>
+              </w:rPr>
+              <w:t xml:space="preserve">12. </w:t>
+            </w:r>
+            <w:r>
+              <w:t xml:space="preserve"> </w:t>
+            </w:r>
           </w:p>
           <w:p/>
           <w:p/>
@@ -8511,37 +9257,7 @@
                 <w:sz w:val="28"/>
                 <w:szCs w:val="28"/>
               </w:rPr>
-              <w:t>8.</w:t>
-            </w:r>
-          </w:p>
-          <w:p>
-            <w:pPr>
-              <w:rPr>
-                <w:rFonts w:ascii="Times New Roman" w:hAnsi="Times New Roman"/>
-                <w:color w:val="000000" w:themeColor="text1"/>
-                <w:sz w:val="28"/>
-                <w:szCs w:val="28"/>
-              </w:rPr>
-            </w:pPr>
-          </w:p>
-          <w:p>
-            <w:r>
-              <w:rPr>
-                <w:rFonts w:ascii="Times New Roman" w:hAnsi="Times New Roman"/>
-                <w:color w:val="000000" w:themeColor="text1"/>
-                <w:sz w:val="28"/>
-                <w:szCs w:val="28"/>
-              </w:rPr>
-              <w:t>9</w:t>
-            </w:r>
-            <w:r>
-              <w:rPr>
-                <w:rFonts w:ascii="Times New Roman" w:hAnsi="Times New Roman"/>
-                <w:color w:val="000000" w:themeColor="text1"/>
-                <w:sz w:val="28"/>
-                <w:szCs w:val="28"/>
-              </w:rPr>
-              <w:t xml:space="preserve">. </w:t>
+              <w:t>13.</w:t>
             </w:r>
             <w:r>
               <w:t xml:space="preserve"> </w:t>
@@ -8556,176 +9272,94 @@
                 <w:szCs w:val="28"/>
               </w:rPr>
             </w:pPr>
-            <w:r>
-              <w:rPr>
-                <w:rFonts w:ascii="Times New Roman" w:hAnsi="Times New Roman"/>
-                <w:color w:val="000000" w:themeColor="text1"/>
-                <w:sz w:val="28"/>
-                <w:szCs w:val="28"/>
-              </w:rPr>
-              <w:t>10.</w:t>
-            </w:r>
-          </w:p>
-          <w:p>
-            <w:pPr>
-              <w:rPr>
-                <w:rFonts w:ascii="Times New Roman" w:hAnsi="Times New Roman"/>
-                <w:color w:val="000000" w:themeColor="text1"/>
-                <w:sz w:val="28"/>
-                <w:szCs w:val="28"/>
-              </w:rPr>
-            </w:pPr>
-          </w:p>
-          <w:p>
-            <w:pPr>
-              <w:rPr>
-                <w:rFonts w:ascii="Times New Roman" w:hAnsi="Times New Roman"/>
-                <w:color w:val="000000" w:themeColor="text1"/>
-                <w:sz w:val="28"/>
-                <w:szCs w:val="28"/>
-              </w:rPr>
-            </w:pPr>
-          </w:p>
-          <w:p>
-            <w:pPr>
-              <w:rPr>
-                <w:rFonts w:ascii="Times New Roman" w:hAnsi="Times New Roman"/>
-                <w:color w:val="000000" w:themeColor="text1"/>
-                <w:sz w:val="28"/>
-                <w:szCs w:val="28"/>
-              </w:rPr>
-            </w:pPr>
-            <w:r>
-              <w:rPr>
-                <w:rFonts w:ascii="Times New Roman" w:hAnsi="Times New Roman"/>
-                <w:color w:val="000000" w:themeColor="text1"/>
-                <w:sz w:val="28"/>
-                <w:szCs w:val="28"/>
-              </w:rPr>
-              <w:t>11.</w:t>
-            </w:r>
-          </w:p>
-          <w:p>
-            <w:pPr>
-              <w:rPr>
-                <w:rFonts w:ascii="Times New Roman" w:hAnsi="Times New Roman"/>
-                <w:color w:val="000000" w:themeColor="text1"/>
-                <w:sz w:val="28"/>
-                <w:szCs w:val="28"/>
-              </w:rPr>
-            </w:pPr>
-          </w:p>
-          <w:p>
-            <w:r>
-              <w:rPr>
-                <w:rFonts w:ascii="Times New Roman" w:hAnsi="Times New Roman"/>
-                <w:color w:val="000000" w:themeColor="text1"/>
-                <w:sz w:val="28"/>
-                <w:szCs w:val="28"/>
-              </w:rPr>
-              <w:t xml:space="preserve">12. </w:t>
-            </w:r>
-            <w:r>
+          </w:p>
+          <w:p>
+            <w:pPr>
+              <w:rPr>
+                <w:rFonts w:ascii="Times New Roman" w:hAnsi="Times New Roman"/>
+                <w:color w:val="000000" w:themeColor="text1"/>
+                <w:sz w:val="28"/>
+                <w:szCs w:val="28"/>
+              </w:rPr>
+            </w:pPr>
+          </w:p>
+          <w:p>
+            <w:pPr>
+              <w:rPr>
+                <w:rFonts w:ascii="Times New Roman" w:hAnsi="Times New Roman"/>
+                <w:color w:val="000000" w:themeColor="text1"/>
+                <w:sz w:val="28"/>
+                <w:szCs w:val="28"/>
+              </w:rPr>
+            </w:pPr>
+            <w:r>
+              <w:rPr>
+                <w:rFonts w:ascii="Times New Roman" w:hAnsi="Times New Roman"/>
+                <w:color w:val="000000" w:themeColor="text1"/>
+                <w:sz w:val="28"/>
+                <w:szCs w:val="28"/>
+              </w:rPr>
+              <w:t>14.</w:t>
+            </w:r>
+            <w:r>
+              <w:rPr>
+                <w:rFonts w:ascii="Times New Roman" w:hAnsi="Times New Roman"/>
+                <w:sz w:val="28"/>
+                <w:szCs w:val="28"/>
+              </w:rPr>
+              <w:t xml:space="preserve"> Отображается всплывающее меню, который содержит</w:t>
+            </w:r>
+            <w:r>
+              <w:rPr>
+                <w:rFonts w:ascii="Times New Roman" w:hAnsi="Times New Roman"/>
+                <w:sz w:val="28"/>
+                <w:szCs w:val="28"/>
+              </w:rPr>
               <w:t xml:space="preserve"> </w:t>
             </w:r>
-          </w:p>
-          <w:p/>
-          <w:p/>
-          <w:p/>
-          <w:p>
-            <w:pPr>
-              <w:rPr>
-                <w:rFonts w:ascii="Times New Roman" w:hAnsi="Times New Roman"/>
-                <w:color w:val="000000" w:themeColor="text1"/>
-                <w:sz w:val="28"/>
-                <w:szCs w:val="28"/>
-              </w:rPr>
-            </w:pPr>
-            <w:r>
-              <w:rPr>
-                <w:rFonts w:ascii="Times New Roman" w:hAnsi="Times New Roman"/>
-                <w:color w:val="000000" w:themeColor="text1"/>
-                <w:sz w:val="28"/>
-                <w:szCs w:val="28"/>
-              </w:rPr>
-              <w:t>13.</w:t>
-            </w:r>
-          </w:p>
-          <w:p>
-            <w:pPr>
-              <w:rPr>
-                <w:rFonts w:ascii="Times New Roman" w:hAnsi="Times New Roman"/>
-                <w:color w:val="000000" w:themeColor="text1"/>
-                <w:sz w:val="28"/>
-                <w:szCs w:val="28"/>
-              </w:rPr>
-            </w:pPr>
-          </w:p>
-          <w:p>
-            <w:pPr>
-              <w:rPr>
-                <w:rFonts w:ascii="Times New Roman" w:hAnsi="Times New Roman"/>
-                <w:color w:val="000000" w:themeColor="text1"/>
-                <w:sz w:val="28"/>
-                <w:szCs w:val="28"/>
-              </w:rPr>
-            </w:pPr>
-          </w:p>
-          <w:p>
-            <w:pPr>
-              <w:rPr>
-                <w:rFonts w:ascii="Times New Roman" w:hAnsi="Times New Roman"/>
-                <w:color w:val="000000" w:themeColor="text1"/>
-                <w:sz w:val="28"/>
-                <w:szCs w:val="28"/>
-              </w:rPr>
-            </w:pPr>
-          </w:p>
-          <w:p>
-            <w:pPr>
-              <w:rPr>
-                <w:rFonts w:ascii="Times New Roman" w:hAnsi="Times New Roman"/>
-                <w:color w:val="000000" w:themeColor="text1"/>
-                <w:sz w:val="28"/>
-                <w:szCs w:val="28"/>
-              </w:rPr>
-            </w:pPr>
-            <w:r>
-              <w:rPr>
-                <w:rFonts w:ascii="Times New Roman" w:hAnsi="Times New Roman"/>
-                <w:color w:val="000000" w:themeColor="text1"/>
-                <w:sz w:val="28"/>
-                <w:szCs w:val="28"/>
-              </w:rPr>
-              <w:t>14.</w:t>
-            </w:r>
-          </w:p>
-          <w:p>
-            <w:pPr>
-              <w:rPr>
-                <w:rFonts w:ascii="Times New Roman" w:hAnsi="Times New Roman"/>
-                <w:color w:val="000000" w:themeColor="text1"/>
-                <w:sz w:val="28"/>
-                <w:szCs w:val="28"/>
-              </w:rPr>
-            </w:pPr>
-          </w:p>
-          <w:p>
-            <w:pPr>
-              <w:rPr>
-                <w:rFonts w:ascii="Times New Roman" w:hAnsi="Times New Roman"/>
-                <w:color w:val="000000" w:themeColor="text1"/>
-                <w:sz w:val="28"/>
-                <w:szCs w:val="28"/>
-              </w:rPr>
-            </w:pPr>
-            <w:r>
-              <w:rPr>
-                <w:rFonts w:ascii="Times New Roman" w:hAnsi="Times New Roman"/>
-                <w:color w:val="000000" w:themeColor="text1"/>
-                <w:sz w:val="28"/>
-                <w:szCs w:val="28"/>
-              </w:rPr>
+            <w:r>
+              <w:rPr>
+                <w:rFonts w:ascii="Times New Roman" w:hAnsi="Times New Roman"/>
+                <w:sz w:val="28"/>
+                <w:szCs w:val="28"/>
+              </w:rPr>
+              <w:t xml:space="preserve"> </w:t>
+            </w:r>
+            <w:r>
+              <w:rPr>
+                <w:rFonts w:ascii="Times New Roman" w:hAnsi="Times New Roman"/>
+                <w:color w:val="000000" w:themeColor="text1"/>
+                <w:sz w:val="28"/>
+                <w:szCs w:val="28"/>
+              </w:rPr>
+              <w:t xml:space="preserve"> Налоги, сборы и регулярные платежи за пользование</w:t>
+            </w:r>
+            <w:r>
+              <w:rPr>
+                <w:rFonts w:ascii="Times New Roman" w:hAnsi="Times New Roman"/>
+                <w:sz w:val="28"/>
+                <w:szCs w:val="28"/>
+              </w:rPr>
+              <w:t xml:space="preserve"> </w:t>
+            </w:r>
+          </w:p>
+          <w:p>
+            <w:pPr>
+              <w:rPr>
+                <w:rFonts w:ascii="Times New Roman" w:hAnsi="Times New Roman"/>
+                <w:color w:val="000000" w:themeColor="text1"/>
+                <w:sz w:val="28"/>
+                <w:szCs w:val="28"/>
+              </w:rPr>
+            </w:pPr>
+            <w:r>
+              <w:rPr>
+                <w:rFonts w:ascii="Times New Roman" w:hAnsi="Times New Roman"/>
+                <w:color w:val="000000" w:themeColor="text1"/>
+                <w:sz w:val="28"/>
+                <w:szCs w:val="28"/>
+              </w:rPr>
+              <w:lastRenderedPageBreak/>
               <w:t>15.</w:t>
             </w:r>
           </w:p>
@@ -8748,6 +9382,16 @@
                 <w:szCs w:val="28"/>
               </w:rPr>
             </w:pPr>
+          </w:p>
+          <w:p>
+            <w:pPr>
+              <w:rPr>
+                <w:rFonts w:ascii="Times New Roman" w:hAnsi="Times New Roman"/>
+                <w:color w:val="000000" w:themeColor="text1"/>
+                <w:sz w:val="28"/>
+                <w:szCs w:val="28"/>
+              </w:rPr>
+            </w:pPr>
             <w:r>
               <w:rPr>
                 <w:rFonts w:ascii="Times New Roman" w:hAnsi="Times New Roman"/>
@@ -8762,6 +9406,26 @@
             <w:pPr>
               <w:rPr>
                 <w:rFonts w:ascii="Times New Roman" w:hAnsi="Times New Roman"/>
+                <w:color w:val="000000" w:themeColor="text1"/>
+                <w:sz w:val="28"/>
+                <w:szCs w:val="28"/>
+              </w:rPr>
+            </w:pPr>
+          </w:p>
+          <w:p>
+            <w:pPr>
+              <w:rPr>
+                <w:rFonts w:ascii="Times New Roman" w:hAnsi="Times New Roman"/>
+                <w:color w:val="000000" w:themeColor="text1"/>
+                <w:sz w:val="28"/>
+                <w:szCs w:val="28"/>
+              </w:rPr>
+            </w:pPr>
+          </w:p>
+          <w:p>
+            <w:pPr>
+              <w:rPr>
+                <w:rFonts w:ascii="Times New Roman" w:hAnsi="Times New Roman"/>
                 <w:sz w:val="28"/>
                 <w:szCs w:val="28"/>
               </w:rPr>
@@ -8781,7 +9445,154 @@
                 <w:sz w:val="28"/>
                 <w:szCs w:val="28"/>
               </w:rPr>
-              <w:t xml:space="preserve"> П</w:t>
+              <w:t>Отображается всплывающее меню, который содержит</w:t>
+            </w:r>
+            <w:r>
+              <w:rPr>
+                <w:rFonts w:ascii="Times New Roman" w:hAnsi="Times New Roman"/>
+                <w:sz w:val="28"/>
+                <w:szCs w:val="28"/>
+              </w:rPr>
+              <w:t xml:space="preserve"> </w:t>
+            </w:r>
+            <w:r>
+              <w:rPr>
+                <w:rFonts w:ascii="Times New Roman" w:hAnsi="Times New Roman"/>
+                <w:sz w:val="28"/>
+                <w:szCs w:val="28"/>
+              </w:rPr>
+              <w:t xml:space="preserve"> </w:t>
+            </w:r>
+            <w:r>
+              <w:t xml:space="preserve"> </w:t>
+            </w:r>
+            <w:r>
+              <w:rPr>
+                <w:rFonts w:ascii="Times New Roman" w:hAnsi="Times New Roman"/>
+                <w:sz w:val="28"/>
+                <w:szCs w:val="28"/>
+              </w:rPr>
+              <w:t>Сбор за пользование объектами животного мира</w:t>
+            </w:r>
+          </w:p>
+          <w:p>
+            <w:pPr>
+              <w:rPr>
+                <w:rFonts w:ascii="Times New Roman" w:hAnsi="Times New Roman"/>
+                <w:sz w:val="28"/>
+                <w:szCs w:val="28"/>
+              </w:rPr>
+            </w:pPr>
+            <w:r>
+              <w:rPr>
+                <w:rFonts w:ascii="Times New Roman" w:hAnsi="Times New Roman"/>
+                <w:sz w:val="28"/>
+                <w:szCs w:val="28"/>
+              </w:rPr>
+              <w:t>18.</w:t>
+            </w:r>
+          </w:p>
+          <w:p>
+            <w:pPr>
+              <w:rPr>
+                <w:rFonts w:ascii="Times New Roman" w:hAnsi="Times New Roman"/>
+                <w:sz w:val="28"/>
+                <w:szCs w:val="28"/>
+              </w:rPr>
+            </w:pPr>
+          </w:p>
+          <w:p>
+            <w:pPr>
+              <w:rPr>
+                <w:rFonts w:ascii="Times New Roman" w:hAnsi="Times New Roman"/>
+                <w:sz w:val="28"/>
+                <w:szCs w:val="28"/>
+              </w:rPr>
+            </w:pPr>
+          </w:p>
+          <w:p>
+            <w:pPr>
+              <w:rPr>
+                <w:rFonts w:ascii="Times New Roman" w:hAnsi="Times New Roman"/>
+                <w:sz w:val="28"/>
+                <w:szCs w:val="28"/>
+              </w:rPr>
+            </w:pPr>
+            <w:r>
+              <w:rPr>
+                <w:rFonts w:ascii="Times New Roman" w:hAnsi="Times New Roman"/>
+                <w:sz w:val="28"/>
+                <w:szCs w:val="28"/>
+              </w:rPr>
+              <w:t>19.</w:t>
+            </w:r>
+          </w:p>
+          <w:p>
+            <w:pPr>
+              <w:rPr>
+                <w:rFonts w:ascii="Times New Roman" w:hAnsi="Times New Roman"/>
+                <w:sz w:val="28"/>
+                <w:szCs w:val="28"/>
+              </w:rPr>
+            </w:pPr>
+          </w:p>
+          <w:p>
+            <w:pPr>
+              <w:rPr>
+                <w:rFonts w:ascii="Times New Roman" w:hAnsi="Times New Roman"/>
+                <w:sz w:val="28"/>
+                <w:szCs w:val="28"/>
+              </w:rPr>
+            </w:pPr>
+            <w:r>
+              <w:rPr>
+                <w:rFonts w:ascii="Times New Roman" w:hAnsi="Times New Roman"/>
+                <w:sz w:val="28"/>
+                <w:szCs w:val="28"/>
+              </w:rPr>
+              <w:t>20.</w:t>
+            </w:r>
+          </w:p>
+          <w:p>
+            <w:pPr>
+              <w:rPr>
+                <w:rFonts w:ascii="Times New Roman" w:hAnsi="Times New Roman"/>
+                <w:sz w:val="28"/>
+                <w:szCs w:val="28"/>
+              </w:rPr>
+            </w:pPr>
+            <w:r>
+              <w:rPr>
+                <w:rFonts w:ascii="Times New Roman" w:hAnsi="Times New Roman"/>
+                <w:sz w:val="28"/>
+                <w:szCs w:val="28"/>
+              </w:rPr>
+              <w:t>21.</w:t>
+            </w:r>
+          </w:p>
+          <w:p>
+            <w:pPr>
+              <w:rPr>
+                <w:rFonts w:ascii="Times New Roman" w:hAnsi="Times New Roman"/>
+                <w:sz w:val="28"/>
+                <w:szCs w:val="28"/>
+              </w:rPr>
+            </w:pPr>
+            <w:r>
+              <w:rPr>
+                <w:rFonts w:ascii="Times New Roman" w:hAnsi="Times New Roman"/>
+                <w:sz w:val="28"/>
+                <w:szCs w:val="28"/>
+              </w:rPr>
+              <w:t>22.</w:t>
+            </w:r>
+            <w:r>
+              <w:rPr>
+                <w:rFonts w:ascii="Times New Roman" w:hAnsi="Times New Roman"/>
+                <w:sz w:val="28"/>
+                <w:szCs w:val="28"/>
+              </w:rPr>
+              <w:t>П</w:t>
             </w:r>
             <w:r>
               <w:rPr>
@@ -8842,25 +9653,41 @@
                 <w:sz w:val="28"/>
                 <w:szCs w:val="28"/>
               </w:rPr>
-              <w:t>18.</w:t>
-            </w:r>
-          </w:p>
-          <w:p>
-            <w:pPr>
-              <w:rPr>
-                <w:rFonts w:ascii="Times New Roman" w:hAnsi="Times New Roman"/>
-                <w:color w:val="000000" w:themeColor="text1"/>
-                <w:sz w:val="28"/>
-                <w:szCs w:val="28"/>
-              </w:rPr>
-            </w:pPr>
-            <w:r>
-              <w:rPr>
-                <w:rFonts w:ascii="Times New Roman" w:hAnsi="Times New Roman"/>
-                <w:sz w:val="28"/>
-                <w:szCs w:val="28"/>
-              </w:rPr>
-              <w:t>19.</w:t>
+              <w:t>23</w:t>
+            </w:r>
+            <w:r>
+              <w:rPr>
+                <w:rFonts w:ascii="Times New Roman" w:hAnsi="Times New Roman"/>
+                <w:sz w:val="28"/>
+                <w:szCs w:val="28"/>
+              </w:rPr>
+              <w:t>.</w:t>
+            </w:r>
+          </w:p>
+          <w:p>
+            <w:pPr>
+              <w:rPr>
+                <w:rFonts w:ascii="Times New Roman" w:hAnsi="Times New Roman"/>
+                <w:color w:val="000000" w:themeColor="text1"/>
+                <w:sz w:val="28"/>
+                <w:szCs w:val="28"/>
+              </w:rPr>
+            </w:pPr>
+            <w:r>
+              <w:rPr>
+                <w:rFonts w:ascii="Times New Roman" w:hAnsi="Times New Roman"/>
+                <w:sz w:val="28"/>
+                <w:szCs w:val="28"/>
+              </w:rPr>
+              <w:t>24</w:t>
+            </w:r>
+            <w:r>
+              <w:rPr>
+                <w:rFonts w:ascii="Times New Roman" w:hAnsi="Times New Roman"/>
+                <w:sz w:val="28"/>
+                <w:szCs w:val="28"/>
+              </w:rPr>
+              <w:t>.</w:t>
             </w:r>
             <w:r>
               <w:rPr>
@@ -8937,6 +9764,7 @@
                 <w:sz w:val="28"/>
                 <w:szCs w:val="28"/>
               </w:rPr>
+              <w:lastRenderedPageBreak/>
               <w:t>Статус теста (пройден/не пройден)</w:t>
             </w:r>
           </w:p>
@@ -9497,6 +10325,24 @@
                 <w:szCs w:val="28"/>
               </w:rPr>
             </w:pPr>
+          </w:p>
+          <w:p>
+            <w:pPr>
+              <w:rPr>
+                <w:rFonts w:ascii="Times New Roman" w:hAnsi="Times New Roman"/>
+                <w:sz w:val="28"/>
+                <w:szCs w:val="28"/>
+              </w:rPr>
+            </w:pPr>
+          </w:p>
+          <w:p>
+            <w:pPr>
+              <w:rPr>
+                <w:rFonts w:ascii="Times New Roman" w:hAnsi="Times New Roman"/>
+                <w:sz w:val="28"/>
+                <w:szCs w:val="28"/>
+              </w:rPr>
+            </w:pPr>
             <w:r>
               <w:rPr>
                 <w:rFonts w:ascii="Times New Roman" w:hAnsi="Times New Roman"/>
@@ -9574,6 +10420,7 @@
                 <w:sz w:val="28"/>
                 <w:szCs w:val="28"/>
               </w:rPr>
+              <w:lastRenderedPageBreak/>
               <w:t>Ожидаемый результат</w:t>
             </w:r>
             <w:r>
@@ -9727,6 +10574,7 @@
                 <w:sz w:val="28"/>
                 <w:szCs w:val="28"/>
               </w:rPr>
+              <w:lastRenderedPageBreak/>
               <w:t>2.2</w:t>
             </w:r>
             <w:r>
@@ -9757,35 +10605,15 @@
               </w:rPr>
               <w:t xml:space="preserve">3. </w:t>
             </w:r>
-            <w:proofErr w:type="gramStart"/>
-            <w:r>
-              <w:rPr>
-                <w:rFonts w:ascii="Times New Roman" w:hAnsi="Times New Roman"/>
-                <w:sz w:val="28"/>
-                <w:szCs w:val="28"/>
-              </w:rPr>
-              <w:t xml:space="preserve">Поле </w:t>
-            </w:r>
-            <w:r>
-              <w:t xml:space="preserve"> «</w:t>
-            </w:r>
-            <w:proofErr w:type="gramEnd"/>
-            <w:r>
-              <w:rPr>
-                <w:rFonts w:ascii="Times New Roman" w:hAnsi="Times New Roman"/>
-                <w:sz w:val="28"/>
-                <w:szCs w:val="28"/>
-              </w:rPr>
-              <w:t>Расчетный период:</w:t>
-            </w:r>
-            <w:r>
-              <w:rPr>
-                <w:rFonts w:ascii="Times New Roman" w:hAnsi="Times New Roman"/>
-                <w:sz w:val="28"/>
-                <w:szCs w:val="28"/>
-              </w:rPr>
-              <w:t>» заполнен</w:t>
-            </w:r>
+          </w:p>
+          <w:p>
+            <w:pPr>
+              <w:rPr>
+                <w:rFonts w:ascii="Times New Roman" w:hAnsi="Times New Roman"/>
+                <w:sz w:val="28"/>
+                <w:szCs w:val="28"/>
+              </w:rPr>
+            </w:pPr>
           </w:p>
           <w:p>
             <w:pPr>
@@ -9833,7 +10661,28 @@
                 <w:sz w:val="28"/>
                 <w:szCs w:val="28"/>
               </w:rPr>
-              <w:t xml:space="preserve"> страницы содержит :  «https://www.nalog.gov.ru/rn02/service/ops/?y=2025&amp;df=01.01.2025&amp;dt=31.12.2025&amp;v=&amp;c=false&amp;lp=false&amp;nt=false»</w:t>
+              <w:t xml:space="preserve"> страницы содержит :  «</w:t>
+            </w:r>
+            <w:r>
+              <w:t xml:space="preserve"> </w:t>
+            </w:r>
+            <w:r>
+              <w:rPr>
+                <w:rFonts w:ascii="Times New Roman" w:hAnsi="Times New Roman"/>
+                <w:color w:val="000000" w:themeColor="text1"/>
+                <w:sz w:val="28"/>
+                <w:szCs w:val="28"/>
+              </w:rPr>
+              <w:t xml:space="preserve">y=2025 </w:t>
+            </w:r>
+            <w:r>
+              <w:rPr>
+                <w:rFonts w:ascii="Times New Roman" w:hAnsi="Times New Roman"/>
+                <w:color w:val="000000" w:themeColor="text1"/>
+                <w:sz w:val="28"/>
+                <w:szCs w:val="28"/>
+              </w:rPr>
+              <w:t>»</w:t>
             </w:r>
           </w:p>
         </w:tc>
@@ -9861,6 +10710,7 @@
                 <w:sz w:val="28"/>
                 <w:szCs w:val="28"/>
               </w:rPr>
+              <w:lastRenderedPageBreak/>
               <w:t>Статус теста (пройден/не пройден)</w:t>
             </w:r>
           </w:p>
@@ -9963,7 +10813,7 @@
                 <w:szCs w:val="28"/>
                 <w:lang w:val="en-US"/>
               </w:rPr>
-              <w:t>8</w:t>
+              <w:t>9</w:t>
             </w:r>
           </w:p>
         </w:tc>
@@ -10203,7 +11053,15 @@
                 <w:sz w:val="28"/>
                 <w:szCs w:val="28"/>
               </w:rPr>
-              <w:t>Калькулятор расчёта страховых взносов</w:t>
+              <w:t xml:space="preserve">Сервис </w:t>
+            </w:r>
+            <w:r>
+              <w:rPr>
+                <w:rFonts w:ascii="Times New Roman" w:hAnsi="Times New Roman"/>
+                <w:sz w:val="28"/>
+                <w:szCs w:val="28"/>
+              </w:rPr>
+              <w:t>Адрес и платежные реквизиты вашей инспекции</w:t>
             </w:r>
           </w:p>
         </w:tc>
@@ -10229,7 +11087,6 @@
                 <w:sz w:val="28"/>
                 <w:szCs w:val="28"/>
               </w:rPr>
-              <w:lastRenderedPageBreak/>
               <w:t>Предварительные условия</w:t>
             </w:r>
           </w:p>
@@ -10272,7 +11129,7 @@
                 <w:sz w:val="28"/>
                 <w:szCs w:val="28"/>
               </w:rPr>
-              <w:t>Шаги теста</w:t>
+              <w:t>Шаги теста:</w:t>
             </w:r>
           </w:p>
           <w:p>
@@ -10292,6 +11149,138 @@
               <w:t>1.</w:t>
             </w:r>
             <w:r>
+              <w:rPr>
+                <w:rFonts w:ascii="Times New Roman" w:hAnsi="Times New Roman"/>
+                <w:sz w:val="28"/>
+                <w:szCs w:val="28"/>
+              </w:rPr>
+              <w:t xml:space="preserve">Открыть  </w:t>
+            </w:r>
+            <w:hyperlink r:id="rId7" w:history="1">
+              <w:r>
+                <w:rPr>
+                  <w:rStyle w:val="af3"/>
+                  <w:rFonts w:ascii="Times New Roman" w:hAnsi="Times New Roman"/>
+                  <w:sz w:val="28"/>
+                  <w:szCs w:val="28"/>
+                </w:rPr>
+                <w:t>https://www.nalog.gov.ru/rn02/about_fts/el_usl/</w:t>
+              </w:r>
+            </w:hyperlink>
+          </w:p>
+          <w:p>
+            <w:pPr>
+              <w:rPr>
+                <w:rFonts w:ascii="Times New Roman" w:hAnsi="Times New Roman"/>
+                <w:sz w:val="28"/>
+                <w:szCs w:val="28"/>
+              </w:rPr>
+            </w:pPr>
+            <w:r>
+              <w:rPr>
+                <w:rFonts w:ascii="Times New Roman" w:hAnsi="Times New Roman"/>
+                <w:sz w:val="28"/>
+                <w:szCs w:val="28"/>
+              </w:rPr>
+              <w:t>2.</w:t>
+            </w:r>
+            <w:r>
+              <w:rPr>
+                <w:rFonts w:ascii="Times New Roman" w:hAnsi="Times New Roman"/>
+                <w:sz w:val="28"/>
+                <w:szCs w:val="28"/>
+              </w:rPr>
+              <w:t xml:space="preserve">Кликнуть на сервис </w:t>
+            </w:r>
+            <w:proofErr w:type="gramStart"/>
+            <w:r>
+              <w:rPr>
+                <w:rFonts w:ascii="Times New Roman" w:hAnsi="Times New Roman"/>
+                <w:sz w:val="28"/>
+                <w:szCs w:val="28"/>
+              </w:rPr>
+              <w:t>«  Адрес</w:t>
+            </w:r>
+            <w:proofErr w:type="gramEnd"/>
+            <w:r>
+              <w:rPr>
+                <w:rFonts w:ascii="Times New Roman" w:hAnsi="Times New Roman"/>
+                <w:sz w:val="28"/>
+                <w:szCs w:val="28"/>
+              </w:rPr>
+              <w:t xml:space="preserve"> и платежные реквизиты вашей инспекции »</w:t>
+            </w:r>
+          </w:p>
+          <w:p>
+            <w:pPr>
+              <w:rPr>
+                <w:rFonts w:ascii="Times New Roman" w:hAnsi="Times New Roman"/>
+                <w:sz w:val="28"/>
+                <w:szCs w:val="28"/>
+              </w:rPr>
+            </w:pPr>
+          </w:p>
+          <w:p>
+            <w:pPr>
+              <w:rPr>
+                <w:rFonts w:ascii="Times New Roman" w:hAnsi="Times New Roman"/>
+                <w:sz w:val="28"/>
+                <w:szCs w:val="28"/>
+              </w:rPr>
+            </w:pPr>
+          </w:p>
+          <w:p>
+            <w:pPr>
+              <w:rPr>
+                <w:rFonts w:ascii="Times New Roman" w:hAnsi="Times New Roman"/>
+                <w:sz w:val="28"/>
+                <w:szCs w:val="28"/>
+              </w:rPr>
+            </w:pPr>
+          </w:p>
+          <w:p>
+            <w:pPr>
+              <w:rPr>
+                <w:rFonts w:ascii="Times New Roman" w:hAnsi="Times New Roman"/>
+                <w:sz w:val="28"/>
+                <w:szCs w:val="28"/>
+              </w:rPr>
+            </w:pPr>
+          </w:p>
+          <w:p>
+            <w:pPr>
+              <w:rPr>
+                <w:rFonts w:ascii="Times New Roman" w:hAnsi="Times New Roman"/>
+                <w:sz w:val="28"/>
+                <w:szCs w:val="28"/>
+              </w:rPr>
+            </w:pPr>
+            <w:r>
+              <w:rPr>
+                <w:rFonts w:ascii="Times New Roman" w:hAnsi="Times New Roman"/>
+                <w:sz w:val="28"/>
+                <w:szCs w:val="28"/>
+              </w:rPr>
+              <w:t>3</w:t>
+            </w:r>
+            <w:r>
+              <w:rPr>
+                <w:rFonts w:ascii="Times New Roman" w:hAnsi="Times New Roman"/>
+                <w:sz w:val="28"/>
+                <w:szCs w:val="28"/>
+              </w:rPr>
+              <w:t xml:space="preserve">.Заполнить поле </w:t>
+            </w:r>
+            <w:proofErr w:type="gramStart"/>
+            <w:r>
+              <w:rPr>
+                <w:rFonts w:ascii="Times New Roman" w:hAnsi="Times New Roman"/>
+                <w:sz w:val="28"/>
+                <w:szCs w:val="28"/>
+              </w:rPr>
+              <w:t>«</w:t>
+            </w:r>
+            <w:r>
               <w:t xml:space="preserve"> </w:t>
             </w:r>
             <w:r>
@@ -10300,208 +11289,42 @@
                 <w:sz w:val="28"/>
                 <w:szCs w:val="28"/>
               </w:rPr>
-              <w:t>Открыть</w:t>
-            </w:r>
-            <w:r>
-              <w:rPr>
-                <w:rFonts w:ascii="Times New Roman" w:hAnsi="Times New Roman"/>
-                <w:sz w:val="28"/>
-                <w:szCs w:val="28"/>
-              </w:rPr>
-              <w:t xml:space="preserve"> </w:t>
-            </w:r>
-            <w:proofErr w:type="gramStart"/>
-            <w:r>
-              <w:rPr>
-                <w:rFonts w:ascii="Times New Roman" w:hAnsi="Times New Roman"/>
-                <w:sz w:val="28"/>
-                <w:szCs w:val="28"/>
-              </w:rPr>
-              <w:t>страниц</w:t>
-            </w:r>
-            <w:r>
-              <w:rPr>
-                <w:rFonts w:ascii="Times New Roman" w:hAnsi="Times New Roman"/>
-                <w:sz w:val="28"/>
-                <w:szCs w:val="28"/>
-              </w:rPr>
-              <w:t>у</w:t>
-            </w:r>
-            <w:r>
-              <w:rPr>
-                <w:rFonts w:ascii="Times New Roman" w:hAnsi="Times New Roman"/>
-                <w:sz w:val="28"/>
-                <w:szCs w:val="28"/>
-              </w:rPr>
-              <w:t xml:space="preserve">  https://www.nalog.gov.ru/rn02/about_fts/el_usl/</w:t>
+              <w:t>Выберите</w:t>
             </w:r>
             <w:proofErr w:type="gramEnd"/>
-          </w:p>
-          <w:p>
-            <w:pPr>
-              <w:rPr>
-                <w:rFonts w:ascii="Times New Roman" w:hAnsi="Times New Roman"/>
-                <w:sz w:val="28"/>
-                <w:szCs w:val="28"/>
-              </w:rPr>
-            </w:pPr>
-            <w:r>
-              <w:rPr>
-                <w:rFonts w:ascii="Times New Roman" w:hAnsi="Times New Roman"/>
-                <w:sz w:val="28"/>
-                <w:szCs w:val="28"/>
-              </w:rPr>
-              <w:t xml:space="preserve">2. </w:t>
-            </w:r>
-            <w:r>
-              <w:rPr>
-                <w:rFonts w:ascii="Times New Roman" w:hAnsi="Times New Roman"/>
-                <w:sz w:val="28"/>
-                <w:szCs w:val="28"/>
-              </w:rPr>
-              <w:t xml:space="preserve">Кликнуть на </w:t>
-            </w:r>
-            <w:r>
-              <w:rPr>
-                <w:rFonts w:ascii="Times New Roman" w:hAnsi="Times New Roman"/>
-                <w:sz w:val="28"/>
-                <w:szCs w:val="28"/>
-              </w:rPr>
-              <w:t>сервис</w:t>
-            </w:r>
-            <w:r>
-              <w:rPr>
-                <w:rFonts w:ascii="Times New Roman" w:hAnsi="Times New Roman"/>
-                <w:sz w:val="28"/>
-                <w:szCs w:val="28"/>
-              </w:rPr>
-              <w:t xml:space="preserve"> </w:t>
-            </w:r>
-            <w:proofErr w:type="gramStart"/>
-            <w:r>
-              <w:rPr>
-                <w:rFonts w:ascii="Times New Roman" w:hAnsi="Times New Roman"/>
-                <w:sz w:val="28"/>
-                <w:szCs w:val="28"/>
-              </w:rPr>
-              <w:t>« Калькулятор</w:t>
-            </w:r>
-            <w:proofErr w:type="gramEnd"/>
-            <w:r>
-              <w:rPr>
-                <w:rFonts w:ascii="Times New Roman" w:hAnsi="Times New Roman"/>
-                <w:sz w:val="28"/>
-                <w:szCs w:val="28"/>
-              </w:rPr>
-              <w:t xml:space="preserve"> расчёта страховых взносов »</w:t>
-            </w:r>
-          </w:p>
-          <w:p>
-            <w:pPr>
-              <w:rPr>
-                <w:rFonts w:ascii="Times New Roman" w:hAnsi="Times New Roman"/>
-                <w:sz w:val="28"/>
-                <w:szCs w:val="28"/>
-              </w:rPr>
-            </w:pPr>
-          </w:p>
-          <w:p>
-            <w:pPr>
-              <w:rPr>
-                <w:rFonts w:ascii="Times New Roman" w:hAnsi="Times New Roman"/>
-                <w:sz w:val="28"/>
-                <w:szCs w:val="28"/>
-              </w:rPr>
-            </w:pPr>
-          </w:p>
-          <w:p>
-            <w:pPr>
-              <w:rPr>
-                <w:rFonts w:ascii="Times New Roman" w:hAnsi="Times New Roman"/>
-                <w:sz w:val="28"/>
-                <w:szCs w:val="28"/>
-              </w:rPr>
-            </w:pPr>
-            <w:r>
-              <w:rPr>
-                <w:rFonts w:ascii="Times New Roman" w:hAnsi="Times New Roman"/>
-                <w:sz w:val="28"/>
-                <w:szCs w:val="28"/>
-              </w:rPr>
-              <w:br/>
-            </w:r>
-            <w:r>
-              <w:rPr>
-                <w:rFonts w:ascii="Times New Roman" w:hAnsi="Times New Roman"/>
-                <w:sz w:val="28"/>
-                <w:szCs w:val="28"/>
-              </w:rPr>
-              <w:t>3</w:t>
-            </w:r>
-            <w:r>
-              <w:rPr>
-                <w:rFonts w:ascii="Times New Roman" w:hAnsi="Times New Roman"/>
-                <w:sz w:val="28"/>
-                <w:szCs w:val="28"/>
-              </w:rPr>
-              <w:t>.</w:t>
-            </w:r>
-            <w:r>
-              <w:rPr>
-                <w:rFonts w:ascii="Times New Roman" w:hAnsi="Times New Roman"/>
-                <w:sz w:val="28"/>
-                <w:szCs w:val="28"/>
-              </w:rPr>
-              <w:t xml:space="preserve"> </w:t>
-            </w:r>
-            <w:r>
-              <w:rPr>
-                <w:rFonts w:ascii="Times New Roman" w:hAnsi="Times New Roman"/>
-                <w:sz w:val="28"/>
-                <w:szCs w:val="28"/>
-              </w:rPr>
-              <w:t xml:space="preserve">Заполнить поле «Расчетный период:» </w:t>
-            </w:r>
-            <w:r>
-              <w:rPr>
-                <w:rFonts w:ascii="Times New Roman" w:hAnsi="Times New Roman"/>
-                <w:sz w:val="28"/>
-                <w:szCs w:val="28"/>
-              </w:rPr>
-              <w:t xml:space="preserve">значением: </w:t>
-            </w:r>
-            <w:r>
-              <w:rPr>
-                <w:rFonts w:ascii="Times New Roman" w:hAnsi="Times New Roman"/>
-                <w:sz w:val="28"/>
-                <w:szCs w:val="28"/>
-              </w:rPr>
-              <w:t>2025</w:t>
-            </w:r>
-          </w:p>
-          <w:p>
-            <w:pPr>
-              <w:rPr>
-                <w:rFonts w:ascii="Times New Roman" w:hAnsi="Times New Roman"/>
-                <w:sz w:val="28"/>
-                <w:szCs w:val="28"/>
-              </w:rPr>
-            </w:pPr>
-            <w:r>
-              <w:rPr>
-                <w:rFonts w:ascii="Times New Roman" w:hAnsi="Times New Roman"/>
-                <w:sz w:val="28"/>
-                <w:szCs w:val="28"/>
-              </w:rPr>
-              <w:t>4</w:t>
-            </w:r>
-            <w:r>
-              <w:rPr>
-                <w:rFonts w:ascii="Times New Roman" w:hAnsi="Times New Roman"/>
-                <w:sz w:val="28"/>
-                <w:szCs w:val="28"/>
-              </w:rPr>
-              <w:t>. Нажать кнопку «Рассчитать»</w:t>
+            <w:r>
+              <w:rPr>
+                <w:rFonts w:ascii="Times New Roman" w:hAnsi="Times New Roman"/>
+                <w:sz w:val="28"/>
+                <w:szCs w:val="28"/>
+              </w:rPr>
+              <w:t xml:space="preserve"> код ИФНС </w:t>
+            </w:r>
+            <w:r>
+              <w:rPr>
+                <w:rFonts w:ascii="Times New Roman" w:hAnsi="Times New Roman"/>
+                <w:sz w:val="28"/>
+                <w:szCs w:val="28"/>
+              </w:rPr>
+              <w:t xml:space="preserve"> значением « </w:t>
+            </w:r>
+            <w:proofErr w:type="spellStart"/>
+            <w:r>
+              <w:rPr>
+                <w:rFonts w:ascii="Times New Roman" w:hAnsi="Times New Roman"/>
+                <w:sz w:val="28"/>
+                <w:szCs w:val="28"/>
+              </w:rPr>
+              <w:t>уфа</w:t>
+            </w:r>
+            <w:proofErr w:type="spellEnd"/>
+            <w:r>
+              <w:rPr>
+                <w:rFonts w:ascii="Times New Roman" w:hAnsi="Times New Roman"/>
+                <w:sz w:val="28"/>
+                <w:szCs w:val="28"/>
+              </w:rPr>
+              <w:t xml:space="preserve"> коммунистическая д. 59»</w:t>
             </w:r>
           </w:p>
           <w:p>
@@ -10514,6 +11337,30 @@
                 <w:szCs w:val="28"/>
               </w:rPr>
             </w:pPr>
+            <w:r>
+              <w:rPr>
+                <w:rFonts w:ascii="Times New Roman" w:hAnsi="Times New Roman"/>
+                <w:sz w:val="28"/>
+                <w:szCs w:val="28"/>
+              </w:rPr>
+              <w:t>4</w:t>
+            </w:r>
+            <w:r>
+              <w:rPr>
+                <w:rFonts w:ascii="Times New Roman" w:hAnsi="Times New Roman"/>
+                <w:sz w:val="28"/>
+                <w:szCs w:val="28"/>
+              </w:rPr>
+              <w:t>.В</w:t>
+            </w:r>
+            <w:r>
+              <w:rPr>
+                <w:rFonts w:ascii="Times New Roman" w:hAnsi="Times New Roman"/>
+                <w:sz w:val="28"/>
+                <w:szCs w:val="28"/>
+              </w:rPr>
+              <w:t>ыбрать первый элемент из всплывающего меню</w:t>
+            </w:r>
           </w:p>
         </w:tc>
         <w:tc>
@@ -10538,9 +11385,244 @@
                 <w:sz w:val="28"/>
                 <w:szCs w:val="28"/>
               </w:rPr>
-              <w:t>Ожидаемый результат</w:t>
-            </w:r>
-            <w:r>
+              <w:t>Ожидаемый результат:</w:t>
+            </w:r>
+          </w:p>
+          <w:p>
+            <w:r>
+              <w:rPr>
+                <w:rFonts w:ascii="Times New Roman" w:hAnsi="Times New Roman"/>
+                <w:color w:val="000000" w:themeColor="text1"/>
+                <w:sz w:val="28"/>
+                <w:szCs w:val="28"/>
+              </w:rPr>
+              <w:t>1.</w:t>
+            </w:r>
+            <w:r>
+              <w:t xml:space="preserve"> </w:t>
+            </w:r>
+          </w:p>
+          <w:p/>
+          <w:p>
+            <w:pPr>
+              <w:rPr>
+                <w:rFonts w:ascii="Times New Roman" w:hAnsi="Times New Roman"/>
+                <w:color w:val="000000" w:themeColor="text1"/>
+                <w:sz w:val="28"/>
+                <w:szCs w:val="28"/>
+              </w:rPr>
+            </w:pPr>
+          </w:p>
+          <w:p>
+            <w:pPr>
+              <w:rPr>
+                <w:rFonts w:ascii="Times New Roman" w:hAnsi="Times New Roman"/>
+                <w:color w:val="000000" w:themeColor="text1"/>
+                <w:sz w:val="28"/>
+                <w:szCs w:val="28"/>
+              </w:rPr>
+            </w:pPr>
+            <w:r>
+              <w:rPr>
+                <w:rFonts w:ascii="Times New Roman" w:hAnsi="Times New Roman"/>
+                <w:color w:val="000000" w:themeColor="text1"/>
+                <w:sz w:val="28"/>
+                <w:szCs w:val="28"/>
+              </w:rPr>
+              <w:t xml:space="preserve">2.1 </w:t>
+            </w:r>
+            <w:r>
+              <w:rPr>
+                <w:rFonts w:ascii="Times New Roman" w:hAnsi="Times New Roman"/>
+                <w:color w:val="000000" w:themeColor="text1"/>
+                <w:sz w:val="28"/>
+                <w:szCs w:val="28"/>
+              </w:rPr>
+              <w:t xml:space="preserve">Страница обновилась, </w:t>
+            </w:r>
+            <w:proofErr w:type="spellStart"/>
+            <w:r>
+              <w:rPr>
+                <w:rFonts w:ascii="Times New Roman" w:hAnsi="Times New Roman"/>
+                <w:color w:val="000000" w:themeColor="text1"/>
+                <w:sz w:val="28"/>
+                <w:szCs w:val="28"/>
+              </w:rPr>
+              <w:t>url</w:t>
+            </w:r>
+            <w:proofErr w:type="spellEnd"/>
+            <w:r>
+              <w:rPr>
+                <w:rFonts w:ascii="Times New Roman" w:hAnsi="Times New Roman"/>
+                <w:color w:val="000000" w:themeColor="text1"/>
+                <w:sz w:val="28"/>
+                <w:szCs w:val="28"/>
+              </w:rPr>
+              <w:t xml:space="preserve"> страницы </w:t>
+            </w:r>
+            <w:proofErr w:type="gramStart"/>
+            <w:r>
+              <w:rPr>
+                <w:rFonts w:ascii="Times New Roman" w:hAnsi="Times New Roman"/>
+                <w:color w:val="000000" w:themeColor="text1"/>
+                <w:sz w:val="28"/>
+                <w:szCs w:val="28"/>
+              </w:rPr>
+              <w:t>содержит :</w:t>
+            </w:r>
+            <w:proofErr w:type="gramEnd"/>
+            <w:r>
+              <w:rPr>
+                <w:rFonts w:ascii="Times New Roman" w:hAnsi="Times New Roman"/>
+                <w:color w:val="000000" w:themeColor="text1"/>
+                <w:sz w:val="28"/>
+                <w:szCs w:val="28"/>
+              </w:rPr>
+              <w:t xml:space="preserve">  «addrno.do»</w:t>
+            </w:r>
+          </w:p>
+          <w:p>
+            <w:pPr>
+              <w:rPr>
+                <w:rFonts w:ascii="Times New Roman" w:hAnsi="Times New Roman"/>
+                <w:sz w:val="28"/>
+                <w:szCs w:val="28"/>
+              </w:rPr>
+            </w:pPr>
+            <w:r>
+              <w:rPr>
+                <w:rFonts w:ascii="Times New Roman" w:hAnsi="Times New Roman"/>
+                <w:sz w:val="28"/>
+                <w:szCs w:val="28"/>
+              </w:rPr>
+              <w:t>2</w:t>
+            </w:r>
+            <w:r>
+              <w:rPr>
+                <w:rFonts w:ascii="Times New Roman" w:hAnsi="Times New Roman"/>
+                <w:sz w:val="28"/>
+                <w:szCs w:val="28"/>
+              </w:rPr>
+              <w:t>.2</w:t>
+            </w:r>
+            <w:r>
+              <w:rPr>
+                <w:rFonts w:ascii="Times New Roman" w:hAnsi="Times New Roman"/>
+                <w:sz w:val="28"/>
+                <w:szCs w:val="28"/>
+              </w:rPr>
+              <w:t xml:space="preserve"> </w:t>
+            </w:r>
+            <w:r>
+              <w:rPr>
+                <w:rFonts w:ascii="Times New Roman" w:hAnsi="Times New Roman"/>
+                <w:sz w:val="28"/>
+                <w:szCs w:val="28"/>
+              </w:rPr>
+              <w:t>Заголовок страницы содержит «</w:t>
+            </w:r>
+            <w:r>
+              <w:rPr>
+                <w:rFonts w:ascii="Times New Roman" w:hAnsi="Times New Roman"/>
+                <w:sz w:val="28"/>
+                <w:szCs w:val="28"/>
+              </w:rPr>
+              <w:t>Определение реквизитов ИФНС, органа государственной регистрации ЮЛ/ИП, обслуживающих данный адрес</w:t>
+            </w:r>
+            <w:r>
+              <w:rPr>
+                <w:rFonts w:ascii="Times New Roman" w:hAnsi="Times New Roman"/>
+                <w:sz w:val="28"/>
+                <w:szCs w:val="28"/>
+              </w:rPr>
+              <w:t>»</w:t>
+            </w:r>
+          </w:p>
+          <w:p>
+            <w:pPr>
+              <w:rPr>
+                <w:rFonts w:ascii="Times New Roman" w:hAnsi="Times New Roman"/>
+                <w:color w:val="000000" w:themeColor="text1"/>
+                <w:sz w:val="28"/>
+                <w:szCs w:val="28"/>
+              </w:rPr>
+            </w:pPr>
+            <w:r>
+              <w:rPr>
+                <w:rFonts w:ascii="Times New Roman" w:hAnsi="Times New Roman"/>
+                <w:sz w:val="28"/>
+                <w:szCs w:val="28"/>
+              </w:rPr>
+              <w:t>3</w:t>
+            </w:r>
+            <w:r>
+              <w:rPr>
+                <w:rFonts w:ascii="Times New Roman" w:hAnsi="Times New Roman"/>
+                <w:sz w:val="28"/>
+                <w:szCs w:val="28"/>
+              </w:rPr>
+              <w:t>.</w:t>
+            </w:r>
+          </w:p>
+          <w:p>
+            <w:pPr>
+              <w:rPr>
+                <w:rFonts w:ascii="Times New Roman" w:hAnsi="Times New Roman"/>
+                <w:color w:val="000000" w:themeColor="text1"/>
+                <w:sz w:val="28"/>
+                <w:szCs w:val="28"/>
+              </w:rPr>
+            </w:pPr>
+          </w:p>
+          <w:p>
+            <w:pPr>
+              <w:rPr>
+                <w:rFonts w:ascii="Times New Roman" w:hAnsi="Times New Roman"/>
+                <w:color w:val="000000" w:themeColor="text1"/>
+                <w:sz w:val="28"/>
+                <w:szCs w:val="28"/>
+              </w:rPr>
+            </w:pPr>
+          </w:p>
+          <w:p>
+            <w:pPr>
+              <w:rPr>
+                <w:rFonts w:ascii="Times New Roman" w:hAnsi="Times New Roman"/>
+                <w:sz w:val="28"/>
+                <w:szCs w:val="28"/>
+              </w:rPr>
+            </w:pPr>
+            <w:r>
+              <w:rPr>
+                <w:rFonts w:ascii="Times New Roman" w:hAnsi="Times New Roman"/>
+                <w:color w:val="000000" w:themeColor="text1"/>
+                <w:sz w:val="28"/>
+                <w:szCs w:val="28"/>
+              </w:rPr>
+              <w:t>4.</w:t>
+            </w:r>
+            <w:r>
+              <w:t xml:space="preserve"> </w:t>
+            </w:r>
+            <w:r>
+              <w:rPr>
+                <w:rFonts w:ascii="Times New Roman" w:hAnsi="Times New Roman"/>
+                <w:color w:val="000000" w:themeColor="text1"/>
+                <w:sz w:val="28"/>
+                <w:szCs w:val="28"/>
+              </w:rPr>
+              <w:t>На странице присутствует заголовок «Реквизиты ИФНС»</w:t>
+            </w:r>
+          </w:p>
+        </w:tc>
+      </w:tr>
+      <w:tr>
+        <w:tc>
+          <w:tcPr>
+            <w:tcW w:w="4672" w:type="dxa"/>
+          </w:tcPr>
+          <w:p>
+            <w:pPr>
               <w:rPr>
                 <w:rFonts w:ascii="Times New Roman" w:hAnsi="Times New Roman"/>
                 <w:b/>
@@ -10548,292 +11630,8 @@
                 <w:sz w:val="28"/>
                 <w:szCs w:val="28"/>
               </w:rPr>
-              <w:t>:</w:t>
-            </w:r>
-          </w:p>
-          <w:p>
-            <w:pPr>
-              <w:rPr>
-                <w:rFonts w:ascii="Times New Roman" w:hAnsi="Times New Roman"/>
-                <w:color w:val="000000" w:themeColor="text1"/>
-                <w:sz w:val="28"/>
-                <w:szCs w:val="28"/>
-              </w:rPr>
-            </w:pPr>
-            <w:r>
-              <w:rPr>
-                <w:rFonts w:ascii="Times New Roman" w:hAnsi="Times New Roman"/>
-                <w:color w:val="000000" w:themeColor="text1"/>
-                <w:sz w:val="28"/>
-                <w:szCs w:val="28"/>
-              </w:rPr>
-              <w:t>1</w:t>
-            </w:r>
-            <w:r>
-              <w:rPr>
-                <w:rFonts w:ascii="Times New Roman" w:hAnsi="Times New Roman"/>
-                <w:color w:val="000000" w:themeColor="text1"/>
-                <w:sz w:val="28"/>
-                <w:szCs w:val="28"/>
-              </w:rPr>
-              <w:t>.</w:t>
-            </w:r>
-          </w:p>
-          <w:p>
-            <w:pPr>
-              <w:rPr>
-                <w:rFonts w:ascii="Times New Roman" w:hAnsi="Times New Roman"/>
-                <w:color w:val="000000" w:themeColor="text1"/>
-                <w:sz w:val="28"/>
-                <w:szCs w:val="28"/>
-              </w:rPr>
-            </w:pPr>
-          </w:p>
-          <w:p>
-            <w:pPr>
-              <w:rPr>
-                <w:rFonts w:ascii="Times New Roman" w:hAnsi="Times New Roman"/>
-                <w:color w:val="000000" w:themeColor="text1"/>
-                <w:sz w:val="28"/>
-                <w:szCs w:val="28"/>
-              </w:rPr>
-            </w:pPr>
-          </w:p>
-          <w:p>
-            <w:pPr>
-              <w:rPr>
-                <w:rFonts w:ascii="Times New Roman" w:hAnsi="Times New Roman"/>
-                <w:sz w:val="28"/>
-                <w:szCs w:val="28"/>
-              </w:rPr>
-            </w:pPr>
-            <w:r>
-              <w:rPr>
-                <w:rFonts w:ascii="Times New Roman" w:hAnsi="Times New Roman"/>
-                <w:color w:val="000000" w:themeColor="text1"/>
-                <w:sz w:val="28"/>
-                <w:szCs w:val="28"/>
-              </w:rPr>
-              <w:t xml:space="preserve">2.1 </w:t>
-            </w:r>
-            <w:r>
-              <w:rPr>
-                <w:rFonts w:ascii="Times New Roman" w:hAnsi="Times New Roman"/>
-                <w:color w:val="000000" w:themeColor="text1"/>
-                <w:sz w:val="28"/>
-                <w:szCs w:val="28"/>
-              </w:rPr>
-              <w:t xml:space="preserve">Страница обновилась, </w:t>
-            </w:r>
-            <w:proofErr w:type="spellStart"/>
-            <w:r>
-              <w:rPr>
-                <w:rFonts w:ascii="Times New Roman" w:hAnsi="Times New Roman"/>
-                <w:color w:val="000000" w:themeColor="text1"/>
-                <w:sz w:val="28"/>
-                <w:szCs w:val="28"/>
-              </w:rPr>
-              <w:t>url</w:t>
-            </w:r>
-            <w:proofErr w:type="spellEnd"/>
-            <w:r>
-              <w:rPr>
-                <w:rFonts w:ascii="Times New Roman" w:hAnsi="Times New Roman"/>
-                <w:color w:val="000000" w:themeColor="text1"/>
-                <w:sz w:val="28"/>
-                <w:szCs w:val="28"/>
-              </w:rPr>
-              <w:t xml:space="preserve"> страницы </w:t>
-            </w:r>
-            <w:proofErr w:type="gramStart"/>
-            <w:r>
-              <w:rPr>
-                <w:rFonts w:ascii="Times New Roman" w:hAnsi="Times New Roman"/>
-                <w:color w:val="000000" w:themeColor="text1"/>
-                <w:sz w:val="28"/>
-                <w:szCs w:val="28"/>
-              </w:rPr>
-              <w:t>содержит :</w:t>
-            </w:r>
-            <w:proofErr w:type="gramEnd"/>
-            <w:r>
-              <w:rPr>
-                <w:rFonts w:ascii="Times New Roman" w:hAnsi="Times New Roman"/>
-                <w:color w:val="000000" w:themeColor="text1"/>
-                <w:sz w:val="28"/>
-                <w:szCs w:val="28"/>
-              </w:rPr>
-              <w:t xml:space="preserve">  «</w:t>
-            </w:r>
-            <w:proofErr w:type="spellStart"/>
-            <w:r>
-              <w:rPr>
-                <w:rFonts w:ascii="Times New Roman" w:hAnsi="Times New Roman"/>
-                <w:color w:val="000000" w:themeColor="text1"/>
-                <w:sz w:val="28"/>
-                <w:szCs w:val="28"/>
-              </w:rPr>
-              <w:t>ops</w:t>
-            </w:r>
-            <w:proofErr w:type="spellEnd"/>
-            <w:r>
-              <w:rPr>
-                <w:rFonts w:ascii="Times New Roman" w:hAnsi="Times New Roman"/>
-                <w:color w:val="000000" w:themeColor="text1"/>
-                <w:sz w:val="28"/>
-                <w:szCs w:val="28"/>
-              </w:rPr>
-              <w:t>»</w:t>
-            </w:r>
-          </w:p>
-          <w:p>
-            <w:pPr>
-              <w:rPr>
-                <w:rFonts w:ascii="Times New Roman" w:hAnsi="Times New Roman"/>
-                <w:sz w:val="28"/>
-                <w:szCs w:val="28"/>
-              </w:rPr>
-            </w:pPr>
-            <w:r>
-              <w:rPr>
-                <w:rFonts w:ascii="Times New Roman" w:hAnsi="Times New Roman"/>
-                <w:sz w:val="28"/>
-                <w:szCs w:val="28"/>
-              </w:rPr>
-              <w:t>2.2</w:t>
-            </w:r>
-            <w:r>
-              <w:t xml:space="preserve"> </w:t>
-            </w:r>
-            <w:r>
-              <w:rPr>
-                <w:rFonts w:ascii="Times New Roman" w:hAnsi="Times New Roman"/>
-                <w:sz w:val="28"/>
-                <w:szCs w:val="28"/>
-              </w:rPr>
-              <w:t>На странице присутствует заголовок «Калькулятор расчета страховых взносов»</w:t>
-            </w:r>
-          </w:p>
-          <w:p>
-            <w:pPr>
-              <w:rPr>
-                <w:rFonts w:ascii="Times New Roman" w:hAnsi="Times New Roman"/>
-                <w:sz w:val="28"/>
-                <w:szCs w:val="28"/>
-              </w:rPr>
-            </w:pPr>
-            <w:r>
-              <w:rPr>
-                <w:rFonts w:ascii="Times New Roman" w:hAnsi="Times New Roman"/>
-                <w:sz w:val="28"/>
-                <w:szCs w:val="28"/>
-              </w:rPr>
-              <w:t>3</w:t>
-            </w:r>
-            <w:r>
-              <w:rPr>
-                <w:rFonts w:ascii="Times New Roman" w:hAnsi="Times New Roman"/>
-                <w:sz w:val="28"/>
-                <w:szCs w:val="28"/>
-              </w:rPr>
-              <w:t>.</w:t>
-            </w:r>
-            <w:r>
-              <w:rPr>
-                <w:rFonts w:ascii="Times New Roman" w:hAnsi="Times New Roman"/>
-                <w:sz w:val="28"/>
-                <w:szCs w:val="28"/>
-              </w:rPr>
-              <w:t xml:space="preserve"> </w:t>
-            </w:r>
-            <w:proofErr w:type="gramStart"/>
-            <w:r>
-              <w:rPr>
-                <w:rFonts w:ascii="Times New Roman" w:hAnsi="Times New Roman"/>
-                <w:sz w:val="28"/>
-                <w:szCs w:val="28"/>
-              </w:rPr>
-              <w:t xml:space="preserve">Поле </w:t>
-            </w:r>
-            <w:r>
-              <w:t xml:space="preserve"> «</w:t>
-            </w:r>
-            <w:proofErr w:type="gramEnd"/>
-            <w:r>
-              <w:rPr>
-                <w:rFonts w:ascii="Times New Roman" w:hAnsi="Times New Roman"/>
-                <w:sz w:val="28"/>
-                <w:szCs w:val="28"/>
-              </w:rPr>
-              <w:t>Расчетный период:</w:t>
-            </w:r>
-            <w:r>
-              <w:rPr>
-                <w:rFonts w:ascii="Times New Roman" w:hAnsi="Times New Roman"/>
-                <w:sz w:val="28"/>
-                <w:szCs w:val="28"/>
-              </w:rPr>
-              <w:t>» заполнен</w:t>
-            </w:r>
-          </w:p>
-          <w:p>
-            <w:pPr>
-              <w:rPr>
-                <w:rFonts w:ascii="Times New Roman" w:hAnsi="Times New Roman"/>
-                <w:sz w:val="28"/>
-                <w:szCs w:val="28"/>
-              </w:rPr>
-            </w:pPr>
-            <w:r>
-              <w:rPr>
-                <w:rFonts w:ascii="Times New Roman" w:hAnsi="Times New Roman"/>
-                <w:sz w:val="28"/>
-                <w:szCs w:val="28"/>
-              </w:rPr>
-              <w:t>4.</w:t>
-            </w:r>
-            <w:r>
-              <w:t xml:space="preserve"> </w:t>
-            </w:r>
-            <w:r>
-              <w:rPr>
-                <w:rFonts w:ascii="Times New Roman" w:hAnsi="Times New Roman"/>
-                <w:color w:val="000000" w:themeColor="text1"/>
-                <w:sz w:val="28"/>
-                <w:szCs w:val="28"/>
-              </w:rPr>
-              <w:t xml:space="preserve">Страница обновилась, </w:t>
-            </w:r>
-            <w:proofErr w:type="spellStart"/>
-            <w:r>
-              <w:rPr>
-                <w:rFonts w:ascii="Times New Roman" w:hAnsi="Times New Roman"/>
-                <w:color w:val="000000" w:themeColor="text1"/>
-                <w:sz w:val="28"/>
-                <w:szCs w:val="28"/>
-              </w:rPr>
-              <w:t>url</w:t>
-            </w:r>
-            <w:proofErr w:type="spellEnd"/>
-            <w:r>
-              <w:rPr>
-                <w:rFonts w:ascii="Times New Roman" w:hAnsi="Times New Roman"/>
-                <w:color w:val="000000" w:themeColor="text1"/>
-                <w:sz w:val="28"/>
-                <w:szCs w:val="28"/>
-              </w:rPr>
-              <w:t xml:space="preserve"> страницы содержит :  «https://www.nalog.gov.ru/rn02/service/ops/?y=2025&amp;df=01.01.2025&amp;dt=31.12.2025&amp;v=&amp;c=false&amp;lp=false&amp;nt=false»</w:t>
-            </w:r>
-          </w:p>
-        </w:tc>
-      </w:tr>
-      <w:tr>
-        <w:tc>
-          <w:tcPr>
-            <w:tcW w:w="4672" w:type="dxa"/>
-          </w:tcPr>
-          <w:p>
-            <w:pPr>
+            </w:pPr>
+            <w:r>
               <w:rPr>
                 <w:rFonts w:ascii="Times New Roman" w:hAnsi="Times New Roman"/>
                 <w:b/>
@@ -10841,15 +11639,6 @@
                 <w:sz w:val="28"/>
                 <w:szCs w:val="28"/>
               </w:rPr>
-            </w:pPr>
-            <w:r>
-              <w:rPr>
-                <w:rFonts w:ascii="Times New Roman" w:hAnsi="Times New Roman"/>
-                <w:b/>
-                <w:color w:val="4B4F58"/>
-                <w:sz w:val="28"/>
-                <w:szCs w:val="28"/>
-              </w:rPr>
               <w:t>Статус теста (пройден/не пройден)</w:t>
             </w:r>
           </w:p>
@@ -10878,15 +11667,6 @@
         </w:tc>
       </w:tr>
     </w:tbl>
-    <w:p>
-      <w:pPr>
-        <w:rPr>
-          <w:rFonts w:ascii="Times New Roman" w:hAnsi="Times New Roman"/>
-          <w:sz w:val="28"/>
-          <w:szCs w:val="28"/>
-        </w:rPr>
-      </w:pPr>
-    </w:p>
     <w:p>
       <w:pPr>
         <w:rPr>
@@ -10961,7 +11741,7 @@
                 <w:sz w:val="28"/>
                 <w:szCs w:val="28"/>
               </w:rPr>
-              <w:t>000</w:t>
+              <w:t>00</w:t>
             </w:r>
             <w:r>
               <w:rPr>
@@ -10970,7 +11750,7 @@
                 <w:szCs w:val="28"/>
                 <w:lang w:val="en-US"/>
               </w:rPr>
-              <w:t>9</w:t>
+              <w:t>10</w:t>
             </w:r>
           </w:p>
         </w:tc>
@@ -11188,6 +11968,7 @@
                 <w:sz w:val="28"/>
                 <w:szCs w:val="28"/>
               </w:rPr>
+              <w:lastRenderedPageBreak/>
               <w:t>Название теста</w:t>
             </w:r>
           </w:p>
@@ -11218,7 +11999,15 @@
                 <w:sz w:val="28"/>
                 <w:szCs w:val="28"/>
               </w:rPr>
-              <w:t>Адрес и платежные реквизиты вашей инспекции</w:t>
+              <w:t xml:space="preserve"> </w:t>
+            </w:r>
+            <w:r>
+              <w:rPr>
+                <w:rFonts w:ascii="Times New Roman" w:hAnsi="Times New Roman"/>
+                <w:sz w:val="28"/>
+                <w:szCs w:val="28"/>
+              </w:rPr>
+              <w:t>Сведения о недействительных ИНН физических лиц</w:t>
             </w:r>
           </w:p>
         </w:tc>
@@ -11286,215 +12075,9 @@
                 <w:sz w:val="28"/>
                 <w:szCs w:val="28"/>
               </w:rPr>
-              <w:t>Шаги теста:</w:t>
-            </w:r>
-          </w:p>
-          <w:p>
-            <w:pPr>
-              <w:rPr>
-                <w:rFonts w:ascii="Times New Roman" w:hAnsi="Times New Roman"/>
-                <w:sz w:val="28"/>
-                <w:szCs w:val="28"/>
-              </w:rPr>
-            </w:pPr>
-            <w:r>
-              <w:rPr>
-                <w:rFonts w:ascii="Times New Roman" w:hAnsi="Times New Roman"/>
-                <w:sz w:val="28"/>
-                <w:szCs w:val="28"/>
-              </w:rPr>
-              <w:t>1.</w:t>
-            </w:r>
-            <w:r>
-              <w:rPr>
-                <w:rFonts w:ascii="Times New Roman" w:hAnsi="Times New Roman"/>
-                <w:sz w:val="28"/>
-                <w:szCs w:val="28"/>
-              </w:rPr>
-              <w:t xml:space="preserve">Открыть  </w:t>
-            </w:r>
-            <w:hyperlink r:id="rId7" w:history="1">
-              <w:r>
-                <w:rPr>
-                  <w:rStyle w:val="af3"/>
-                  <w:rFonts w:ascii="Times New Roman" w:hAnsi="Times New Roman"/>
-                  <w:sz w:val="28"/>
-                  <w:szCs w:val="28"/>
-                </w:rPr>
-                <w:t>https://www.nalog.gov.ru/rn02/about_fts/el_usl/</w:t>
-              </w:r>
-            </w:hyperlink>
-          </w:p>
-          <w:p>
-            <w:pPr>
-              <w:rPr>
-                <w:rFonts w:ascii="Times New Roman" w:hAnsi="Times New Roman"/>
-                <w:sz w:val="28"/>
-                <w:szCs w:val="28"/>
-              </w:rPr>
-            </w:pPr>
-            <w:r>
-              <w:rPr>
-                <w:rFonts w:ascii="Times New Roman" w:hAnsi="Times New Roman"/>
-                <w:sz w:val="28"/>
-                <w:szCs w:val="28"/>
-              </w:rPr>
-              <w:t>2.</w:t>
-            </w:r>
-            <w:r>
-              <w:rPr>
-                <w:rFonts w:ascii="Times New Roman" w:hAnsi="Times New Roman"/>
-                <w:sz w:val="28"/>
-                <w:szCs w:val="28"/>
-              </w:rPr>
-              <w:t xml:space="preserve">Кликнуть на сервис </w:t>
-            </w:r>
-            <w:proofErr w:type="gramStart"/>
-            <w:r>
-              <w:rPr>
-                <w:rFonts w:ascii="Times New Roman" w:hAnsi="Times New Roman"/>
-                <w:sz w:val="28"/>
-                <w:szCs w:val="28"/>
-              </w:rPr>
-              <w:t>«  Адрес</w:t>
-            </w:r>
-            <w:proofErr w:type="gramEnd"/>
-            <w:r>
-              <w:rPr>
-                <w:rFonts w:ascii="Times New Roman" w:hAnsi="Times New Roman"/>
-                <w:sz w:val="28"/>
-                <w:szCs w:val="28"/>
-              </w:rPr>
-              <w:t xml:space="preserve"> и платежные реквизиты вашей инспекции »</w:t>
-            </w:r>
-          </w:p>
-          <w:p>
-            <w:pPr>
-              <w:rPr>
-                <w:rFonts w:ascii="Times New Roman" w:hAnsi="Times New Roman"/>
-                <w:sz w:val="28"/>
-                <w:szCs w:val="28"/>
-              </w:rPr>
-            </w:pPr>
-          </w:p>
-          <w:p>
-            <w:pPr>
-              <w:rPr>
-                <w:rFonts w:ascii="Times New Roman" w:hAnsi="Times New Roman"/>
-                <w:sz w:val="28"/>
-                <w:szCs w:val="28"/>
-              </w:rPr>
-            </w:pPr>
-          </w:p>
-          <w:p>
-            <w:pPr>
-              <w:rPr>
-                <w:rFonts w:ascii="Times New Roman" w:hAnsi="Times New Roman"/>
-                <w:sz w:val="28"/>
-                <w:szCs w:val="28"/>
-              </w:rPr>
-            </w:pPr>
-          </w:p>
-          <w:p>
-            <w:pPr>
-              <w:rPr>
-                <w:rFonts w:ascii="Times New Roman" w:hAnsi="Times New Roman"/>
-                <w:sz w:val="28"/>
-                <w:szCs w:val="28"/>
-              </w:rPr>
-            </w:pPr>
-          </w:p>
-          <w:p>
-            <w:pPr>
-              <w:rPr>
-                <w:rFonts w:ascii="Times New Roman" w:hAnsi="Times New Roman"/>
-                <w:sz w:val="28"/>
-                <w:szCs w:val="28"/>
-              </w:rPr>
-            </w:pPr>
-            <w:r>
-              <w:rPr>
-                <w:rFonts w:ascii="Times New Roman" w:hAnsi="Times New Roman"/>
-                <w:sz w:val="28"/>
-                <w:szCs w:val="28"/>
-              </w:rPr>
-              <w:lastRenderedPageBreak/>
-              <w:t>3</w:t>
-            </w:r>
-            <w:r>
-              <w:rPr>
-                <w:rFonts w:ascii="Times New Roman" w:hAnsi="Times New Roman"/>
-                <w:sz w:val="28"/>
-                <w:szCs w:val="28"/>
-              </w:rPr>
-              <w:t xml:space="preserve">.Заполнить поле </w:t>
-            </w:r>
-            <w:proofErr w:type="gramStart"/>
-            <w:r>
-              <w:rPr>
-                <w:rFonts w:ascii="Times New Roman" w:hAnsi="Times New Roman"/>
-                <w:sz w:val="28"/>
-                <w:szCs w:val="28"/>
-              </w:rPr>
-              <w:t>«</w:t>
-            </w:r>
-            <w:r>
-              <w:t xml:space="preserve"> </w:t>
-            </w:r>
-            <w:r>
-              <w:rPr>
-                <w:rFonts w:ascii="Times New Roman" w:hAnsi="Times New Roman"/>
-                <w:sz w:val="28"/>
-                <w:szCs w:val="28"/>
-              </w:rPr>
-              <w:t>Выберите</w:t>
-            </w:r>
-            <w:proofErr w:type="gramEnd"/>
-            <w:r>
-              <w:rPr>
-                <w:rFonts w:ascii="Times New Roman" w:hAnsi="Times New Roman"/>
-                <w:sz w:val="28"/>
-                <w:szCs w:val="28"/>
-              </w:rPr>
-              <w:t xml:space="preserve"> код ИФНС </w:t>
-            </w:r>
-            <w:r>
-              <w:rPr>
-                <w:rFonts w:ascii="Times New Roman" w:hAnsi="Times New Roman"/>
-                <w:sz w:val="28"/>
-                <w:szCs w:val="28"/>
-              </w:rPr>
-              <w:t xml:space="preserve"> значением « </w:t>
-            </w:r>
-            <w:proofErr w:type="spellStart"/>
-            <w:r>
-              <w:rPr>
-                <w:rFonts w:ascii="Times New Roman" w:hAnsi="Times New Roman"/>
-                <w:sz w:val="28"/>
-                <w:szCs w:val="28"/>
-              </w:rPr>
-              <w:t>уфа</w:t>
-            </w:r>
-            <w:proofErr w:type="spellEnd"/>
-            <w:r>
-              <w:rPr>
-                <w:rFonts w:ascii="Times New Roman" w:hAnsi="Times New Roman"/>
-                <w:sz w:val="28"/>
-                <w:szCs w:val="28"/>
-              </w:rPr>
-              <w:t xml:space="preserve"> коммунистическая д. 59</w:t>
-            </w:r>
-            <w:r>
-              <w:rPr>
-                <w:rFonts w:ascii="Times New Roman" w:hAnsi="Times New Roman"/>
-                <w:sz w:val="28"/>
-                <w:szCs w:val="28"/>
-              </w:rPr>
-              <w:t>»</w:t>
-            </w:r>
-          </w:p>
-          <w:p>
-            <w:pPr>
+              <w:t>Шаги теста</w:t>
+            </w:r>
+            <w:r>
               <w:rPr>
                 <w:rFonts w:ascii="Times New Roman" w:hAnsi="Times New Roman"/>
                 <w:b/>
@@ -11502,37 +12085,61 @@
                 <w:sz w:val="28"/>
                 <w:szCs w:val="28"/>
               </w:rPr>
-            </w:pPr>
-            <w:r>
-              <w:rPr>
-                <w:rFonts w:ascii="Times New Roman" w:hAnsi="Times New Roman"/>
-                <w:sz w:val="28"/>
-                <w:szCs w:val="28"/>
-              </w:rPr>
-              <w:t>4</w:t>
-            </w:r>
-            <w:r>
-              <w:rPr>
-                <w:rFonts w:ascii="Times New Roman" w:hAnsi="Times New Roman"/>
-                <w:sz w:val="28"/>
-                <w:szCs w:val="28"/>
-              </w:rPr>
-              <w:t>.В</w:t>
-            </w:r>
-            <w:r>
-              <w:rPr>
-                <w:rFonts w:ascii="Times New Roman" w:hAnsi="Times New Roman"/>
-                <w:sz w:val="28"/>
-                <w:szCs w:val="28"/>
-              </w:rPr>
-              <w:t>ыбрать первый элемент из всплывающего меню</w:t>
-            </w:r>
-          </w:p>
-        </w:tc>
-        <w:tc>
-          <w:tcPr>
-            <w:tcW w:w="4673" w:type="dxa"/>
-          </w:tcPr>
+              <w:t>:</w:t>
+            </w:r>
+          </w:p>
+          <w:p>
+            <w:pPr>
+              <w:rPr>
+                <w:rFonts w:ascii="Times New Roman" w:hAnsi="Times New Roman"/>
+                <w:sz w:val="28"/>
+                <w:szCs w:val="28"/>
+              </w:rPr>
+            </w:pPr>
+            <w:r>
+              <w:rPr>
+                <w:rFonts w:ascii="Times New Roman" w:hAnsi="Times New Roman"/>
+                <w:sz w:val="28"/>
+                <w:szCs w:val="28"/>
+              </w:rPr>
+              <w:t>1.</w:t>
+            </w:r>
+            <w:r>
+              <w:rPr>
+                <w:rFonts w:ascii="Times New Roman" w:hAnsi="Times New Roman"/>
+                <w:sz w:val="28"/>
+                <w:szCs w:val="28"/>
+              </w:rPr>
+              <w:t xml:space="preserve"> Открыт</w:t>
+            </w:r>
+            <w:r>
+              <w:rPr>
+                <w:rFonts w:ascii="Times New Roman" w:hAnsi="Times New Roman"/>
+                <w:sz w:val="28"/>
+                <w:szCs w:val="28"/>
+              </w:rPr>
+              <w:t>ь</w:t>
+            </w:r>
+            <w:r>
+              <w:rPr>
+                <w:rFonts w:ascii="Times New Roman" w:hAnsi="Times New Roman"/>
+                <w:sz w:val="28"/>
+                <w:szCs w:val="28"/>
+              </w:rPr>
+              <w:t xml:space="preserve">  </w:t>
+            </w:r>
+            <w:r>
+              <w:t xml:space="preserve"> </w:t>
+            </w:r>
+            <w:r>
+              <w:rPr>
+                <w:rFonts w:ascii="Times New Roman" w:hAnsi="Times New Roman"/>
+                <w:sz w:val="28"/>
+                <w:szCs w:val="28"/>
+              </w:rPr>
+              <w:t>https://www.nalog.gov.ru/rn02/about_fts/el_usl/</w:t>
+            </w:r>
+          </w:p>
           <w:p>
             <w:pPr>
               <w:rPr>
@@ -11546,32 +12153,120 @@
             <w:r>
               <w:rPr>
                 <w:rFonts w:ascii="Times New Roman" w:hAnsi="Times New Roman"/>
+                <w:sz w:val="28"/>
+                <w:szCs w:val="28"/>
+              </w:rPr>
+              <w:t xml:space="preserve">2 </w:t>
+            </w:r>
+            <w:r>
+              <w:rPr>
+                <w:rFonts w:ascii="Times New Roman" w:hAnsi="Times New Roman"/>
+                <w:sz w:val="28"/>
+                <w:szCs w:val="28"/>
+              </w:rPr>
+              <w:t xml:space="preserve">Кликнуть на </w:t>
+            </w:r>
+            <w:r>
+              <w:rPr>
+                <w:rFonts w:ascii="Times New Roman" w:hAnsi="Times New Roman"/>
+                <w:sz w:val="28"/>
+                <w:szCs w:val="28"/>
+              </w:rPr>
+              <w:t>сервис</w:t>
+            </w:r>
+            <w:r>
+              <w:rPr>
+                <w:rFonts w:ascii="Times New Roman" w:hAnsi="Times New Roman"/>
+                <w:sz w:val="28"/>
+                <w:szCs w:val="28"/>
+              </w:rPr>
+              <w:t xml:space="preserve"> </w:t>
+            </w:r>
+            <w:proofErr w:type="gramStart"/>
+            <w:r>
+              <w:rPr>
+                <w:rFonts w:ascii="Times New Roman" w:hAnsi="Times New Roman"/>
+                <w:sz w:val="28"/>
+                <w:szCs w:val="28"/>
+              </w:rPr>
+              <w:t>«</w:t>
+            </w:r>
+            <w:r>
+              <w:rPr>
+                <w:rFonts w:ascii="Times New Roman" w:hAnsi="Times New Roman"/>
+                <w:sz w:val="28"/>
+                <w:szCs w:val="28"/>
+              </w:rPr>
+              <w:t xml:space="preserve"> Сведения</w:t>
+            </w:r>
+            <w:proofErr w:type="gramEnd"/>
+            <w:r>
+              <w:rPr>
+                <w:rFonts w:ascii="Times New Roman" w:hAnsi="Times New Roman"/>
+                <w:sz w:val="28"/>
+                <w:szCs w:val="28"/>
+              </w:rPr>
+              <w:t xml:space="preserve"> о недействительных ИНН физических лиц</w:t>
+            </w:r>
+            <w:r>
+              <w:rPr>
+                <w:rFonts w:ascii="Times New Roman" w:hAnsi="Times New Roman"/>
+                <w:sz w:val="28"/>
+                <w:szCs w:val="28"/>
+              </w:rPr>
+              <w:t xml:space="preserve"> »</w:t>
+            </w:r>
+          </w:p>
+          <w:p>
+            <w:pPr>
+              <w:rPr>
+                <w:rFonts w:ascii="Times New Roman" w:hAnsi="Times New Roman"/>
+                <w:sz w:val="28"/>
+                <w:szCs w:val="28"/>
+              </w:rPr>
+            </w:pPr>
+            <w:r>
+              <w:rPr>
+                <w:rFonts w:ascii="Times New Roman" w:hAnsi="Times New Roman"/>
+                <w:sz w:val="28"/>
+                <w:szCs w:val="28"/>
+              </w:rPr>
+              <w:t>3</w:t>
+            </w:r>
+            <w:r>
+              <w:rPr>
+                <w:rFonts w:ascii="Times New Roman" w:hAnsi="Times New Roman"/>
+                <w:sz w:val="28"/>
+                <w:szCs w:val="28"/>
+              </w:rPr>
+              <w:t>. В поле ИНН вести значение 026006198150</w:t>
+            </w:r>
+          </w:p>
+          <w:p>
+            <w:pPr>
+              <w:rPr>
+                <w:rFonts w:ascii="Times New Roman" w:hAnsi="Times New Roman"/>
                 <w:b/>
                 <w:color w:val="4B4F58"/>
                 <w:sz w:val="28"/>
                 <w:szCs w:val="28"/>
               </w:rPr>
-              <w:lastRenderedPageBreak/>
-              <w:t>Ожидаемый результат:</w:t>
-            </w:r>
-          </w:p>
-          <w:p>
-            <w:pPr>
-              <w:rPr>
-                <w:rFonts w:ascii="Times New Roman" w:hAnsi="Times New Roman"/>
-                <w:color w:val="000000" w:themeColor="text1"/>
-                <w:sz w:val="28"/>
-                <w:szCs w:val="28"/>
-              </w:rPr>
-            </w:pPr>
-            <w:r>
-              <w:rPr>
-                <w:rFonts w:ascii="Times New Roman" w:hAnsi="Times New Roman"/>
-                <w:color w:val="000000" w:themeColor="text1"/>
-                <w:sz w:val="28"/>
-                <w:szCs w:val="28"/>
-              </w:rPr>
-              <w:t>1.</w:t>
+            </w:pPr>
+            <w:r>
+              <w:rPr>
+                <w:rFonts w:ascii="Times New Roman" w:hAnsi="Times New Roman"/>
+                <w:sz w:val="28"/>
+                <w:szCs w:val="28"/>
+              </w:rPr>
+              <w:t>4</w:t>
+            </w:r>
+            <w:r>
+              <w:rPr>
+                <w:rFonts w:ascii="Times New Roman" w:hAnsi="Times New Roman"/>
+                <w:sz w:val="28"/>
+                <w:szCs w:val="28"/>
+              </w:rPr>
+              <w:t>. нажать кнопку «</w:t>
             </w:r>
             <w:r>
               <w:t xml:space="preserve"> </w:t>
@@ -11579,139 +12274,10 @@
             <w:r>
               <w:rPr>
                 <w:rFonts w:ascii="Times New Roman" w:hAnsi="Times New Roman"/>
-                <w:color w:val="000000" w:themeColor="text1"/>
-                <w:sz w:val="28"/>
-                <w:szCs w:val="28"/>
-              </w:rPr>
-              <w:t xml:space="preserve">Открыта страница  </w:t>
-            </w:r>
-            <w:hyperlink r:id="rId8" w:history="1">
-              <w:r>
-                <w:rPr>
-                  <w:rStyle w:val="af3"/>
-                  <w:rFonts w:ascii="Times New Roman" w:hAnsi="Times New Roman"/>
-                  <w:sz w:val="28"/>
-                  <w:szCs w:val="28"/>
-                </w:rPr>
-                <w:t>https://www.nalog.gov.ru/rn02/about_fts/el_usl/</w:t>
-              </w:r>
-            </w:hyperlink>
-          </w:p>
-          <w:p>
-            <w:pPr>
-              <w:rPr>
-                <w:rFonts w:ascii="Times New Roman" w:hAnsi="Times New Roman"/>
-                <w:color w:val="000000" w:themeColor="text1"/>
-                <w:sz w:val="28"/>
-                <w:szCs w:val="28"/>
-              </w:rPr>
-            </w:pPr>
-            <w:r>
-              <w:rPr>
-                <w:rFonts w:ascii="Times New Roman" w:hAnsi="Times New Roman"/>
-                <w:color w:val="000000" w:themeColor="text1"/>
-                <w:sz w:val="28"/>
-                <w:szCs w:val="28"/>
-              </w:rPr>
-              <w:t xml:space="preserve">2.1 </w:t>
-            </w:r>
-            <w:r>
-              <w:rPr>
-                <w:rFonts w:ascii="Times New Roman" w:hAnsi="Times New Roman"/>
-                <w:color w:val="000000" w:themeColor="text1"/>
-                <w:sz w:val="28"/>
-                <w:szCs w:val="28"/>
-              </w:rPr>
-              <w:t xml:space="preserve">Страница обновилась, </w:t>
-            </w:r>
-            <w:proofErr w:type="spellStart"/>
-            <w:r>
-              <w:rPr>
-                <w:rFonts w:ascii="Times New Roman" w:hAnsi="Times New Roman"/>
-                <w:color w:val="000000" w:themeColor="text1"/>
-                <w:sz w:val="28"/>
-                <w:szCs w:val="28"/>
-              </w:rPr>
-              <w:t>url</w:t>
-            </w:r>
-            <w:proofErr w:type="spellEnd"/>
-            <w:r>
-              <w:rPr>
-                <w:rFonts w:ascii="Times New Roman" w:hAnsi="Times New Roman"/>
-                <w:color w:val="000000" w:themeColor="text1"/>
-                <w:sz w:val="28"/>
-                <w:szCs w:val="28"/>
-              </w:rPr>
-              <w:t xml:space="preserve"> страницы </w:t>
-            </w:r>
-            <w:proofErr w:type="gramStart"/>
-            <w:r>
-              <w:rPr>
-                <w:rFonts w:ascii="Times New Roman" w:hAnsi="Times New Roman"/>
-                <w:color w:val="000000" w:themeColor="text1"/>
-                <w:sz w:val="28"/>
-                <w:szCs w:val="28"/>
-              </w:rPr>
-              <w:t>содержит :</w:t>
-            </w:r>
-            <w:proofErr w:type="gramEnd"/>
-            <w:r>
-              <w:rPr>
-                <w:rFonts w:ascii="Times New Roman" w:hAnsi="Times New Roman"/>
-                <w:color w:val="000000" w:themeColor="text1"/>
-                <w:sz w:val="28"/>
-                <w:szCs w:val="28"/>
-              </w:rPr>
-              <w:t xml:space="preserve">  «addrno.do»</w:t>
-            </w:r>
-          </w:p>
-          <w:p>
-            <w:pPr>
-              <w:rPr>
-                <w:rFonts w:ascii="Times New Roman" w:hAnsi="Times New Roman"/>
-                <w:sz w:val="28"/>
-                <w:szCs w:val="28"/>
-              </w:rPr>
-            </w:pPr>
-            <w:r>
-              <w:rPr>
-                <w:rFonts w:ascii="Times New Roman" w:hAnsi="Times New Roman"/>
-                <w:sz w:val="28"/>
-                <w:szCs w:val="28"/>
-              </w:rPr>
-              <w:t>2</w:t>
-            </w:r>
-            <w:r>
-              <w:rPr>
-                <w:rFonts w:ascii="Times New Roman" w:hAnsi="Times New Roman"/>
-                <w:sz w:val="28"/>
-                <w:szCs w:val="28"/>
-              </w:rPr>
-              <w:t>.2</w:t>
-            </w:r>
-            <w:r>
-              <w:rPr>
-                <w:rFonts w:ascii="Times New Roman" w:hAnsi="Times New Roman"/>
-                <w:sz w:val="28"/>
-                <w:szCs w:val="28"/>
-              </w:rPr>
-              <w:t xml:space="preserve"> </w:t>
-            </w:r>
-            <w:r>
-              <w:rPr>
-                <w:rFonts w:ascii="Times New Roman" w:hAnsi="Times New Roman"/>
-                <w:sz w:val="28"/>
-                <w:szCs w:val="28"/>
-              </w:rPr>
-              <w:t>Заголовок страницы содержит «</w:t>
-            </w:r>
-            <w:r>
-              <w:rPr>
-                <w:rFonts w:ascii="Times New Roman" w:hAnsi="Times New Roman"/>
-                <w:sz w:val="28"/>
-                <w:szCs w:val="28"/>
-              </w:rPr>
-              <w:t>Определение реквизитов ИФНС, органа государственной регистрации ЮЛ/ИП, обслуживающих данный адрес</w:t>
+                <w:sz w:val="28"/>
+                <w:szCs w:val="28"/>
+              </w:rPr>
+              <w:t>Выполнить проверку ИНН</w:t>
             </w:r>
             <w:r>
               <w:rPr>
@@ -11722,109 +12288,21 @@
               <w:t>»</w:t>
             </w:r>
           </w:p>
-          <w:p>
-            <w:pPr>
-              <w:rPr>
-                <w:rFonts w:ascii="Times New Roman" w:hAnsi="Times New Roman"/>
-                <w:sz w:val="28"/>
-                <w:szCs w:val="28"/>
-              </w:rPr>
-            </w:pPr>
-          </w:p>
-          <w:p>
-            <w:pPr>
-              <w:rPr>
-                <w:rFonts w:ascii="Times New Roman" w:hAnsi="Times New Roman"/>
-                <w:sz w:val="28"/>
-                <w:szCs w:val="28"/>
-              </w:rPr>
-            </w:pPr>
-          </w:p>
-          <w:p>
-            <w:pPr>
-              <w:rPr>
-                <w:rFonts w:ascii="Times New Roman" w:hAnsi="Times New Roman"/>
-                <w:color w:val="000000" w:themeColor="text1"/>
-                <w:sz w:val="28"/>
-                <w:szCs w:val="28"/>
-              </w:rPr>
-            </w:pPr>
-            <w:r>
-              <w:rPr>
-                <w:rFonts w:ascii="Times New Roman" w:hAnsi="Times New Roman"/>
-                <w:sz w:val="28"/>
-                <w:szCs w:val="28"/>
-              </w:rPr>
-              <w:t>3</w:t>
-            </w:r>
-            <w:r>
-              <w:rPr>
-                <w:rFonts w:ascii="Times New Roman" w:hAnsi="Times New Roman"/>
-                <w:sz w:val="28"/>
-                <w:szCs w:val="28"/>
-              </w:rPr>
-              <w:t>.</w:t>
-            </w:r>
-          </w:p>
-          <w:p>
-            <w:pPr>
-              <w:rPr>
-                <w:rFonts w:ascii="Times New Roman" w:hAnsi="Times New Roman"/>
-                <w:color w:val="000000" w:themeColor="text1"/>
-                <w:sz w:val="28"/>
-                <w:szCs w:val="28"/>
-              </w:rPr>
-            </w:pPr>
-          </w:p>
-          <w:p>
-            <w:pPr>
-              <w:rPr>
-                <w:rFonts w:ascii="Times New Roman" w:hAnsi="Times New Roman"/>
-                <w:color w:val="000000" w:themeColor="text1"/>
-                <w:sz w:val="28"/>
-                <w:szCs w:val="28"/>
-              </w:rPr>
-            </w:pPr>
-          </w:p>
-          <w:p>
-            <w:pPr>
-              <w:rPr>
-                <w:rFonts w:ascii="Times New Roman" w:hAnsi="Times New Roman"/>
-                <w:sz w:val="28"/>
-                <w:szCs w:val="28"/>
-              </w:rPr>
-            </w:pPr>
-            <w:r>
-              <w:rPr>
-                <w:rFonts w:ascii="Times New Roman" w:hAnsi="Times New Roman"/>
-                <w:color w:val="000000" w:themeColor="text1"/>
-                <w:sz w:val="28"/>
-                <w:szCs w:val="28"/>
-              </w:rPr>
-              <w:t>4.</w:t>
-            </w:r>
-            <w:r>
-              <w:t xml:space="preserve"> </w:t>
-            </w:r>
-            <w:r>
-              <w:rPr>
-                <w:rFonts w:ascii="Times New Roman" w:hAnsi="Times New Roman"/>
-                <w:color w:val="000000" w:themeColor="text1"/>
-                <w:sz w:val="28"/>
-                <w:szCs w:val="28"/>
-              </w:rPr>
-              <w:t>На странице присутствует заголовок «Реквизиты ИФНС»</w:t>
-            </w:r>
-          </w:p>
-        </w:tc>
-      </w:tr>
-      <w:tr>
-        <w:tc>
-          <w:tcPr>
-            <w:tcW w:w="4672" w:type="dxa"/>
-          </w:tcPr>
-          <w:p>
-            <w:pPr>
+        </w:tc>
+        <w:tc>
+          <w:tcPr>
+            <w:tcW w:w="4673" w:type="dxa"/>
+          </w:tcPr>
+          <w:p>
+            <w:pPr>
+              <w:rPr>
+                <w:rFonts w:ascii="Times New Roman" w:hAnsi="Times New Roman"/>
+                <w:color w:val="000000" w:themeColor="text1"/>
+                <w:sz w:val="28"/>
+                <w:szCs w:val="28"/>
+              </w:rPr>
+            </w:pPr>
+            <w:r>
               <w:rPr>
                 <w:rFonts w:ascii="Times New Roman" w:hAnsi="Times New Roman"/>
                 <w:b/>
@@ -11832,475 +12310,38 @@
                 <w:sz w:val="28"/>
                 <w:szCs w:val="28"/>
               </w:rPr>
-            </w:pPr>
-            <w:r>
-              <w:rPr>
-                <w:rFonts w:ascii="Times New Roman" w:hAnsi="Times New Roman"/>
-                <w:b/>
-                <w:color w:val="4B4F58"/>
-                <w:sz w:val="28"/>
-                <w:szCs w:val="28"/>
-              </w:rPr>
-              <w:lastRenderedPageBreak/>
-              <w:t>Статус теста (пройден/не пройден)</w:t>
-            </w:r>
-          </w:p>
-        </w:tc>
-        <w:tc>
-          <w:tcPr>
-            <w:tcW w:w="4673" w:type="dxa"/>
-          </w:tcPr>
-          <w:p>
-            <w:pPr>
-              <w:rPr>
-                <w:rFonts w:ascii="Times New Roman" w:hAnsi="Times New Roman"/>
-                <w:sz w:val="28"/>
-                <w:szCs w:val="28"/>
-              </w:rPr>
-            </w:pPr>
-            <w:r>
-              <w:rPr>
-                <w:rFonts w:ascii="Times New Roman" w:hAnsi="Times New Roman"/>
-                <w:sz w:val="28"/>
-                <w:szCs w:val="28"/>
-              </w:rPr>
-              <w:t>пройден</w:t>
-            </w:r>
-          </w:p>
-        </w:tc>
-      </w:tr>
-    </w:tbl>
-    <w:p>
-      <w:pPr>
-        <w:rPr>
-          <w:rFonts w:ascii="Times New Roman" w:hAnsi="Times New Roman"/>
-          <w:sz w:val="28"/>
-          <w:szCs w:val="28"/>
-        </w:rPr>
-      </w:pPr>
-    </w:p>
-    <w:p>
-      <w:pPr>
-        <w:rPr>
-          <w:rFonts w:ascii="Times New Roman" w:hAnsi="Times New Roman"/>
-          <w:sz w:val="28"/>
-          <w:szCs w:val="28"/>
-        </w:rPr>
-      </w:pPr>
-    </w:p>
-    <w:tbl>
-      <w:tblPr>
-        <w:tblStyle w:val="aff0"/>
-        <w:tblpPr w:leftFromText="180" w:rightFromText="180" w:vertAnchor="text" w:horzAnchor="margin" w:tblpY="290"/>
-        <w:tblW w:w="0" w:type="auto"/>
-        <w:tblLayout w:type="fixed"/>
-        <w:tblLook w:val="04A0" w:firstRow="1" w:lastRow="0" w:firstColumn="1" w:lastColumn="0" w:noHBand="0" w:noVBand="1"/>
-      </w:tblPr>
-      <w:tblGrid>
-        <w:gridCol w:w="4672"/>
-        <w:gridCol w:w="4673"/>
-      </w:tblGrid>
-      <w:tr>
-        <w:tc>
-          <w:tcPr>
-            <w:tcW w:w="4672" w:type="dxa"/>
-          </w:tcPr>
-          <w:p>
-            <w:pPr>
-              <w:rPr>
-                <w:rFonts w:ascii="Times New Roman" w:hAnsi="Times New Roman"/>
-                <w:sz w:val="28"/>
-                <w:szCs w:val="28"/>
-              </w:rPr>
-            </w:pPr>
-            <w:r>
-              <w:rPr>
-                <w:rFonts w:ascii="Times New Roman" w:hAnsi="Times New Roman"/>
-                <w:b/>
-                <w:color w:val="4B4F58"/>
-                <w:sz w:val="28"/>
-                <w:szCs w:val="28"/>
-              </w:rPr>
-              <w:t>ID</w:t>
-            </w:r>
-          </w:p>
-        </w:tc>
-        <w:tc>
-          <w:tcPr>
-            <w:tcW w:w="4673" w:type="dxa"/>
-          </w:tcPr>
-          <w:p>
-            <w:pPr>
-              <w:rPr>
-                <w:rFonts w:ascii="Times New Roman" w:hAnsi="Times New Roman"/>
-                <w:sz w:val="28"/>
-                <w:szCs w:val="28"/>
-                <w:lang w:val="en-US"/>
-              </w:rPr>
-            </w:pPr>
-            <w:r>
-              <w:rPr>
-                <w:rFonts w:ascii="Times New Roman" w:hAnsi="Times New Roman"/>
-                <w:sz w:val="28"/>
-                <w:szCs w:val="28"/>
-              </w:rPr>
-              <w:t>00</w:t>
-            </w:r>
-            <w:r>
-              <w:rPr>
-                <w:rFonts w:ascii="Times New Roman" w:hAnsi="Times New Roman"/>
-                <w:sz w:val="28"/>
-                <w:szCs w:val="28"/>
-                <w:lang w:val="en-US"/>
-              </w:rPr>
-              <w:t>10</w:t>
-            </w:r>
-          </w:p>
-        </w:tc>
-      </w:tr>
-      <w:tr>
-        <w:tc>
-          <w:tcPr>
-            <w:tcW w:w="4672" w:type="dxa"/>
-          </w:tcPr>
-          <w:p>
-            <w:pPr>
-              <w:rPr>
-                <w:rFonts w:ascii="Times New Roman" w:hAnsi="Times New Roman"/>
-                <w:sz w:val="28"/>
-                <w:szCs w:val="28"/>
-              </w:rPr>
-            </w:pPr>
-            <w:r>
-              <w:rPr>
-                <w:rFonts w:ascii="Times New Roman" w:hAnsi="Times New Roman"/>
-                <w:b/>
-                <w:color w:val="4B4F58"/>
-                <w:sz w:val="28"/>
-                <w:szCs w:val="28"/>
-              </w:rPr>
-              <w:t>Приоритет теста</w:t>
-            </w:r>
-          </w:p>
-        </w:tc>
-        <w:tc>
-          <w:tcPr>
-            <w:tcW w:w="4673" w:type="dxa"/>
-          </w:tcPr>
-          <w:p>
-            <w:pPr>
-              <w:rPr>
-                <w:rFonts w:ascii="Times New Roman" w:hAnsi="Times New Roman"/>
-                <w:sz w:val="28"/>
-                <w:szCs w:val="28"/>
-              </w:rPr>
-            </w:pPr>
-            <w:r>
-              <w:rPr>
-                <w:rFonts w:ascii="Times New Roman" w:hAnsi="Times New Roman"/>
-                <w:sz w:val="28"/>
-                <w:szCs w:val="28"/>
-              </w:rPr>
-              <w:t>2</w:t>
-            </w:r>
-          </w:p>
-        </w:tc>
-      </w:tr>
-      <w:tr>
-        <w:tc>
-          <w:tcPr>
-            <w:tcW w:w="4672" w:type="dxa"/>
-          </w:tcPr>
-          <w:p>
-            <w:pPr>
-              <w:rPr>
-                <w:rFonts w:ascii="Times New Roman" w:hAnsi="Times New Roman"/>
-                <w:sz w:val="28"/>
-                <w:szCs w:val="28"/>
-              </w:rPr>
-            </w:pPr>
-            <w:r>
-              <w:rPr>
-                <w:rFonts w:ascii="Times New Roman" w:hAnsi="Times New Roman"/>
-                <w:b/>
-                <w:color w:val="4B4F58"/>
-                <w:sz w:val="28"/>
-                <w:szCs w:val="28"/>
-              </w:rPr>
-              <w:t>Название модуля</w:t>
-            </w:r>
-          </w:p>
-        </w:tc>
-        <w:tc>
-          <w:tcPr>
-            <w:tcW w:w="4673" w:type="dxa"/>
-          </w:tcPr>
-          <w:p>
-            <w:pPr>
-              <w:rPr>
-                <w:rFonts w:ascii="Times New Roman" w:hAnsi="Times New Roman"/>
-                <w:sz w:val="28"/>
-                <w:szCs w:val="28"/>
-              </w:rPr>
-            </w:pPr>
-            <w:r>
-              <w:rPr>
-                <w:rFonts w:ascii="Times New Roman" w:hAnsi="Times New Roman"/>
-                <w:sz w:val="28"/>
-                <w:szCs w:val="28"/>
-              </w:rPr>
-              <w:t>сервисы</w:t>
-            </w:r>
-          </w:p>
-        </w:tc>
-      </w:tr>
-      <w:tr>
-        <w:tc>
-          <w:tcPr>
-            <w:tcW w:w="4672" w:type="dxa"/>
-          </w:tcPr>
-          <w:p>
-            <w:pPr>
-              <w:rPr>
-                <w:rFonts w:ascii="Times New Roman" w:hAnsi="Times New Roman"/>
-                <w:sz w:val="28"/>
-                <w:szCs w:val="28"/>
-              </w:rPr>
-            </w:pPr>
-            <w:r>
-              <w:rPr>
-                <w:rFonts w:ascii="Times New Roman" w:hAnsi="Times New Roman"/>
-                <w:b/>
-                <w:color w:val="4B4F58"/>
-                <w:sz w:val="28"/>
-                <w:szCs w:val="28"/>
-              </w:rPr>
-              <w:t>Автор теста</w:t>
-            </w:r>
-          </w:p>
-        </w:tc>
-        <w:tc>
-          <w:tcPr>
-            <w:tcW w:w="4673" w:type="dxa"/>
-          </w:tcPr>
-          <w:p>
-            <w:pPr>
-              <w:rPr>
-                <w:rFonts w:ascii="Times New Roman" w:hAnsi="Times New Roman"/>
-                <w:sz w:val="28"/>
-                <w:szCs w:val="28"/>
-              </w:rPr>
-            </w:pPr>
-            <w:r>
-              <w:rPr>
-                <w:rFonts w:ascii="Times New Roman" w:hAnsi="Times New Roman"/>
-                <w:sz w:val="28"/>
-                <w:szCs w:val="28"/>
-              </w:rPr>
-              <w:t>Хасанова Г.В.</w:t>
-            </w:r>
-          </w:p>
-        </w:tc>
-      </w:tr>
-      <w:tr>
-        <w:tc>
-          <w:tcPr>
-            <w:tcW w:w="4672" w:type="dxa"/>
-          </w:tcPr>
-          <w:p>
-            <w:pPr>
-              <w:rPr>
-                <w:rFonts w:ascii="Times New Roman" w:hAnsi="Times New Roman"/>
-                <w:sz w:val="28"/>
-                <w:szCs w:val="28"/>
-              </w:rPr>
-            </w:pPr>
-            <w:r>
-              <w:rPr>
-                <w:rFonts w:ascii="Times New Roman" w:hAnsi="Times New Roman"/>
-                <w:b/>
-                <w:color w:val="4B4F58"/>
-                <w:sz w:val="28"/>
-                <w:szCs w:val="28"/>
-              </w:rPr>
-              <w:t>Дата разработки теста</w:t>
-            </w:r>
-          </w:p>
-        </w:tc>
-        <w:tc>
-          <w:tcPr>
-            <w:tcW w:w="4673" w:type="dxa"/>
-          </w:tcPr>
-          <w:p>
-            <w:pPr>
-              <w:rPr>
-                <w:rFonts w:ascii="Times New Roman" w:hAnsi="Times New Roman"/>
-                <w:sz w:val="28"/>
-                <w:szCs w:val="28"/>
-              </w:rPr>
-            </w:pPr>
-            <w:r>
-              <w:rPr>
-                <w:rFonts w:ascii="Times New Roman" w:hAnsi="Times New Roman"/>
-                <w:sz w:val="28"/>
-                <w:szCs w:val="28"/>
-              </w:rPr>
-              <w:t>2026</w:t>
-            </w:r>
-          </w:p>
-        </w:tc>
-      </w:tr>
-      <w:tr>
-        <w:tc>
-          <w:tcPr>
-            <w:tcW w:w="4672" w:type="dxa"/>
-          </w:tcPr>
-          <w:p>
-            <w:pPr>
-              <w:rPr>
-                <w:rFonts w:ascii="Times New Roman" w:hAnsi="Times New Roman"/>
-                <w:sz w:val="28"/>
-                <w:szCs w:val="28"/>
-              </w:rPr>
-            </w:pPr>
-            <w:r>
-              <w:rPr>
-                <w:rFonts w:ascii="Times New Roman" w:hAnsi="Times New Roman"/>
-                <w:b/>
-                <w:color w:val="4B4F58"/>
-                <w:sz w:val="28"/>
-                <w:szCs w:val="28"/>
-              </w:rPr>
-              <w:t>Название теста</w:t>
-            </w:r>
-          </w:p>
-        </w:tc>
-        <w:tc>
-          <w:tcPr>
-            <w:tcW w:w="4673" w:type="dxa"/>
-          </w:tcPr>
-          <w:p>
-            <w:pPr>
-              <w:rPr>
-                <w:rFonts w:ascii="Times New Roman" w:hAnsi="Times New Roman"/>
-                <w:sz w:val="28"/>
-                <w:szCs w:val="28"/>
-              </w:rPr>
-            </w:pPr>
-            <w:r>
-              <w:rPr>
-                <w:rFonts w:ascii="Times New Roman" w:hAnsi="Times New Roman"/>
-                <w:sz w:val="28"/>
-                <w:szCs w:val="28"/>
-              </w:rPr>
-              <w:t xml:space="preserve">Сервис </w:t>
-            </w:r>
-            <w:r>
-              <w:rPr>
-                <w:rFonts w:ascii="Times New Roman" w:hAnsi="Times New Roman"/>
+              <w:t>Ожидаемый результат</w:t>
+            </w:r>
+            <w:r>
+              <w:rPr>
+                <w:rFonts w:ascii="Times New Roman" w:hAnsi="Times New Roman"/>
+                <w:sz w:val="28"/>
+                <w:szCs w:val="28"/>
+              </w:rPr>
+              <w:t xml:space="preserve">. </w:t>
+            </w:r>
+            <w:r>
+              <w:rPr>
+                <w:rFonts w:ascii="Times New Roman" w:hAnsi="Times New Roman"/>
+                <w:color w:val="000000" w:themeColor="text1"/>
                 <w:sz w:val="28"/>
                 <w:szCs w:val="28"/>
               </w:rPr>
               <w:t xml:space="preserve"> </w:t>
             </w:r>
-            <w:r>
-              <w:rPr>
-                <w:rFonts w:ascii="Times New Roman" w:hAnsi="Times New Roman"/>
-                <w:sz w:val="28"/>
-                <w:szCs w:val="28"/>
-              </w:rPr>
-              <w:t>Сведения о недействительных ИНН физических лиц</w:t>
-            </w:r>
-          </w:p>
-        </w:tc>
-      </w:tr>
-      <w:tr>
-        <w:tc>
-          <w:tcPr>
-            <w:tcW w:w="4672" w:type="dxa"/>
-          </w:tcPr>
-          <w:p>
-            <w:pPr>
-              <w:rPr>
-                <w:rFonts w:ascii="Times New Roman" w:hAnsi="Times New Roman"/>
-                <w:sz w:val="28"/>
-                <w:szCs w:val="28"/>
-              </w:rPr>
-            </w:pPr>
-            <w:r>
-              <w:rPr>
-                <w:rFonts w:ascii="Times New Roman" w:hAnsi="Times New Roman"/>
-                <w:b/>
-                <w:color w:val="4B4F58"/>
-                <w:sz w:val="28"/>
-                <w:szCs w:val="28"/>
-              </w:rPr>
-              <w:t>Предварительные условия</w:t>
-            </w:r>
-          </w:p>
-        </w:tc>
-        <w:tc>
-          <w:tcPr>
-            <w:tcW w:w="4673" w:type="dxa"/>
-          </w:tcPr>
-          <w:p>
-            <w:pPr>
-              <w:rPr>
-                <w:rFonts w:ascii="Times New Roman" w:hAnsi="Times New Roman"/>
-                <w:sz w:val="28"/>
-                <w:szCs w:val="28"/>
-              </w:rPr>
-            </w:pPr>
-          </w:p>
-        </w:tc>
-      </w:tr>
-      <w:tr>
-        <w:tc>
-          <w:tcPr>
-            <w:tcW w:w="4672" w:type="dxa"/>
-          </w:tcPr>
-          <w:p>
-            <w:pPr>
-              <w:rPr>
-                <w:rFonts w:ascii="Times New Roman" w:hAnsi="Times New Roman"/>
-                <w:b/>
-                <w:color w:val="4B4F58"/>
-                <w:sz w:val="28"/>
-                <w:szCs w:val="28"/>
-              </w:rPr>
-            </w:pPr>
-            <w:r>
-              <w:rPr>
-                <w:rFonts w:ascii="Times New Roman" w:hAnsi="Times New Roman"/>
-                <w:b/>
-                <w:color w:val="4B4F58"/>
-                <w:sz w:val="28"/>
-                <w:szCs w:val="28"/>
-              </w:rPr>
-              <w:t>Шаги теста</w:t>
-            </w:r>
-            <w:r>
-              <w:rPr>
-                <w:rFonts w:ascii="Times New Roman" w:hAnsi="Times New Roman"/>
-                <w:b/>
-                <w:color w:val="4B4F58"/>
-                <w:sz w:val="28"/>
-                <w:szCs w:val="28"/>
-              </w:rPr>
-              <w:t>:</w:t>
-            </w:r>
-          </w:p>
-          <w:p>
-            <w:pPr>
-              <w:rPr>
-                <w:rFonts w:ascii="Times New Roman" w:hAnsi="Times New Roman"/>
-                <w:sz w:val="28"/>
-                <w:szCs w:val="28"/>
-              </w:rPr>
-            </w:pPr>
-            <w:r>
-              <w:rPr>
-                <w:rFonts w:ascii="Times New Roman" w:hAnsi="Times New Roman"/>
+          </w:p>
+          <w:p>
+            <w:pPr>
+              <w:rPr>
+                <w:rFonts w:ascii="Times New Roman" w:hAnsi="Times New Roman"/>
+                <w:sz w:val="28"/>
+                <w:szCs w:val="28"/>
+              </w:rPr>
+            </w:pPr>
+            <w:r>
+              <w:rPr>
+                <w:rFonts w:ascii="Times New Roman" w:hAnsi="Times New Roman"/>
+                <w:color w:val="000000" w:themeColor="text1"/>
                 <w:sz w:val="28"/>
                 <w:szCs w:val="28"/>
               </w:rPr>
@@ -12312,271 +12353,12 @@
                 <w:sz w:val="28"/>
                 <w:szCs w:val="28"/>
               </w:rPr>
+              <w:t xml:space="preserve"> Открыта страница  </w:t>
+            </w:r>
+            <w:r>
               <w:t xml:space="preserve"> </w:t>
             </w:r>
-            <w:r>
-              <w:rPr>
-                <w:rFonts w:ascii="Times New Roman" w:hAnsi="Times New Roman"/>
-                <w:sz w:val="28"/>
-                <w:szCs w:val="28"/>
-              </w:rPr>
-              <w:t>Открыт</w:t>
-            </w:r>
-            <w:r>
-              <w:rPr>
-                <w:rFonts w:ascii="Times New Roman" w:hAnsi="Times New Roman"/>
-                <w:sz w:val="28"/>
-                <w:szCs w:val="28"/>
-              </w:rPr>
-              <w:t>ь</w:t>
-            </w:r>
-            <w:r>
-              <w:rPr>
-                <w:rFonts w:ascii="Times New Roman" w:hAnsi="Times New Roman"/>
-                <w:sz w:val="28"/>
-                <w:szCs w:val="28"/>
-              </w:rPr>
-              <w:t xml:space="preserve">  </w:t>
-            </w:r>
-            <w:r>
-              <w:t xml:space="preserve"> </w:t>
-            </w:r>
-            <w:r>
-              <w:rPr>
-                <w:rFonts w:ascii="Times New Roman" w:hAnsi="Times New Roman"/>
-                <w:sz w:val="28"/>
-                <w:szCs w:val="28"/>
-              </w:rPr>
-              <w:t>https://www.nalog.gov.ru/rn02/about_fts/el_usl/</w:t>
-            </w:r>
-          </w:p>
-          <w:p>
-            <w:pPr>
-              <w:rPr>
-                <w:rFonts w:ascii="Times New Roman" w:hAnsi="Times New Roman"/>
-                <w:b/>
-                <w:color w:val="4B4F58"/>
-                <w:sz w:val="28"/>
-                <w:szCs w:val="28"/>
-              </w:rPr>
-            </w:pPr>
-            <w:r>
-              <w:rPr>
-                <w:rFonts w:ascii="Times New Roman" w:hAnsi="Times New Roman"/>
-                <w:sz w:val="28"/>
-                <w:szCs w:val="28"/>
-              </w:rPr>
-              <w:t xml:space="preserve">2 </w:t>
-            </w:r>
-            <w:r>
-              <w:rPr>
-                <w:rFonts w:ascii="Times New Roman" w:hAnsi="Times New Roman"/>
-                <w:sz w:val="28"/>
-                <w:szCs w:val="28"/>
-              </w:rPr>
-              <w:t xml:space="preserve">Кликнуть на </w:t>
-            </w:r>
-            <w:r>
-              <w:rPr>
-                <w:rFonts w:ascii="Times New Roman" w:hAnsi="Times New Roman"/>
-                <w:sz w:val="28"/>
-                <w:szCs w:val="28"/>
-              </w:rPr>
-              <w:t>сервис</w:t>
-            </w:r>
-            <w:r>
-              <w:rPr>
-                <w:rFonts w:ascii="Times New Roman" w:hAnsi="Times New Roman"/>
-                <w:sz w:val="28"/>
-                <w:szCs w:val="28"/>
-              </w:rPr>
-              <w:t xml:space="preserve"> </w:t>
-            </w:r>
-            <w:proofErr w:type="gramStart"/>
-            <w:r>
-              <w:rPr>
-                <w:rFonts w:ascii="Times New Roman" w:hAnsi="Times New Roman"/>
-                <w:sz w:val="28"/>
-                <w:szCs w:val="28"/>
-              </w:rPr>
-              <w:t>«</w:t>
-            </w:r>
-            <w:r>
-              <w:rPr>
-                <w:rFonts w:ascii="Times New Roman" w:hAnsi="Times New Roman"/>
-                <w:sz w:val="28"/>
-                <w:szCs w:val="28"/>
-              </w:rPr>
-              <w:t xml:space="preserve"> Сведения</w:t>
-            </w:r>
-            <w:proofErr w:type="gramEnd"/>
-            <w:r>
-              <w:rPr>
-                <w:rFonts w:ascii="Times New Roman" w:hAnsi="Times New Roman"/>
-                <w:sz w:val="28"/>
-                <w:szCs w:val="28"/>
-              </w:rPr>
-              <w:t xml:space="preserve"> о недействительных ИНН физических лиц</w:t>
-            </w:r>
-            <w:r>
-              <w:rPr>
-                <w:rFonts w:ascii="Times New Roman" w:hAnsi="Times New Roman"/>
-                <w:sz w:val="28"/>
-                <w:szCs w:val="28"/>
-              </w:rPr>
-              <w:t xml:space="preserve"> »</w:t>
-            </w:r>
-          </w:p>
-          <w:p>
-            <w:pPr>
-              <w:rPr>
-                <w:rFonts w:ascii="Times New Roman" w:hAnsi="Times New Roman"/>
-                <w:sz w:val="28"/>
-                <w:szCs w:val="28"/>
-              </w:rPr>
-            </w:pPr>
-            <w:r>
-              <w:rPr>
-                <w:rFonts w:ascii="Times New Roman" w:hAnsi="Times New Roman"/>
-                <w:sz w:val="28"/>
-                <w:szCs w:val="28"/>
-              </w:rPr>
-              <w:t>3</w:t>
-            </w:r>
-            <w:r>
-              <w:rPr>
-                <w:rFonts w:ascii="Times New Roman" w:hAnsi="Times New Roman"/>
-                <w:sz w:val="28"/>
-                <w:szCs w:val="28"/>
-              </w:rPr>
-              <w:t>. В поле ИНН вести значение 026006198150</w:t>
-            </w:r>
-          </w:p>
-          <w:p>
-            <w:pPr>
-              <w:rPr>
-                <w:rFonts w:ascii="Times New Roman" w:hAnsi="Times New Roman"/>
-                <w:b/>
-                <w:color w:val="4B4F58"/>
-                <w:sz w:val="28"/>
-                <w:szCs w:val="28"/>
-              </w:rPr>
-            </w:pPr>
-            <w:r>
-              <w:rPr>
-                <w:rFonts w:ascii="Times New Roman" w:hAnsi="Times New Roman"/>
-                <w:sz w:val="28"/>
-                <w:szCs w:val="28"/>
-              </w:rPr>
-              <w:t>4</w:t>
-            </w:r>
-            <w:r>
-              <w:rPr>
-                <w:rFonts w:ascii="Times New Roman" w:hAnsi="Times New Roman"/>
-                <w:sz w:val="28"/>
-                <w:szCs w:val="28"/>
-              </w:rPr>
-              <w:t>. нажать кнопку «</w:t>
-            </w:r>
-            <w:r>
-              <w:t xml:space="preserve"> </w:t>
-            </w:r>
-            <w:r>
-              <w:rPr>
-                <w:rFonts w:ascii="Times New Roman" w:hAnsi="Times New Roman"/>
-                <w:sz w:val="28"/>
-                <w:szCs w:val="28"/>
-              </w:rPr>
-              <w:t>Выполнить проверку ИНН</w:t>
-            </w:r>
-            <w:r>
-              <w:rPr>
-                <w:rFonts w:ascii="Times New Roman" w:hAnsi="Times New Roman"/>
-                <w:sz w:val="28"/>
-                <w:szCs w:val="28"/>
-              </w:rPr>
-              <w:t>»</w:t>
-            </w:r>
-          </w:p>
-        </w:tc>
-        <w:tc>
-          <w:tcPr>
-            <w:tcW w:w="4673" w:type="dxa"/>
-          </w:tcPr>
-          <w:p>
-            <w:pPr>
-              <w:rPr>
-                <w:rFonts w:ascii="Times New Roman" w:hAnsi="Times New Roman"/>
-                <w:color w:val="000000" w:themeColor="text1"/>
-                <w:sz w:val="28"/>
-                <w:szCs w:val="28"/>
-              </w:rPr>
-            </w:pPr>
-            <w:r>
-              <w:rPr>
-                <w:rFonts w:ascii="Times New Roman" w:hAnsi="Times New Roman"/>
-                <w:b/>
-                <w:color w:val="4B4F58"/>
-                <w:sz w:val="28"/>
-                <w:szCs w:val="28"/>
-              </w:rPr>
-              <w:t>Ожидаемый результат</w:t>
-            </w:r>
-            <w:r>
-              <w:rPr>
-                <w:rFonts w:ascii="Times New Roman" w:hAnsi="Times New Roman"/>
-                <w:sz w:val="28"/>
-                <w:szCs w:val="28"/>
-              </w:rPr>
-              <w:t xml:space="preserve">. </w:t>
-            </w:r>
-            <w:r>
-              <w:rPr>
-                <w:rFonts w:ascii="Times New Roman" w:hAnsi="Times New Roman"/>
-                <w:color w:val="000000" w:themeColor="text1"/>
-                <w:sz w:val="28"/>
-                <w:szCs w:val="28"/>
-              </w:rPr>
-              <w:t xml:space="preserve"> </w:t>
-            </w:r>
-          </w:p>
-          <w:p>
-            <w:pPr>
-              <w:rPr>
-                <w:rFonts w:ascii="Times New Roman" w:hAnsi="Times New Roman"/>
-                <w:sz w:val="28"/>
-                <w:szCs w:val="28"/>
-              </w:rPr>
-            </w:pPr>
-            <w:r>
-              <w:rPr>
-                <w:rFonts w:ascii="Times New Roman" w:hAnsi="Times New Roman"/>
-                <w:color w:val="000000" w:themeColor="text1"/>
-                <w:sz w:val="28"/>
-                <w:szCs w:val="28"/>
-              </w:rPr>
-              <w:t>1.</w:t>
-            </w:r>
-            <w:r>
-              <w:rPr>
-                <w:rFonts w:ascii="Times New Roman" w:hAnsi="Times New Roman"/>
-                <w:sz w:val="28"/>
-                <w:szCs w:val="28"/>
-              </w:rPr>
-              <w:t xml:space="preserve"> </w:t>
-            </w:r>
-            <w:r>
-              <w:rPr>
-                <w:rFonts w:ascii="Times New Roman" w:hAnsi="Times New Roman"/>
-                <w:sz w:val="28"/>
-                <w:szCs w:val="28"/>
-              </w:rPr>
-              <w:t xml:space="preserve">Открыта страница  </w:t>
-            </w:r>
-            <w:r>
-              <w:t xml:space="preserve"> </w:t>
-            </w:r>
-            <w:hyperlink r:id="rId9" w:history="1">
+            <w:hyperlink r:id="rId8" w:history="1">
               <w:r>
                 <w:rPr>
                   <w:rStyle w:val="af3"/>
@@ -16113,7 +15895,7 @@
 </file>
 
 <file path=customXml/itemProps1.xml><?xml version="1.0" encoding="utf-8"?>
-<ds:datastoreItem xmlns:ds="http://schemas.openxmlformats.org/officeDocument/2006/customXml" ds:itemID="{D63FAB2E-3622-40D9-B44B-5969B12D32B2}">
+<ds:datastoreItem xmlns:ds="http://schemas.openxmlformats.org/officeDocument/2006/customXml" ds:itemID="{DE6A4765-BF70-4981-B07D-6042FEA10A9B}">
   <ds:schemaRefs>
     <ds:schemaRef ds:uri="http://schemas.openxmlformats.org/officeDocument/2006/bibliography"/>
   </ds:schemaRefs>
